--- a/docs/CampusGuard-软件需求说明书.docx
+++ b/docs/CampusGuard-软件需求说明书.docx
@@ -1,22 +1,21 @@
 
 <file path=word/document.xml><?xml version="1.0" encoding="utf-8"?>
-<w:document xmlns:w="http://schemas.openxmlformats.org/wordprocessingml/2006/main" xmlns:w14="http://schemas.microsoft.com/office/word/2010/wordml" xmlns:mc="http://schemas.openxmlformats.org/markup-compatibility/2006" mc:Ignorable="w14">
+<w:document xmlns:wpc="http://schemas.microsoft.com/office/word/2010/wordprocessingCanvas" xmlns:cx="http://schemas.microsoft.com/office/drawing/2014/chartex" xmlns:cx1="http://schemas.microsoft.com/office/drawing/2015/9/8/chartex" xmlns:cx2="http://schemas.microsoft.com/office/drawing/2015/10/21/chartex" xmlns:cx3="http://schemas.microsoft.com/office/drawing/2016/5/9/chartex" xmlns:cx4="http://schemas.microsoft.com/office/drawing/2016/5/10/chartex" xmlns:cx5="http://schemas.microsoft.com/office/drawing/2016/5/11/chartex" xmlns:cx6="http://schemas.microsoft.com/office/drawing/2016/5/12/chartex" xmlns:cx7="http://schemas.microsoft.com/office/drawing/2016/5/13/chartex" xmlns:cx8="http://schemas.microsoft.com/office/drawing/2016/5/14/chartex" xmlns:mc="http://schemas.openxmlformats.org/markup-compatibility/2006" xmlns:o="urn:schemas-microsoft-com:office:office" xmlns:r="http://schemas.openxmlformats.org/officeDocument/2006/relationships" xmlns:m="http://schemas.openxmlformats.org/officeDocument/2006/math" xmlns:v="urn:schemas-microsoft-com:vml" xmlns:wp14="http://schemas.microsoft.com/office/word/2010/wordprocessingDrawing" xmlns:wp="http://schemas.openxmlformats.org/drawingml/2006/wordprocessingDrawing" xmlns:w="http://schemas.openxmlformats.org/wordprocessingml/2006/main" xmlns:w14="http://schemas.microsoft.com/office/word/2010/wordml" xmlns:w10="urn:schemas-microsoft-com:office:word" xmlns:w15="http://schemas.microsoft.com/office/word/2012/wordml" xmlns:wpg="http://schemas.microsoft.com/office/word/2010/wordprocessingGroup" xmlns:wpi="http://schemas.microsoft.com/office/word/2010/wordprocessingInk" xmlns:wne="http://schemas.microsoft.com/office/word/2006/wordml" xmlns:wps="http://schemas.microsoft.com/office/word/2010/wordprocessingShape" xmlns:wpsCustomData="http://www.wps.cn/officeDocument/2013/wpsCustomData" mc:Ignorable="w14 w15 wp14">
   <w:body>
     <w:p>
       <w:pPr>
-        <w:pStyle w:val="0h2xh6"/>
         <w:spacing w:after="480"/>
         <w:jc w:val="center"/>
         <w:rPr>
-          <w:rFonts w:ascii="SimSun" w:hAnsi="SimSun" w:eastAsia="SimSun"/>
+          <w:rFonts w:ascii="宋体" w:hAnsi="宋体" w:eastAsia="宋体"/>
           <w:sz w:val="24"/>
           <w:szCs w:val="24"/>
         </w:rPr>
       </w:pPr>
       <w:r>
         <w:rPr>
-          <w:rFonts w:hint="eastAsia" w:ascii="SimSun" w:hAnsi="SimSun" w:eastAsia="SimSun"/>
-          <w:b w:val="1"/>
+          <w:rFonts w:hint="eastAsia" w:ascii="宋体" w:hAnsi="宋体" w:eastAsia="宋体"/>
+          <w:b/>
           <w:sz w:val="72"/>
           <w:szCs w:val="72"/>
         </w:rPr>
@@ -25,19 +24,18 @@
     </w:p>
     <w:p>
       <w:pPr>
-        <w:pStyle w:val="0h2xh6"/>
         <w:spacing w:after="0"/>
         <w:jc w:val="center"/>
         <w:rPr>
-          <w:rFonts w:ascii="SimSun" w:hAnsi="SimSun" w:eastAsia="SimSun"/>
+          <w:rFonts w:ascii="宋体" w:hAnsi="宋体" w:eastAsia="宋体"/>
           <w:sz w:val="24"/>
           <w:szCs w:val="24"/>
         </w:rPr>
       </w:pPr>
       <w:r>
         <w:rPr>
-          <w:rFonts w:hint="eastAsia" w:ascii="SimSun" w:hAnsi="SimSun" w:eastAsia="SimSun"/>
-          <w:b w:val="1"/>
+          <w:rFonts w:hint="eastAsia" w:ascii="宋体" w:hAnsi="宋体" w:eastAsia="宋体"/>
+          <w:b/>
           <w:sz w:val="32"/>
           <w:szCs w:val="32"/>
         </w:rPr>
@@ -46,18 +44,17 @@
     </w:p>
     <w:p>
       <w:pPr>
-        <w:pStyle w:val="0h2xh6"/>
         <w:spacing w:before="2400" w:after="0"/>
         <w:jc w:val="center"/>
         <w:rPr>
-          <w:rFonts w:ascii="SimSun" w:hAnsi="SimSun" w:eastAsia="SimSun"/>
+          <w:rFonts w:ascii="宋体" w:hAnsi="宋体" w:eastAsia="宋体"/>
           <w:sz w:val="24"/>
           <w:szCs w:val="24"/>
         </w:rPr>
       </w:pPr>
       <w:r>
         <w:rPr>
-          <w:rFonts w:hint="eastAsia" w:ascii="SimSun" w:hAnsi="SimSun" w:eastAsia="SimSun"/>
+          <w:rFonts w:hint="eastAsia" w:ascii="宋体" w:hAnsi="宋体" w:eastAsia="宋体"/>
           <w:sz w:val="28"/>
           <w:szCs w:val="28"/>
         </w:rPr>
@@ -66,18 +63,17 @@
     </w:p>
     <w:p>
       <w:pPr>
-        <w:pStyle w:val="0h2xh6"/>
         <w:spacing w:before="120" w:after="0"/>
         <w:jc w:val="center"/>
         <w:rPr>
-          <w:rFonts w:ascii="SimSun" w:hAnsi="SimSun" w:eastAsia="SimSun"/>
+          <w:rFonts w:ascii="宋体" w:hAnsi="宋体" w:eastAsia="宋体"/>
           <w:sz w:val="24"/>
           <w:szCs w:val="24"/>
         </w:rPr>
       </w:pPr>
       <w:r>
         <w:rPr>
-          <w:rFonts w:hint="eastAsia" w:ascii="SimSun" w:hAnsi="SimSun" w:eastAsia="SimSun"/>
+          <w:rFonts w:hint="eastAsia" w:ascii="宋体" w:hAnsi="宋体" w:eastAsia="宋体"/>
           <w:sz w:val="28"/>
           <w:szCs w:val="28"/>
         </w:rPr>
@@ -86,18 +82,17 @@
     </w:p>
     <w:p>
       <w:pPr>
-        <w:pStyle w:val="0h2xh6"/>
         <w:spacing w:before="120" w:after="0"/>
         <w:jc w:val="center"/>
         <w:rPr>
-          <w:rFonts w:ascii="SimSun" w:hAnsi="SimSun" w:eastAsia="SimSun"/>
+          <w:rFonts w:ascii="宋体" w:hAnsi="宋体" w:eastAsia="宋体"/>
           <w:sz w:val="24"/>
           <w:szCs w:val="24"/>
         </w:rPr>
       </w:pPr>
       <w:r>
         <w:rPr>
-          <w:rFonts w:hint="eastAsia" w:ascii="SimSun" w:hAnsi="SimSun" w:eastAsia="SimSun"/>
+          <w:rFonts w:hint="eastAsia" w:ascii="宋体" w:hAnsi="宋体" w:eastAsia="宋体"/>
           <w:sz w:val="28"/>
           <w:szCs w:val="28"/>
         </w:rPr>
@@ -106,18 +101,17 @@
     </w:p>
     <w:p>
       <w:pPr>
-        <w:pStyle w:val="0h2xh6"/>
         <w:spacing w:before="120" w:after="0"/>
         <w:jc w:val="center"/>
         <w:rPr>
-          <w:rFonts w:ascii="SimSun" w:hAnsi="SimSun" w:eastAsia="SimSun"/>
+          <w:rFonts w:ascii="宋体" w:hAnsi="宋体" w:eastAsia="宋体"/>
           <w:sz w:val="24"/>
           <w:szCs w:val="24"/>
         </w:rPr>
       </w:pPr>
       <w:r>
         <w:rPr>
-          <w:rFonts w:hint="eastAsia" w:ascii="SimSun" w:hAnsi="SimSun" w:eastAsia="SimSun"/>
+          <w:rFonts w:hint="eastAsia" w:ascii="宋体" w:hAnsi="宋体" w:eastAsia="宋体"/>
           <w:sz w:val="28"/>
           <w:szCs w:val="28"/>
         </w:rPr>
@@ -132,18 +126,17 @@
     </w:p>
     <w:p>
       <w:pPr>
-        <w:pStyle w:val="0h2xh6"/>
         <w:spacing w:after="120"/>
         <w:rPr>
-          <w:rFonts w:ascii="SimSun" w:hAnsi="SimSun" w:eastAsia="SimSun"/>
+          <w:rFonts w:ascii="宋体" w:hAnsi="宋体" w:eastAsia="宋体"/>
           <w:sz w:val="24"/>
           <w:szCs w:val="24"/>
         </w:rPr>
       </w:pPr>
       <w:r>
         <w:rPr>
-          <w:rFonts w:hint="eastAsia" w:ascii="SimSun" w:hAnsi="SimSun" w:eastAsia="SimSun"/>
-          <w:b w:val="1"/>
+          <w:rFonts w:hint="eastAsia" w:ascii="宋体" w:hAnsi="宋体" w:eastAsia="宋体"/>
+          <w:b/>
           <w:sz w:val="28"/>
           <w:szCs w:val="28"/>
         </w:rPr>
@@ -152,19 +145,51 @@
     </w:p>
     <w:tbl>
       <w:tblPr>
-        <w:tblStyle w:val="xo8d8c"/>
+        <w:tblStyle w:val="3"/>
+        <w:tblW w:w="0" w:type="auto"/>
+        <w:tblInd w:w="0" w:type="dxa"/>
+        <w:tblBorders>
+          <w:top w:val="single" w:color="CBCDD1" w:sz="6" w:space="0"/>
+          <w:left w:val="single" w:color="CBCDD1" w:sz="6" w:space="0"/>
+          <w:bottom w:val="single" w:color="CBCDD1" w:sz="6" w:space="0"/>
+          <w:right w:val="single" w:color="CBCDD1" w:sz="6" w:space="0"/>
+          <w:insideH w:val="single" w:color="CBCDD1" w:sz="6" w:space="0"/>
+          <w:insideV w:val="single" w:color="CBCDD1" w:sz="6" w:space="0"/>
+        </w:tblBorders>
         <w:tblLayout w:type="fixed"/>
+        <w:tblCellMar>
+          <w:top w:w="0" w:type="dxa"/>
+          <w:left w:w="108" w:type="dxa"/>
+          <w:bottom w:w="0" w:type="dxa"/>
+          <w:right w:w="108" w:type="dxa"/>
+        </w:tblCellMar>
       </w:tblPr>
       <w:tblGrid>
         <w:gridCol w:w="4305"/>
         <w:gridCol w:w="4305"/>
       </w:tblGrid>
       <w:tr>
-        <w:trPr/>
+        <w:tblPrEx>
+          <w:tblBorders>
+            <w:top w:val="single" w:color="CBCDD1" w:sz="6" w:space="0"/>
+            <w:left w:val="single" w:color="CBCDD1" w:sz="6" w:space="0"/>
+            <w:bottom w:val="single" w:color="CBCDD1" w:sz="6" w:space="0"/>
+            <w:right w:val="single" w:color="CBCDD1" w:sz="6" w:space="0"/>
+            <w:insideH w:val="single" w:color="CBCDD1" w:sz="6" w:space="0"/>
+            <w:insideV w:val="single" w:color="CBCDD1" w:sz="6" w:space="0"/>
+          </w:tblBorders>
+          <w:tblCellMar>
+            <w:top w:w="0" w:type="dxa"/>
+            <w:left w:w="108" w:type="dxa"/>
+            <w:bottom w:w="0" w:type="dxa"/>
+            <w:right w:w="108" w:type="dxa"/>
+          </w:tblCellMar>
+        </w:tblPrEx>
         <w:tc>
           <w:tcPr>
             <w:tcW w:w="4305" w:type="dxa"/>
-            <w:shd w:val="clear" w:fill="e0e0e0"/>
+            <w:shd w:val="clear" w:color="auto" w:fill="E0E0E0"/>
+            <w:vAlign w:val="center"/>
           </w:tcPr>
           <w:p>
             <w:pPr>
@@ -173,7 +198,7 @@
             <w:r>
               <w:rPr>
                 <w:rFonts w:hint="eastAsia" w:ascii="楷体" w:hAnsi="楷体" w:eastAsia="楷体" w:cs="楷体"/>
-                <w:b w:val="1"/>
+                <w:b/>
                 <w:sz w:val="20"/>
                 <w:szCs w:val="20"/>
               </w:rPr>
@@ -184,6 +209,7 @@
         <w:tc>
           <w:tcPr>
             <w:tcW w:w="4305" w:type="dxa"/>
+            <w:vAlign w:val="center"/>
           </w:tcPr>
           <w:p>
             <w:pPr>
@@ -201,11 +227,27 @@
         </w:tc>
       </w:tr>
       <w:tr>
-        <w:trPr/>
+        <w:tblPrEx>
+          <w:tblBorders>
+            <w:top w:val="single" w:color="CBCDD1" w:sz="6" w:space="0"/>
+            <w:left w:val="single" w:color="CBCDD1" w:sz="6" w:space="0"/>
+            <w:bottom w:val="single" w:color="CBCDD1" w:sz="6" w:space="0"/>
+            <w:right w:val="single" w:color="CBCDD1" w:sz="6" w:space="0"/>
+            <w:insideH w:val="single" w:color="CBCDD1" w:sz="6" w:space="0"/>
+            <w:insideV w:val="single" w:color="CBCDD1" w:sz="6" w:space="0"/>
+          </w:tblBorders>
+          <w:tblCellMar>
+            <w:top w:w="0" w:type="dxa"/>
+            <w:left w:w="108" w:type="dxa"/>
+            <w:bottom w:w="0" w:type="dxa"/>
+            <w:right w:w="108" w:type="dxa"/>
+          </w:tblCellMar>
+        </w:tblPrEx>
         <w:tc>
           <w:tcPr>
             <w:tcW w:w="4305" w:type="dxa"/>
-            <w:shd w:val="clear" w:fill="e0e0e0"/>
+            <w:shd w:val="clear" w:color="auto" w:fill="E0E0E0"/>
+            <w:vAlign w:val="center"/>
           </w:tcPr>
           <w:p>
             <w:pPr>
@@ -214,7 +256,7 @@
             <w:r>
               <w:rPr>
                 <w:rFonts w:hint="eastAsia" w:ascii="楷体" w:hAnsi="楷体" w:eastAsia="楷体" w:cs="楷体"/>
-                <w:b w:val="1"/>
+                <w:b/>
                 <w:sz w:val="20"/>
                 <w:szCs w:val="20"/>
               </w:rPr>
@@ -225,6 +267,7 @@
         <w:tc>
           <w:tcPr>
             <w:tcW w:w="4305" w:type="dxa"/>
+            <w:vAlign w:val="center"/>
           </w:tcPr>
           <w:p>
             <w:pPr>
@@ -242,11 +285,27 @@
         </w:tc>
       </w:tr>
       <w:tr>
-        <w:trPr/>
+        <w:tblPrEx>
+          <w:tblBorders>
+            <w:top w:val="single" w:color="CBCDD1" w:sz="6" w:space="0"/>
+            <w:left w:val="single" w:color="CBCDD1" w:sz="6" w:space="0"/>
+            <w:bottom w:val="single" w:color="CBCDD1" w:sz="6" w:space="0"/>
+            <w:right w:val="single" w:color="CBCDD1" w:sz="6" w:space="0"/>
+            <w:insideH w:val="single" w:color="CBCDD1" w:sz="6" w:space="0"/>
+            <w:insideV w:val="single" w:color="CBCDD1" w:sz="6" w:space="0"/>
+          </w:tblBorders>
+          <w:tblCellMar>
+            <w:top w:w="0" w:type="dxa"/>
+            <w:left w:w="108" w:type="dxa"/>
+            <w:bottom w:w="0" w:type="dxa"/>
+            <w:right w:w="108" w:type="dxa"/>
+          </w:tblCellMar>
+        </w:tblPrEx>
         <w:tc>
           <w:tcPr>
             <w:tcW w:w="4305" w:type="dxa"/>
-            <w:shd w:val="clear" w:fill="e0e0e0"/>
+            <w:shd w:val="clear" w:color="auto" w:fill="E0E0E0"/>
+            <w:vAlign w:val="center"/>
           </w:tcPr>
           <w:p>
             <w:pPr>
@@ -255,7 +314,7 @@
             <w:r>
               <w:rPr>
                 <w:rFonts w:hint="eastAsia" w:ascii="楷体" w:hAnsi="楷体" w:eastAsia="楷体" w:cs="楷体"/>
-                <w:b w:val="1"/>
+                <w:b/>
                 <w:sz w:val="20"/>
                 <w:szCs w:val="20"/>
               </w:rPr>
@@ -266,6 +325,7 @@
         <w:tc>
           <w:tcPr>
             <w:tcW w:w="4305" w:type="dxa"/>
+            <w:vAlign w:val="center"/>
           </w:tcPr>
           <w:p>
             <w:pPr>
@@ -275,11 +335,27 @@
         </w:tc>
       </w:tr>
       <w:tr>
-        <w:trPr/>
+        <w:tblPrEx>
+          <w:tblBorders>
+            <w:top w:val="single" w:color="CBCDD1" w:sz="6" w:space="0"/>
+            <w:left w:val="single" w:color="CBCDD1" w:sz="6" w:space="0"/>
+            <w:bottom w:val="single" w:color="CBCDD1" w:sz="6" w:space="0"/>
+            <w:right w:val="single" w:color="CBCDD1" w:sz="6" w:space="0"/>
+            <w:insideH w:val="single" w:color="CBCDD1" w:sz="6" w:space="0"/>
+            <w:insideV w:val="single" w:color="CBCDD1" w:sz="6" w:space="0"/>
+          </w:tblBorders>
+          <w:tblCellMar>
+            <w:top w:w="0" w:type="dxa"/>
+            <w:left w:w="108" w:type="dxa"/>
+            <w:bottom w:w="0" w:type="dxa"/>
+            <w:right w:w="108" w:type="dxa"/>
+          </w:tblCellMar>
+        </w:tblPrEx>
         <w:tc>
           <w:tcPr>
             <w:tcW w:w="4305" w:type="dxa"/>
-            <w:shd w:val="clear" w:fill="e0e0e0"/>
+            <w:shd w:val="clear" w:color="auto" w:fill="E0E0E0"/>
+            <w:vAlign w:val="center"/>
           </w:tcPr>
           <w:p>
             <w:pPr>
@@ -288,7 +364,7 @@
             <w:r>
               <w:rPr>
                 <w:rFonts w:hint="eastAsia" w:ascii="楷体" w:hAnsi="楷体" w:eastAsia="楷体" w:cs="楷体"/>
-                <w:b w:val="1"/>
+                <w:b/>
                 <w:sz w:val="20"/>
                 <w:szCs w:val="20"/>
               </w:rPr>
@@ -299,6 +375,7 @@
         <w:tc>
           <w:tcPr>
             <w:tcW w:w="4305" w:type="dxa"/>
+            <w:vAlign w:val="center"/>
           </w:tcPr>
           <w:p>
             <w:pPr>
@@ -308,11 +385,27 @@
         </w:tc>
       </w:tr>
       <w:tr>
-        <w:trPr/>
+        <w:tblPrEx>
+          <w:tblBorders>
+            <w:top w:val="single" w:color="CBCDD1" w:sz="6" w:space="0"/>
+            <w:left w:val="single" w:color="CBCDD1" w:sz="6" w:space="0"/>
+            <w:bottom w:val="single" w:color="CBCDD1" w:sz="6" w:space="0"/>
+            <w:right w:val="single" w:color="CBCDD1" w:sz="6" w:space="0"/>
+            <w:insideH w:val="single" w:color="CBCDD1" w:sz="6" w:space="0"/>
+            <w:insideV w:val="single" w:color="CBCDD1" w:sz="6" w:space="0"/>
+          </w:tblBorders>
+          <w:tblCellMar>
+            <w:top w:w="0" w:type="dxa"/>
+            <w:left w:w="108" w:type="dxa"/>
+            <w:bottom w:w="0" w:type="dxa"/>
+            <w:right w:w="108" w:type="dxa"/>
+          </w:tblCellMar>
+        </w:tblPrEx>
         <w:tc>
           <w:tcPr>
             <w:tcW w:w="4305" w:type="dxa"/>
-            <w:shd w:val="clear" w:fill="e0e0e0"/>
+            <w:shd w:val="clear" w:color="auto" w:fill="E0E0E0"/>
+            <w:vAlign w:val="center"/>
           </w:tcPr>
           <w:p>
             <w:pPr>
@@ -321,7 +414,7 @@
             <w:r>
               <w:rPr>
                 <w:rFonts w:hint="eastAsia" w:ascii="楷体" w:hAnsi="楷体" w:eastAsia="楷体" w:cs="楷体"/>
-                <w:b w:val="1"/>
+                <w:b/>
                 <w:sz w:val="20"/>
                 <w:szCs w:val="20"/>
               </w:rPr>
@@ -332,6 +425,7 @@
         <w:tc>
           <w:tcPr>
             <w:tcW w:w="4305" w:type="dxa"/>
+            <w:vAlign w:val="center"/>
           </w:tcPr>
           <w:p>
             <w:pPr>
@@ -349,11 +443,27 @@
         </w:tc>
       </w:tr>
       <w:tr>
-        <w:trPr/>
+        <w:tblPrEx>
+          <w:tblBorders>
+            <w:top w:val="single" w:color="CBCDD1" w:sz="6" w:space="0"/>
+            <w:left w:val="single" w:color="CBCDD1" w:sz="6" w:space="0"/>
+            <w:bottom w:val="single" w:color="CBCDD1" w:sz="6" w:space="0"/>
+            <w:right w:val="single" w:color="CBCDD1" w:sz="6" w:space="0"/>
+            <w:insideH w:val="single" w:color="CBCDD1" w:sz="6" w:space="0"/>
+            <w:insideV w:val="single" w:color="CBCDD1" w:sz="6" w:space="0"/>
+          </w:tblBorders>
+          <w:tblCellMar>
+            <w:top w:w="0" w:type="dxa"/>
+            <w:left w:w="108" w:type="dxa"/>
+            <w:bottom w:w="0" w:type="dxa"/>
+            <w:right w:w="108" w:type="dxa"/>
+          </w:tblCellMar>
+        </w:tblPrEx>
         <w:tc>
           <w:tcPr>
             <w:tcW w:w="4305" w:type="dxa"/>
-            <w:shd w:val="clear" w:fill="e0e0e0"/>
+            <w:shd w:val="clear" w:color="auto" w:fill="E0E0E0"/>
+            <w:vAlign w:val="center"/>
           </w:tcPr>
           <w:p>
             <w:pPr>
@@ -362,7 +472,7 @@
             <w:r>
               <w:rPr>
                 <w:rFonts w:hint="eastAsia" w:ascii="楷体" w:hAnsi="楷体" w:eastAsia="楷体" w:cs="楷体"/>
-                <w:b w:val="1"/>
+                <w:b/>
                 <w:sz w:val="20"/>
                 <w:szCs w:val="20"/>
               </w:rPr>
@@ -373,6 +483,7 @@
         <w:tc>
           <w:tcPr>
             <w:tcW w:w="4305" w:type="dxa"/>
+            <w:vAlign w:val="center"/>
           </w:tcPr>
           <w:p>
             <w:pPr>
@@ -390,11 +501,27 @@
         </w:tc>
       </w:tr>
       <w:tr>
-        <w:trPr/>
+        <w:tblPrEx>
+          <w:tblBorders>
+            <w:top w:val="single" w:color="CBCDD1" w:sz="6" w:space="0"/>
+            <w:left w:val="single" w:color="CBCDD1" w:sz="6" w:space="0"/>
+            <w:bottom w:val="single" w:color="CBCDD1" w:sz="6" w:space="0"/>
+            <w:right w:val="single" w:color="CBCDD1" w:sz="6" w:space="0"/>
+            <w:insideH w:val="single" w:color="CBCDD1" w:sz="6" w:space="0"/>
+            <w:insideV w:val="single" w:color="CBCDD1" w:sz="6" w:space="0"/>
+          </w:tblBorders>
+          <w:tblCellMar>
+            <w:top w:w="0" w:type="dxa"/>
+            <w:left w:w="108" w:type="dxa"/>
+            <w:bottom w:w="0" w:type="dxa"/>
+            <w:right w:w="108" w:type="dxa"/>
+          </w:tblCellMar>
+        </w:tblPrEx>
         <w:tc>
           <w:tcPr>
             <w:tcW w:w="4305" w:type="dxa"/>
-            <w:shd w:val="clear" w:fill="e0e0e0"/>
+            <w:shd w:val="clear" w:color="auto" w:fill="E0E0E0"/>
+            <w:vAlign w:val="center"/>
           </w:tcPr>
           <w:p>
             <w:pPr>
@@ -403,7 +530,7 @@
             <w:r>
               <w:rPr>
                 <w:rFonts w:hint="eastAsia" w:ascii="楷体" w:hAnsi="楷体" w:eastAsia="楷体" w:cs="楷体"/>
-                <w:b w:val="1"/>
+                <w:b/>
                 <w:sz w:val="20"/>
                 <w:szCs w:val="20"/>
               </w:rPr>
@@ -414,6 +541,7 @@
         <w:tc>
           <w:tcPr>
             <w:tcW w:w="4305" w:type="dxa"/>
+            <w:vAlign w:val="center"/>
           </w:tcPr>
           <w:p>
             <w:pPr>
@@ -433,18 +561,17 @@
     </w:tbl>
     <w:p>
       <w:pPr>
-        <w:pStyle w:val="0h2xh6"/>
         <w:spacing w:before="240" w:after="120"/>
         <w:rPr>
-          <w:rFonts w:ascii="SimSun" w:hAnsi="SimSun" w:eastAsia="SimSun"/>
+          <w:rFonts w:ascii="宋体" w:hAnsi="宋体" w:eastAsia="宋体"/>
           <w:sz w:val="24"/>
           <w:szCs w:val="24"/>
         </w:rPr>
       </w:pPr>
       <w:r>
         <w:rPr>
-          <w:rFonts w:hint="eastAsia" w:ascii="SimSun" w:hAnsi="SimSun" w:eastAsia="SimSun"/>
-          <w:b w:val="1"/>
+          <w:rFonts w:hint="eastAsia" w:ascii="宋体" w:hAnsi="宋体" w:eastAsia="宋体"/>
+          <w:b/>
           <w:sz w:val="28"/>
           <w:szCs w:val="28"/>
         </w:rPr>
@@ -453,8 +580,24 @@
     </w:p>
     <w:tbl>
       <w:tblPr>
-        <w:tblStyle w:val="xo8d8c"/>
+        <w:tblStyle w:val="3"/>
+        <w:tblW w:w="0" w:type="auto"/>
+        <w:tblInd w:w="0" w:type="dxa"/>
+        <w:tblBorders>
+          <w:top w:val="single" w:color="CBCDD1" w:sz="6" w:space="0"/>
+          <w:left w:val="single" w:color="CBCDD1" w:sz="6" w:space="0"/>
+          <w:bottom w:val="single" w:color="CBCDD1" w:sz="6" w:space="0"/>
+          <w:right w:val="single" w:color="CBCDD1" w:sz="6" w:space="0"/>
+          <w:insideH w:val="single" w:color="CBCDD1" w:sz="6" w:space="0"/>
+          <w:insideV w:val="single" w:color="CBCDD1" w:sz="6" w:space="0"/>
+        </w:tblBorders>
         <w:tblLayout w:type="fixed"/>
+        <w:tblCellMar>
+          <w:top w:w="0" w:type="dxa"/>
+          <w:left w:w="108" w:type="dxa"/>
+          <w:bottom w:w="0" w:type="dxa"/>
+          <w:right w:w="108" w:type="dxa"/>
+        </w:tblCellMar>
       </w:tblPr>
       <w:tblGrid>
         <w:gridCol w:w="2145"/>
@@ -463,11 +606,27 @@
         <w:gridCol w:w="2145"/>
       </w:tblGrid>
       <w:tr>
-        <w:trPr/>
+        <w:tblPrEx>
+          <w:tblBorders>
+            <w:top w:val="single" w:color="CBCDD1" w:sz="6" w:space="0"/>
+            <w:left w:val="single" w:color="CBCDD1" w:sz="6" w:space="0"/>
+            <w:bottom w:val="single" w:color="CBCDD1" w:sz="6" w:space="0"/>
+            <w:right w:val="single" w:color="CBCDD1" w:sz="6" w:space="0"/>
+            <w:insideH w:val="single" w:color="CBCDD1" w:sz="6" w:space="0"/>
+            <w:insideV w:val="single" w:color="CBCDD1" w:sz="6" w:space="0"/>
+          </w:tblBorders>
+          <w:tblCellMar>
+            <w:top w:w="0" w:type="dxa"/>
+            <w:left w:w="108" w:type="dxa"/>
+            <w:bottom w:w="0" w:type="dxa"/>
+            <w:right w:w="108" w:type="dxa"/>
+          </w:tblCellMar>
+        </w:tblPrEx>
         <w:tc>
           <w:tcPr>
             <w:tcW w:w="2145" w:type="dxa"/>
-            <w:shd w:val="clear" w:fill="e0e0e0"/>
+            <w:shd w:val="clear" w:color="auto" w:fill="E0E0E0"/>
+            <w:vAlign w:val="center"/>
           </w:tcPr>
           <w:p>
             <w:pPr>
@@ -476,7 +635,7 @@
             <w:r>
               <w:rPr>
                 <w:rFonts w:hint="eastAsia" w:ascii="楷体" w:hAnsi="楷体" w:eastAsia="楷体" w:cs="楷体"/>
-                <w:b w:val="1"/>
+                <w:b/>
                 <w:sz w:val="20"/>
                 <w:szCs w:val="20"/>
               </w:rPr>
@@ -487,7 +646,8 @@
         <w:tc>
           <w:tcPr>
             <w:tcW w:w="2145" w:type="dxa"/>
-            <w:shd w:val="clear" w:fill="e0e0e0"/>
+            <w:shd w:val="clear" w:color="auto" w:fill="E0E0E0"/>
+            <w:vAlign w:val="center"/>
           </w:tcPr>
           <w:p>
             <w:pPr>
@@ -496,7 +656,7 @@
             <w:r>
               <w:rPr>
                 <w:rFonts w:hint="eastAsia" w:ascii="楷体" w:hAnsi="楷体" w:eastAsia="楷体" w:cs="楷体"/>
-                <w:b w:val="1"/>
+                <w:b/>
                 <w:sz w:val="20"/>
                 <w:szCs w:val="20"/>
               </w:rPr>
@@ -507,7 +667,8 @@
         <w:tc>
           <w:tcPr>
             <w:tcW w:w="2145" w:type="dxa"/>
-            <w:shd w:val="clear" w:fill="e0e0e0"/>
+            <w:shd w:val="clear" w:color="auto" w:fill="E0E0E0"/>
+            <w:vAlign w:val="center"/>
           </w:tcPr>
           <w:p>
             <w:pPr>
@@ -516,7 +677,7 @@
             <w:r>
               <w:rPr>
                 <w:rFonts w:hint="eastAsia" w:ascii="楷体" w:hAnsi="楷体" w:eastAsia="楷体" w:cs="楷体"/>
-                <w:b w:val="1"/>
+                <w:b/>
                 <w:sz w:val="20"/>
                 <w:szCs w:val="20"/>
               </w:rPr>
@@ -527,7 +688,8 @@
         <w:tc>
           <w:tcPr>
             <w:tcW w:w="2145" w:type="dxa"/>
-            <w:shd w:val="clear" w:fill="e0e0e0"/>
+            <w:shd w:val="clear" w:color="auto" w:fill="E0E0E0"/>
+            <w:vAlign w:val="center"/>
           </w:tcPr>
           <w:p>
             <w:pPr>
@@ -536,7 +698,7 @@
             <w:r>
               <w:rPr>
                 <w:rFonts w:hint="eastAsia" w:ascii="楷体" w:hAnsi="楷体" w:eastAsia="楷体" w:cs="楷体"/>
-                <w:b w:val="1"/>
+                <w:b/>
                 <w:sz w:val="20"/>
                 <w:szCs w:val="20"/>
               </w:rPr>
@@ -546,10 +708,26 @@
         </w:tc>
       </w:tr>
       <w:tr>
-        <w:trPr/>
+        <w:tblPrEx>
+          <w:tblBorders>
+            <w:top w:val="single" w:color="CBCDD1" w:sz="6" w:space="0"/>
+            <w:left w:val="single" w:color="CBCDD1" w:sz="6" w:space="0"/>
+            <w:bottom w:val="single" w:color="CBCDD1" w:sz="6" w:space="0"/>
+            <w:right w:val="single" w:color="CBCDD1" w:sz="6" w:space="0"/>
+            <w:insideH w:val="single" w:color="CBCDD1" w:sz="6" w:space="0"/>
+            <w:insideV w:val="single" w:color="CBCDD1" w:sz="6" w:space="0"/>
+          </w:tblBorders>
+          <w:tblCellMar>
+            <w:top w:w="0" w:type="dxa"/>
+            <w:left w:w="108" w:type="dxa"/>
+            <w:bottom w:w="0" w:type="dxa"/>
+            <w:right w:w="108" w:type="dxa"/>
+          </w:tblCellMar>
+        </w:tblPrEx>
         <w:tc>
           <w:tcPr>
             <w:tcW w:w="2145" w:type="dxa"/>
+            <w:vAlign w:val="center"/>
           </w:tcPr>
           <w:p>
             <w:pPr>
@@ -568,6 +746,7 @@
         <w:tc>
           <w:tcPr>
             <w:tcW w:w="2145" w:type="dxa"/>
+            <w:vAlign w:val="center"/>
           </w:tcPr>
           <w:p>
             <w:pPr>
@@ -586,6 +765,7 @@
         <w:tc>
           <w:tcPr>
             <w:tcW w:w="2145" w:type="dxa"/>
+            <w:vAlign w:val="center"/>
           </w:tcPr>
           <w:p>
             <w:pPr>
@@ -604,6 +784,7 @@
         <w:tc>
           <w:tcPr>
             <w:tcW w:w="2145" w:type="dxa"/>
+            <w:vAlign w:val="center"/>
           </w:tcPr>
           <w:p>
             <w:pPr>
@@ -621,10 +802,26 @@
         </w:tc>
       </w:tr>
       <w:tr>
-        <w:trPr/>
+        <w:tblPrEx>
+          <w:tblBorders>
+            <w:top w:val="single" w:color="CBCDD1" w:sz="6" w:space="0"/>
+            <w:left w:val="single" w:color="CBCDD1" w:sz="6" w:space="0"/>
+            <w:bottom w:val="single" w:color="CBCDD1" w:sz="6" w:space="0"/>
+            <w:right w:val="single" w:color="CBCDD1" w:sz="6" w:space="0"/>
+            <w:insideH w:val="single" w:color="CBCDD1" w:sz="6" w:space="0"/>
+            <w:insideV w:val="single" w:color="CBCDD1" w:sz="6" w:space="0"/>
+          </w:tblBorders>
+          <w:tblCellMar>
+            <w:top w:w="0" w:type="dxa"/>
+            <w:left w:w="108" w:type="dxa"/>
+            <w:bottom w:w="0" w:type="dxa"/>
+            <w:right w:w="108" w:type="dxa"/>
+          </w:tblCellMar>
+        </w:tblPrEx>
         <w:tc>
           <w:tcPr>
             <w:tcW w:w="2145" w:type="dxa"/>
+            <w:vAlign w:val="center"/>
           </w:tcPr>
           <w:p>
             <w:pPr>
@@ -635,6 +832,7 @@
         <w:tc>
           <w:tcPr>
             <w:tcW w:w="2145" w:type="dxa"/>
+            <w:vAlign w:val="center"/>
           </w:tcPr>
           <w:p>
             <w:pPr>
@@ -645,6 +843,7 @@
         <w:tc>
           <w:tcPr>
             <w:tcW w:w="2145" w:type="dxa"/>
+            <w:vAlign w:val="center"/>
           </w:tcPr>
           <w:p>
             <w:pPr>
@@ -655,6 +854,7 @@
         <w:tc>
           <w:tcPr>
             <w:tcW w:w="2145" w:type="dxa"/>
+            <w:vAlign w:val="center"/>
           </w:tcPr>
           <w:p>
             <w:pPr>
@@ -664,10 +864,26 @@
         </w:tc>
       </w:tr>
       <w:tr>
-        <w:trPr/>
+        <w:tblPrEx>
+          <w:tblBorders>
+            <w:top w:val="single" w:color="CBCDD1" w:sz="6" w:space="0"/>
+            <w:left w:val="single" w:color="CBCDD1" w:sz="6" w:space="0"/>
+            <w:bottom w:val="single" w:color="CBCDD1" w:sz="6" w:space="0"/>
+            <w:right w:val="single" w:color="CBCDD1" w:sz="6" w:space="0"/>
+            <w:insideH w:val="single" w:color="CBCDD1" w:sz="6" w:space="0"/>
+            <w:insideV w:val="single" w:color="CBCDD1" w:sz="6" w:space="0"/>
+          </w:tblBorders>
+          <w:tblCellMar>
+            <w:top w:w="0" w:type="dxa"/>
+            <w:left w:w="108" w:type="dxa"/>
+            <w:bottom w:w="0" w:type="dxa"/>
+            <w:right w:w="108" w:type="dxa"/>
+          </w:tblCellMar>
+        </w:tblPrEx>
         <w:tc>
           <w:tcPr>
             <w:tcW w:w="2145" w:type="dxa"/>
+            <w:vAlign w:val="center"/>
           </w:tcPr>
           <w:p>
             <w:pPr>
@@ -678,6 +894,7 @@
         <w:tc>
           <w:tcPr>
             <w:tcW w:w="2145" w:type="dxa"/>
+            <w:vAlign w:val="center"/>
           </w:tcPr>
           <w:p>
             <w:pPr>
@@ -688,6 +905,7 @@
         <w:tc>
           <w:tcPr>
             <w:tcW w:w="2145" w:type="dxa"/>
+            <w:vAlign w:val="center"/>
           </w:tcPr>
           <w:p>
             <w:pPr>
@@ -698,6 +916,7 @@
         <w:tc>
           <w:tcPr>
             <w:tcW w:w="2145" w:type="dxa"/>
+            <w:vAlign w:val="center"/>
           </w:tcPr>
           <w:p>
             <w:pPr>
@@ -707,10 +926,26 @@
         </w:tc>
       </w:tr>
       <w:tr>
-        <w:trPr/>
+        <w:tblPrEx>
+          <w:tblBorders>
+            <w:top w:val="single" w:color="CBCDD1" w:sz="6" w:space="0"/>
+            <w:left w:val="single" w:color="CBCDD1" w:sz="6" w:space="0"/>
+            <w:bottom w:val="single" w:color="CBCDD1" w:sz="6" w:space="0"/>
+            <w:right w:val="single" w:color="CBCDD1" w:sz="6" w:space="0"/>
+            <w:insideH w:val="single" w:color="CBCDD1" w:sz="6" w:space="0"/>
+            <w:insideV w:val="single" w:color="CBCDD1" w:sz="6" w:space="0"/>
+          </w:tblBorders>
+          <w:tblCellMar>
+            <w:top w:w="0" w:type="dxa"/>
+            <w:left w:w="108" w:type="dxa"/>
+            <w:bottom w:w="0" w:type="dxa"/>
+            <w:right w:w="108" w:type="dxa"/>
+          </w:tblCellMar>
+        </w:tblPrEx>
         <w:tc>
           <w:tcPr>
             <w:tcW w:w="2145" w:type="dxa"/>
+            <w:vAlign w:val="center"/>
           </w:tcPr>
           <w:p>
             <w:pPr>
@@ -721,6 +956,7 @@
         <w:tc>
           <w:tcPr>
             <w:tcW w:w="2145" w:type="dxa"/>
+            <w:vAlign w:val="center"/>
           </w:tcPr>
           <w:p>
             <w:pPr>
@@ -731,6 +967,7 @@
         <w:tc>
           <w:tcPr>
             <w:tcW w:w="2145" w:type="dxa"/>
+            <w:vAlign w:val="center"/>
           </w:tcPr>
           <w:p>
             <w:pPr>
@@ -741,6 +978,7 @@
         <w:tc>
           <w:tcPr>
             <w:tcW w:w="2145" w:type="dxa"/>
+            <w:vAlign w:val="center"/>
           </w:tcPr>
           <w:p>
             <w:pPr>
@@ -758,8 +996,8 @@
     </w:p>
     <w:p>
       <w:pPr>
-        <w:keepNext w:val="1"/>
-        <w:keepLines w:val="1"/>
+        <w:keepNext/>
+        <w:keepLines/>
         <w:spacing w:before="100" w:beforeAutospacing="1" w:after="100" w:afterAutospacing="1"/>
         <w:outlineLvl w:val="0"/>
         <w:rPr>
@@ -771,7 +1009,7 @@
       <w:r>
         <w:rPr>
           <w:rFonts w:hint="eastAsia"/>
-          <w:b w:val="1"/>
+          <w:b/>
           <w:sz w:val="44"/>
         </w:rPr>
         <w:t>1 引言</w:t>
@@ -779,8 +1017,8 @@
     </w:p>
     <w:p>
       <w:pPr>
-        <w:keepNext w:val="1"/>
-        <w:keepLines w:val="1"/>
+        <w:keepNext/>
+        <w:keepLines/>
         <w:spacing w:before="100" w:beforeAutospacing="1" w:after="100" w:afterAutospacing="1"/>
         <w:outlineLvl w:val="1"/>
         <w:rPr>
@@ -791,7 +1029,7 @@
       <w:r>
         <w:rPr>
           <w:rFonts w:hint="eastAsia"/>
-          <w:b w:val="1"/>
+          <w:b/>
           <w:sz w:val="32"/>
         </w:rPr>
         <w:t>1.1 编写目的</w:t>
@@ -815,7 +1053,9 @@
     </w:p>
     <w:tbl>
       <w:tblPr>
+        <w:tblStyle w:val="2"/>
         <w:tblW w:w="0" w:type="auto"/>
+        <w:tblInd w:w="0" w:type="dxa"/>
         <w:tblBorders>
           <w:top w:val="single" w:color="CBCDD1" w:sz="6" w:space="0"/>
           <w:left w:val="single" w:color="CBCDD1" w:sz="6" w:space="0"/>
@@ -837,8 +1077,24 @@
         <w:gridCol w:w="4153"/>
       </w:tblGrid>
       <w:tr>
+        <w:tblPrEx>
+          <w:tblBorders>
+            <w:top w:val="single" w:color="CBCDD1" w:sz="6" w:space="0"/>
+            <w:left w:val="single" w:color="CBCDD1" w:sz="6" w:space="0"/>
+            <w:bottom w:val="single" w:color="CBCDD1" w:sz="6" w:space="0"/>
+            <w:right w:val="single" w:color="CBCDD1" w:sz="6" w:space="0"/>
+            <w:insideH w:val="single" w:color="CBCDD1" w:sz="6" w:space="0"/>
+            <w:insideV w:val="single" w:color="CBCDD1" w:sz="6" w:space="0"/>
+          </w:tblBorders>
+          <w:tblCellMar>
+            <w:top w:w="15" w:type="dxa"/>
+            <w:left w:w="15" w:type="dxa"/>
+            <w:bottom w:w="15" w:type="dxa"/>
+            <w:right w:w="15" w:type="dxa"/>
+          </w:tblCellMar>
+        </w:tblPrEx>
         <w:trPr>
-          <w:tblHeader w:val="1"/>
+          <w:tblHeader/>
         </w:trPr>
         <w:tc>
           <w:tcPr>
@@ -848,14 +1104,14 @@
           <w:p>
             <w:pPr>
               <w:rPr>
-                <w:b w:val="1"/>
-                <w:bCs w:val="1"/>
+                <w:b/>
+                <w:bCs/>
               </w:rPr>
             </w:pPr>
             <w:r>
               <w:rPr>
                 <w:rFonts w:hint="eastAsia"/>
-                <w:b w:val="1"/>
+                <w:b/>
               </w:rPr>
               <w:t>读者</w:t>
             </w:r>
@@ -869,14 +1125,14 @@
           <w:p>
             <w:pPr>
               <w:rPr>
-                <w:b w:val="1"/>
-                <w:bCs w:val="1"/>
+                <w:b/>
+                <w:bCs/>
               </w:rPr>
             </w:pPr>
             <w:r>
               <w:rPr>
                 <w:rFonts w:hint="eastAsia"/>
-                <w:b w:val="1"/>
+                <w:b/>
               </w:rPr>
               <w:t>关注重点</w:t>
             </w:r>
@@ -884,7 +1140,22 @@
         </w:tc>
       </w:tr>
       <w:tr>
-        <w:trPr/>
+        <w:tblPrEx>
+          <w:tblBorders>
+            <w:top w:val="single" w:color="CBCDD1" w:sz="6" w:space="0"/>
+            <w:left w:val="single" w:color="CBCDD1" w:sz="6" w:space="0"/>
+            <w:bottom w:val="single" w:color="CBCDD1" w:sz="6" w:space="0"/>
+            <w:right w:val="single" w:color="CBCDD1" w:sz="6" w:space="0"/>
+            <w:insideH w:val="single" w:color="CBCDD1" w:sz="6" w:space="0"/>
+            <w:insideV w:val="single" w:color="CBCDD1" w:sz="6" w:space="0"/>
+          </w:tblBorders>
+          <w:tblCellMar>
+            <w:top w:w="15" w:type="dxa"/>
+            <w:left w:w="15" w:type="dxa"/>
+            <w:bottom w:w="15" w:type="dxa"/>
+            <w:right w:w="15" w:type="dxa"/>
+          </w:tblCellMar>
+        </w:tblPrEx>
         <w:tc>
           <w:tcPr>
             <w:tcW w:w="4153" w:type="dxa"/>
@@ -915,7 +1186,22 @@
         </w:tc>
       </w:tr>
       <w:tr>
-        <w:trPr/>
+        <w:tblPrEx>
+          <w:tblBorders>
+            <w:top w:val="single" w:color="CBCDD1" w:sz="6" w:space="0"/>
+            <w:left w:val="single" w:color="CBCDD1" w:sz="6" w:space="0"/>
+            <w:bottom w:val="single" w:color="CBCDD1" w:sz="6" w:space="0"/>
+            <w:right w:val="single" w:color="CBCDD1" w:sz="6" w:space="0"/>
+            <w:insideH w:val="single" w:color="CBCDD1" w:sz="6" w:space="0"/>
+            <w:insideV w:val="single" w:color="CBCDD1" w:sz="6" w:space="0"/>
+          </w:tblBorders>
+          <w:tblCellMar>
+            <w:top w:w="15" w:type="dxa"/>
+            <w:left w:w="15" w:type="dxa"/>
+            <w:bottom w:w="15" w:type="dxa"/>
+            <w:right w:w="15" w:type="dxa"/>
+          </w:tblCellMar>
+        </w:tblPrEx>
         <w:tc>
           <w:tcPr>
             <w:tcW w:w="4153" w:type="dxa"/>
@@ -946,7 +1232,22 @@
         </w:tc>
       </w:tr>
       <w:tr>
-        <w:trPr/>
+        <w:tblPrEx>
+          <w:tblBorders>
+            <w:top w:val="single" w:color="CBCDD1" w:sz="6" w:space="0"/>
+            <w:left w:val="single" w:color="CBCDD1" w:sz="6" w:space="0"/>
+            <w:bottom w:val="single" w:color="CBCDD1" w:sz="6" w:space="0"/>
+            <w:right w:val="single" w:color="CBCDD1" w:sz="6" w:space="0"/>
+            <w:insideH w:val="single" w:color="CBCDD1" w:sz="6" w:space="0"/>
+            <w:insideV w:val="single" w:color="CBCDD1" w:sz="6" w:space="0"/>
+          </w:tblBorders>
+          <w:tblCellMar>
+            <w:top w:w="15" w:type="dxa"/>
+            <w:left w:w="15" w:type="dxa"/>
+            <w:bottom w:w="15" w:type="dxa"/>
+            <w:right w:w="15" w:type="dxa"/>
+          </w:tblCellMar>
+        </w:tblPrEx>
         <w:tc>
           <w:tcPr>
             <w:tcW w:w="4153" w:type="dxa"/>
@@ -979,8 +1280,8 @@
     </w:tbl>
     <w:p>
       <w:pPr>
-        <w:keepNext w:val="1"/>
-        <w:keepLines w:val="1"/>
+        <w:keepNext/>
+        <w:keepLines/>
         <w:spacing w:before="100" w:beforeAutospacing="1" w:after="100" w:afterAutospacing="1"/>
         <w:outlineLvl w:val="1"/>
         <w:rPr>
@@ -991,7 +1292,7 @@
       <w:r>
         <w:rPr>
           <w:rFonts w:hint="eastAsia"/>
-          <w:b w:val="1"/>
+          <w:b/>
           <w:sz w:val="32"/>
         </w:rPr>
         <w:t>1.2 背景</w:t>
@@ -1038,6 +1339,11 @@
       </w:r>
     </w:p>
     <w:p>
+      <w:pPr>
+        <w:rPr>
+          <w:rFonts w:hint="eastAsia"/>
+        </w:rPr>
+      </w:pPr>
       <w:r>
         <w:rPr>
           <w:rFonts w:hint="eastAsia"/>
@@ -1047,8 +1353,25 @@
     </w:p>
     <w:p>
       <w:pPr>
-        <w:keepNext w:val="1"/>
-        <w:keepLines w:val="1"/>
+        <w:rPr>
+          <w:rFonts w:hint="default" w:eastAsia="黑体"/>
+          <w:lang w:val="en-US" w:eastAsia="zh-CN"/>
+        </w:rPr>
+      </w:pPr>
+      <w:r>
+        <w:rPr>
+          <w:rFonts w:hint="eastAsia"/>
+          <w:lang w:val="en-US" w:eastAsia="zh-CN"/>
+        </w:rPr>
+        <w:t>111111111111111111111111111111111111111111111</w:t>
+      </w:r>
+      <w:bookmarkStart w:id="0" w:name="_GoBack"/>
+      <w:bookmarkEnd w:id="0"/>
+    </w:p>
+    <w:p>
+      <w:pPr>
+        <w:keepNext/>
+        <w:keepLines/>
         <w:spacing w:before="100" w:beforeAutospacing="1" w:after="100" w:afterAutospacing="1"/>
         <w:outlineLvl w:val="1"/>
         <w:rPr>
@@ -1059,7 +1382,7 @@
       <w:r>
         <w:rPr>
           <w:rFonts w:hint="eastAsia"/>
-          <w:b w:val="1"/>
+          <w:b/>
           <w:sz w:val="32"/>
         </w:rPr>
         <w:t>1.3 定义</w:t>
@@ -1067,8 +1390,8 @@
     </w:p>
     <w:p>
       <w:pPr>
-        <w:keepNext w:val="1"/>
-        <w:keepLines w:val="1"/>
+        <w:keepNext/>
+        <w:keepLines/>
         <w:spacing w:before="100" w:beforeAutospacing="1" w:after="100" w:afterAutospacing="1"/>
         <w:outlineLvl w:val="2"/>
         <w:rPr>
@@ -1079,7 +1402,7 @@
       <w:r>
         <w:rPr>
           <w:rFonts w:hint="eastAsia"/>
-          <w:b w:val="1"/>
+          <w:b/>
           <w:sz w:val="32"/>
         </w:rPr>
         <w:t>1.3.1 术语定义</w:t>
@@ -1087,7 +1410,9 @@
     </w:p>
     <w:tbl>
       <w:tblPr>
+        <w:tblStyle w:val="2"/>
         <w:tblW w:w="0" w:type="auto"/>
+        <w:tblInd w:w="0" w:type="dxa"/>
         <w:tblBorders>
           <w:top w:val="single" w:color="CBCDD1" w:sz="6" w:space="0"/>
           <w:left w:val="single" w:color="CBCDD1" w:sz="6" w:space="0"/>
@@ -1109,8 +1434,24 @@
         <w:gridCol w:w="4153"/>
       </w:tblGrid>
       <w:tr>
+        <w:tblPrEx>
+          <w:tblBorders>
+            <w:top w:val="single" w:color="CBCDD1" w:sz="6" w:space="0"/>
+            <w:left w:val="single" w:color="CBCDD1" w:sz="6" w:space="0"/>
+            <w:bottom w:val="single" w:color="CBCDD1" w:sz="6" w:space="0"/>
+            <w:right w:val="single" w:color="CBCDD1" w:sz="6" w:space="0"/>
+            <w:insideH w:val="single" w:color="CBCDD1" w:sz="6" w:space="0"/>
+            <w:insideV w:val="single" w:color="CBCDD1" w:sz="6" w:space="0"/>
+          </w:tblBorders>
+          <w:tblCellMar>
+            <w:top w:w="15" w:type="dxa"/>
+            <w:left w:w="15" w:type="dxa"/>
+            <w:bottom w:w="15" w:type="dxa"/>
+            <w:right w:w="15" w:type="dxa"/>
+          </w:tblCellMar>
+        </w:tblPrEx>
         <w:trPr>
-          <w:tblHeader w:val="1"/>
+          <w:tblHeader/>
         </w:trPr>
         <w:tc>
           <w:tcPr>
@@ -1120,14 +1461,14 @@
           <w:p>
             <w:pPr>
               <w:rPr>
-                <w:b w:val="1"/>
-                <w:bCs w:val="1"/>
+                <w:b/>
+                <w:bCs/>
               </w:rPr>
             </w:pPr>
             <w:r>
               <w:rPr>
                 <w:rFonts w:hint="eastAsia"/>
-                <w:b w:val="1"/>
+                <w:b/>
               </w:rPr>
               <w:t>术语</w:t>
             </w:r>
@@ -1141,14 +1482,14 @@
           <w:p>
             <w:pPr>
               <w:rPr>
-                <w:b w:val="1"/>
-                <w:bCs w:val="1"/>
+                <w:b/>
+                <w:bCs/>
               </w:rPr>
             </w:pPr>
             <w:r>
               <w:rPr>
                 <w:rFonts w:hint="eastAsia"/>
-                <w:b w:val="1"/>
+                <w:b/>
               </w:rPr>
               <w:t>说明</w:t>
             </w:r>
@@ -1156,7 +1497,22 @@
         </w:tc>
       </w:tr>
       <w:tr>
-        <w:trPr/>
+        <w:tblPrEx>
+          <w:tblBorders>
+            <w:top w:val="single" w:color="CBCDD1" w:sz="6" w:space="0"/>
+            <w:left w:val="single" w:color="CBCDD1" w:sz="6" w:space="0"/>
+            <w:bottom w:val="single" w:color="CBCDD1" w:sz="6" w:space="0"/>
+            <w:right w:val="single" w:color="CBCDD1" w:sz="6" w:space="0"/>
+            <w:insideH w:val="single" w:color="CBCDD1" w:sz="6" w:space="0"/>
+            <w:insideV w:val="single" w:color="CBCDD1" w:sz="6" w:space="0"/>
+          </w:tblBorders>
+          <w:tblCellMar>
+            <w:top w:w="15" w:type="dxa"/>
+            <w:left w:w="15" w:type="dxa"/>
+            <w:bottom w:w="15" w:type="dxa"/>
+            <w:right w:w="15" w:type="dxa"/>
+          </w:tblCellMar>
+        </w:tblPrEx>
         <w:tc>
           <w:tcPr>
             <w:tcW w:w="4153" w:type="dxa"/>
@@ -1187,7 +1543,22 @@
         </w:tc>
       </w:tr>
       <w:tr>
-        <w:trPr/>
+        <w:tblPrEx>
+          <w:tblBorders>
+            <w:top w:val="single" w:color="CBCDD1" w:sz="6" w:space="0"/>
+            <w:left w:val="single" w:color="CBCDD1" w:sz="6" w:space="0"/>
+            <w:bottom w:val="single" w:color="CBCDD1" w:sz="6" w:space="0"/>
+            <w:right w:val="single" w:color="CBCDD1" w:sz="6" w:space="0"/>
+            <w:insideH w:val="single" w:color="CBCDD1" w:sz="6" w:space="0"/>
+            <w:insideV w:val="single" w:color="CBCDD1" w:sz="6" w:space="0"/>
+          </w:tblBorders>
+          <w:tblCellMar>
+            <w:top w:w="15" w:type="dxa"/>
+            <w:left w:w="15" w:type="dxa"/>
+            <w:bottom w:w="15" w:type="dxa"/>
+            <w:right w:w="15" w:type="dxa"/>
+          </w:tblCellMar>
+        </w:tblPrEx>
         <w:tc>
           <w:tcPr>
             <w:tcW w:w="4153" w:type="dxa"/>
@@ -1218,7 +1589,22 @@
         </w:tc>
       </w:tr>
       <w:tr>
-        <w:trPr/>
+        <w:tblPrEx>
+          <w:tblBorders>
+            <w:top w:val="single" w:color="CBCDD1" w:sz="6" w:space="0"/>
+            <w:left w:val="single" w:color="CBCDD1" w:sz="6" w:space="0"/>
+            <w:bottom w:val="single" w:color="CBCDD1" w:sz="6" w:space="0"/>
+            <w:right w:val="single" w:color="CBCDD1" w:sz="6" w:space="0"/>
+            <w:insideH w:val="single" w:color="CBCDD1" w:sz="6" w:space="0"/>
+            <w:insideV w:val="single" w:color="CBCDD1" w:sz="6" w:space="0"/>
+          </w:tblBorders>
+          <w:tblCellMar>
+            <w:top w:w="15" w:type="dxa"/>
+            <w:left w:w="15" w:type="dxa"/>
+            <w:bottom w:w="15" w:type="dxa"/>
+            <w:right w:w="15" w:type="dxa"/>
+          </w:tblCellMar>
+        </w:tblPrEx>
         <w:tc>
           <w:tcPr>
             <w:tcW w:w="4153" w:type="dxa"/>
@@ -1249,7 +1635,22 @@
         </w:tc>
       </w:tr>
       <w:tr>
-        <w:trPr/>
+        <w:tblPrEx>
+          <w:tblBorders>
+            <w:top w:val="single" w:color="CBCDD1" w:sz="6" w:space="0"/>
+            <w:left w:val="single" w:color="CBCDD1" w:sz="6" w:space="0"/>
+            <w:bottom w:val="single" w:color="CBCDD1" w:sz="6" w:space="0"/>
+            <w:right w:val="single" w:color="CBCDD1" w:sz="6" w:space="0"/>
+            <w:insideH w:val="single" w:color="CBCDD1" w:sz="6" w:space="0"/>
+            <w:insideV w:val="single" w:color="CBCDD1" w:sz="6" w:space="0"/>
+          </w:tblBorders>
+          <w:tblCellMar>
+            <w:top w:w="15" w:type="dxa"/>
+            <w:left w:w="15" w:type="dxa"/>
+            <w:bottom w:w="15" w:type="dxa"/>
+            <w:right w:w="15" w:type="dxa"/>
+          </w:tblCellMar>
+        </w:tblPrEx>
         <w:tc>
           <w:tcPr>
             <w:tcW w:w="4153" w:type="dxa"/>
@@ -1280,7 +1681,22 @@
         </w:tc>
       </w:tr>
       <w:tr>
-        <w:trPr/>
+        <w:tblPrEx>
+          <w:tblBorders>
+            <w:top w:val="single" w:color="CBCDD1" w:sz="6" w:space="0"/>
+            <w:left w:val="single" w:color="CBCDD1" w:sz="6" w:space="0"/>
+            <w:bottom w:val="single" w:color="CBCDD1" w:sz="6" w:space="0"/>
+            <w:right w:val="single" w:color="CBCDD1" w:sz="6" w:space="0"/>
+            <w:insideH w:val="single" w:color="CBCDD1" w:sz="6" w:space="0"/>
+            <w:insideV w:val="single" w:color="CBCDD1" w:sz="6" w:space="0"/>
+          </w:tblBorders>
+          <w:tblCellMar>
+            <w:top w:w="15" w:type="dxa"/>
+            <w:left w:w="15" w:type="dxa"/>
+            <w:bottom w:w="15" w:type="dxa"/>
+            <w:right w:w="15" w:type="dxa"/>
+          </w:tblCellMar>
+        </w:tblPrEx>
         <w:tc>
           <w:tcPr>
             <w:tcW w:w="4153" w:type="dxa"/>
@@ -1311,7 +1727,22 @@
         </w:tc>
       </w:tr>
       <w:tr>
-        <w:trPr/>
+        <w:tblPrEx>
+          <w:tblBorders>
+            <w:top w:val="single" w:color="CBCDD1" w:sz="6" w:space="0"/>
+            <w:left w:val="single" w:color="CBCDD1" w:sz="6" w:space="0"/>
+            <w:bottom w:val="single" w:color="CBCDD1" w:sz="6" w:space="0"/>
+            <w:right w:val="single" w:color="CBCDD1" w:sz="6" w:space="0"/>
+            <w:insideH w:val="single" w:color="CBCDD1" w:sz="6" w:space="0"/>
+            <w:insideV w:val="single" w:color="CBCDD1" w:sz="6" w:space="0"/>
+          </w:tblBorders>
+          <w:tblCellMar>
+            <w:top w:w="15" w:type="dxa"/>
+            <w:left w:w="15" w:type="dxa"/>
+            <w:bottom w:w="15" w:type="dxa"/>
+            <w:right w:w="15" w:type="dxa"/>
+          </w:tblCellMar>
+        </w:tblPrEx>
         <w:tc>
           <w:tcPr>
             <w:tcW w:w="4153" w:type="dxa"/>
@@ -1342,7 +1773,22 @@
         </w:tc>
       </w:tr>
       <w:tr>
-        <w:trPr/>
+        <w:tblPrEx>
+          <w:tblBorders>
+            <w:top w:val="single" w:color="CBCDD1" w:sz="6" w:space="0"/>
+            <w:left w:val="single" w:color="CBCDD1" w:sz="6" w:space="0"/>
+            <w:bottom w:val="single" w:color="CBCDD1" w:sz="6" w:space="0"/>
+            <w:right w:val="single" w:color="CBCDD1" w:sz="6" w:space="0"/>
+            <w:insideH w:val="single" w:color="CBCDD1" w:sz="6" w:space="0"/>
+            <w:insideV w:val="single" w:color="CBCDD1" w:sz="6" w:space="0"/>
+          </w:tblBorders>
+          <w:tblCellMar>
+            <w:top w:w="15" w:type="dxa"/>
+            <w:left w:w="15" w:type="dxa"/>
+            <w:bottom w:w="15" w:type="dxa"/>
+            <w:right w:w="15" w:type="dxa"/>
+          </w:tblCellMar>
+        </w:tblPrEx>
         <w:tc>
           <w:tcPr>
             <w:tcW w:w="4153" w:type="dxa"/>
@@ -1373,7 +1819,22 @@
         </w:tc>
       </w:tr>
       <w:tr>
-        <w:trPr/>
+        <w:tblPrEx>
+          <w:tblBorders>
+            <w:top w:val="single" w:color="CBCDD1" w:sz="6" w:space="0"/>
+            <w:left w:val="single" w:color="CBCDD1" w:sz="6" w:space="0"/>
+            <w:bottom w:val="single" w:color="CBCDD1" w:sz="6" w:space="0"/>
+            <w:right w:val="single" w:color="CBCDD1" w:sz="6" w:space="0"/>
+            <w:insideH w:val="single" w:color="CBCDD1" w:sz="6" w:space="0"/>
+            <w:insideV w:val="single" w:color="CBCDD1" w:sz="6" w:space="0"/>
+          </w:tblBorders>
+          <w:tblCellMar>
+            <w:top w:w="15" w:type="dxa"/>
+            <w:left w:w="15" w:type="dxa"/>
+            <w:bottom w:w="15" w:type="dxa"/>
+            <w:right w:w="15" w:type="dxa"/>
+          </w:tblCellMar>
+        </w:tblPrEx>
         <w:tc>
           <w:tcPr>
             <w:tcW w:w="4153" w:type="dxa"/>
@@ -1404,7 +1865,22 @@
         </w:tc>
       </w:tr>
       <w:tr>
-        <w:trPr/>
+        <w:tblPrEx>
+          <w:tblBorders>
+            <w:top w:val="single" w:color="CBCDD1" w:sz="6" w:space="0"/>
+            <w:left w:val="single" w:color="CBCDD1" w:sz="6" w:space="0"/>
+            <w:bottom w:val="single" w:color="CBCDD1" w:sz="6" w:space="0"/>
+            <w:right w:val="single" w:color="CBCDD1" w:sz="6" w:space="0"/>
+            <w:insideH w:val="single" w:color="CBCDD1" w:sz="6" w:space="0"/>
+            <w:insideV w:val="single" w:color="CBCDD1" w:sz="6" w:space="0"/>
+          </w:tblBorders>
+          <w:tblCellMar>
+            <w:top w:w="15" w:type="dxa"/>
+            <w:left w:w="15" w:type="dxa"/>
+            <w:bottom w:w="15" w:type="dxa"/>
+            <w:right w:w="15" w:type="dxa"/>
+          </w:tblCellMar>
+        </w:tblPrEx>
         <w:tc>
           <w:tcPr>
             <w:tcW w:w="4153" w:type="dxa"/>
@@ -1435,7 +1911,22 @@
         </w:tc>
       </w:tr>
       <w:tr>
-        <w:trPr/>
+        <w:tblPrEx>
+          <w:tblBorders>
+            <w:top w:val="single" w:color="CBCDD1" w:sz="6" w:space="0"/>
+            <w:left w:val="single" w:color="CBCDD1" w:sz="6" w:space="0"/>
+            <w:bottom w:val="single" w:color="CBCDD1" w:sz="6" w:space="0"/>
+            <w:right w:val="single" w:color="CBCDD1" w:sz="6" w:space="0"/>
+            <w:insideH w:val="single" w:color="CBCDD1" w:sz="6" w:space="0"/>
+            <w:insideV w:val="single" w:color="CBCDD1" w:sz="6" w:space="0"/>
+          </w:tblBorders>
+          <w:tblCellMar>
+            <w:top w:w="15" w:type="dxa"/>
+            <w:left w:w="15" w:type="dxa"/>
+            <w:bottom w:w="15" w:type="dxa"/>
+            <w:right w:w="15" w:type="dxa"/>
+          </w:tblCellMar>
+        </w:tblPrEx>
         <w:tc>
           <w:tcPr>
             <w:tcW w:w="4153" w:type="dxa"/>
@@ -1466,7 +1957,22 @@
         </w:tc>
       </w:tr>
       <w:tr>
-        <w:trPr/>
+        <w:tblPrEx>
+          <w:tblBorders>
+            <w:top w:val="single" w:color="CBCDD1" w:sz="6" w:space="0"/>
+            <w:left w:val="single" w:color="CBCDD1" w:sz="6" w:space="0"/>
+            <w:bottom w:val="single" w:color="CBCDD1" w:sz="6" w:space="0"/>
+            <w:right w:val="single" w:color="CBCDD1" w:sz="6" w:space="0"/>
+            <w:insideH w:val="single" w:color="CBCDD1" w:sz="6" w:space="0"/>
+            <w:insideV w:val="single" w:color="CBCDD1" w:sz="6" w:space="0"/>
+          </w:tblBorders>
+          <w:tblCellMar>
+            <w:top w:w="15" w:type="dxa"/>
+            <w:left w:w="15" w:type="dxa"/>
+            <w:bottom w:w="15" w:type="dxa"/>
+            <w:right w:w="15" w:type="dxa"/>
+          </w:tblCellMar>
+        </w:tblPrEx>
         <w:tc>
           <w:tcPr>
             <w:tcW w:w="4153" w:type="dxa"/>
@@ -1499,8 +2005,8 @@
     </w:tbl>
     <w:p>
       <w:pPr>
-        <w:keepNext w:val="1"/>
-        <w:keepLines w:val="1"/>
+        <w:keepNext/>
+        <w:keepLines/>
         <w:spacing w:before="100" w:beforeAutospacing="1" w:after="100" w:afterAutospacing="1"/>
         <w:outlineLvl w:val="2"/>
         <w:rPr>
@@ -1511,7 +2017,7 @@
       <w:r>
         <w:rPr>
           <w:rFonts w:hint="eastAsia"/>
-          <w:b w:val="1"/>
+          <w:b/>
           <w:sz w:val="32"/>
         </w:rPr>
         <w:t>1.3.2 缩写词</w:t>
@@ -1519,7 +2025,9 @@
     </w:p>
     <w:tbl>
       <w:tblPr>
+        <w:tblStyle w:val="2"/>
         <w:tblW w:w="0" w:type="auto"/>
+        <w:tblInd w:w="0" w:type="dxa"/>
         <w:tblBorders>
           <w:top w:val="single" w:color="CBCDD1" w:sz="6" w:space="0"/>
           <w:left w:val="single" w:color="CBCDD1" w:sz="6" w:space="0"/>
@@ -1541,8 +2049,24 @@
         <w:gridCol w:w="4153"/>
       </w:tblGrid>
       <w:tr>
+        <w:tblPrEx>
+          <w:tblBorders>
+            <w:top w:val="single" w:color="CBCDD1" w:sz="6" w:space="0"/>
+            <w:left w:val="single" w:color="CBCDD1" w:sz="6" w:space="0"/>
+            <w:bottom w:val="single" w:color="CBCDD1" w:sz="6" w:space="0"/>
+            <w:right w:val="single" w:color="CBCDD1" w:sz="6" w:space="0"/>
+            <w:insideH w:val="single" w:color="CBCDD1" w:sz="6" w:space="0"/>
+            <w:insideV w:val="single" w:color="CBCDD1" w:sz="6" w:space="0"/>
+          </w:tblBorders>
+          <w:tblCellMar>
+            <w:top w:w="15" w:type="dxa"/>
+            <w:left w:w="15" w:type="dxa"/>
+            <w:bottom w:w="15" w:type="dxa"/>
+            <w:right w:w="15" w:type="dxa"/>
+          </w:tblCellMar>
+        </w:tblPrEx>
         <w:trPr>
-          <w:tblHeader w:val="1"/>
+          <w:tblHeader/>
         </w:trPr>
         <w:tc>
           <w:tcPr>
@@ -1552,14 +2076,14 @@
           <w:p>
             <w:pPr>
               <w:rPr>
-                <w:b w:val="1"/>
-                <w:bCs w:val="1"/>
+                <w:b/>
+                <w:bCs/>
               </w:rPr>
             </w:pPr>
             <w:r>
               <w:rPr>
                 <w:rFonts w:hint="eastAsia"/>
-                <w:b w:val="1"/>
+                <w:b/>
               </w:rPr>
               <w:t>缩写</w:t>
             </w:r>
@@ -1573,14 +2097,14 @@
           <w:p>
             <w:pPr>
               <w:rPr>
-                <w:b w:val="1"/>
-                <w:bCs w:val="1"/>
+                <w:b/>
+                <w:bCs/>
               </w:rPr>
             </w:pPr>
             <w:r>
               <w:rPr>
                 <w:rFonts w:hint="eastAsia"/>
-                <w:b w:val="1"/>
+                <w:b/>
               </w:rPr>
               <w:t>全称</w:t>
             </w:r>
@@ -1588,7 +2112,22 @@
         </w:tc>
       </w:tr>
       <w:tr>
-        <w:trPr/>
+        <w:tblPrEx>
+          <w:tblBorders>
+            <w:top w:val="single" w:color="CBCDD1" w:sz="6" w:space="0"/>
+            <w:left w:val="single" w:color="CBCDD1" w:sz="6" w:space="0"/>
+            <w:bottom w:val="single" w:color="CBCDD1" w:sz="6" w:space="0"/>
+            <w:right w:val="single" w:color="CBCDD1" w:sz="6" w:space="0"/>
+            <w:insideH w:val="single" w:color="CBCDD1" w:sz="6" w:space="0"/>
+            <w:insideV w:val="single" w:color="CBCDD1" w:sz="6" w:space="0"/>
+          </w:tblBorders>
+          <w:tblCellMar>
+            <w:top w:w="15" w:type="dxa"/>
+            <w:left w:w="15" w:type="dxa"/>
+            <w:bottom w:w="15" w:type="dxa"/>
+            <w:right w:w="15" w:type="dxa"/>
+          </w:tblCellMar>
+        </w:tblPrEx>
         <w:tc>
           <w:tcPr>
             <w:tcW w:w="4153" w:type="dxa"/>
@@ -1616,7 +2155,22 @@
         </w:tc>
       </w:tr>
       <w:tr>
-        <w:trPr/>
+        <w:tblPrEx>
+          <w:tblBorders>
+            <w:top w:val="single" w:color="CBCDD1" w:sz="6" w:space="0"/>
+            <w:left w:val="single" w:color="CBCDD1" w:sz="6" w:space="0"/>
+            <w:bottom w:val="single" w:color="CBCDD1" w:sz="6" w:space="0"/>
+            <w:right w:val="single" w:color="CBCDD1" w:sz="6" w:space="0"/>
+            <w:insideH w:val="single" w:color="CBCDD1" w:sz="6" w:space="0"/>
+            <w:insideV w:val="single" w:color="CBCDD1" w:sz="6" w:space="0"/>
+          </w:tblBorders>
+          <w:tblCellMar>
+            <w:top w:w="15" w:type="dxa"/>
+            <w:left w:w="15" w:type="dxa"/>
+            <w:bottom w:w="15" w:type="dxa"/>
+            <w:right w:w="15" w:type="dxa"/>
+          </w:tblCellMar>
+        </w:tblPrEx>
         <w:tc>
           <w:tcPr>
             <w:tcW w:w="4153" w:type="dxa"/>
@@ -1644,7 +2198,22 @@
         </w:tc>
       </w:tr>
       <w:tr>
-        <w:trPr/>
+        <w:tblPrEx>
+          <w:tblBorders>
+            <w:top w:val="single" w:color="CBCDD1" w:sz="6" w:space="0"/>
+            <w:left w:val="single" w:color="CBCDD1" w:sz="6" w:space="0"/>
+            <w:bottom w:val="single" w:color="CBCDD1" w:sz="6" w:space="0"/>
+            <w:right w:val="single" w:color="CBCDD1" w:sz="6" w:space="0"/>
+            <w:insideH w:val="single" w:color="CBCDD1" w:sz="6" w:space="0"/>
+            <w:insideV w:val="single" w:color="CBCDD1" w:sz="6" w:space="0"/>
+          </w:tblBorders>
+          <w:tblCellMar>
+            <w:top w:w="15" w:type="dxa"/>
+            <w:left w:w="15" w:type="dxa"/>
+            <w:bottom w:w="15" w:type="dxa"/>
+            <w:right w:w="15" w:type="dxa"/>
+          </w:tblCellMar>
+        </w:tblPrEx>
         <w:tc>
           <w:tcPr>
             <w:tcW w:w="4153" w:type="dxa"/>
@@ -1672,7 +2241,22 @@
         </w:tc>
       </w:tr>
       <w:tr>
-        <w:trPr/>
+        <w:tblPrEx>
+          <w:tblBorders>
+            <w:top w:val="single" w:color="CBCDD1" w:sz="6" w:space="0"/>
+            <w:left w:val="single" w:color="CBCDD1" w:sz="6" w:space="0"/>
+            <w:bottom w:val="single" w:color="CBCDD1" w:sz="6" w:space="0"/>
+            <w:right w:val="single" w:color="CBCDD1" w:sz="6" w:space="0"/>
+            <w:insideH w:val="single" w:color="CBCDD1" w:sz="6" w:space="0"/>
+            <w:insideV w:val="single" w:color="CBCDD1" w:sz="6" w:space="0"/>
+          </w:tblBorders>
+          <w:tblCellMar>
+            <w:top w:w="15" w:type="dxa"/>
+            <w:left w:w="15" w:type="dxa"/>
+            <w:bottom w:w="15" w:type="dxa"/>
+            <w:right w:w="15" w:type="dxa"/>
+          </w:tblCellMar>
+        </w:tblPrEx>
         <w:tc>
           <w:tcPr>
             <w:tcW w:w="4153" w:type="dxa"/>
@@ -1700,7 +2284,22 @@
         </w:tc>
       </w:tr>
       <w:tr>
-        <w:trPr/>
+        <w:tblPrEx>
+          <w:tblBorders>
+            <w:top w:val="single" w:color="CBCDD1" w:sz="6" w:space="0"/>
+            <w:left w:val="single" w:color="CBCDD1" w:sz="6" w:space="0"/>
+            <w:bottom w:val="single" w:color="CBCDD1" w:sz="6" w:space="0"/>
+            <w:right w:val="single" w:color="CBCDD1" w:sz="6" w:space="0"/>
+            <w:insideH w:val="single" w:color="CBCDD1" w:sz="6" w:space="0"/>
+            <w:insideV w:val="single" w:color="CBCDD1" w:sz="6" w:space="0"/>
+          </w:tblBorders>
+          <w:tblCellMar>
+            <w:top w:w="15" w:type="dxa"/>
+            <w:left w:w="15" w:type="dxa"/>
+            <w:bottom w:w="15" w:type="dxa"/>
+            <w:right w:w="15" w:type="dxa"/>
+          </w:tblCellMar>
+        </w:tblPrEx>
         <w:tc>
           <w:tcPr>
             <w:tcW w:w="4153" w:type="dxa"/>
@@ -1728,7 +2327,22 @@
         </w:tc>
       </w:tr>
       <w:tr>
-        <w:trPr/>
+        <w:tblPrEx>
+          <w:tblBorders>
+            <w:top w:val="single" w:color="CBCDD1" w:sz="6" w:space="0"/>
+            <w:left w:val="single" w:color="CBCDD1" w:sz="6" w:space="0"/>
+            <w:bottom w:val="single" w:color="CBCDD1" w:sz="6" w:space="0"/>
+            <w:right w:val="single" w:color="CBCDD1" w:sz="6" w:space="0"/>
+            <w:insideH w:val="single" w:color="CBCDD1" w:sz="6" w:space="0"/>
+            <w:insideV w:val="single" w:color="CBCDD1" w:sz="6" w:space="0"/>
+          </w:tblBorders>
+          <w:tblCellMar>
+            <w:top w:w="15" w:type="dxa"/>
+            <w:left w:w="15" w:type="dxa"/>
+            <w:bottom w:w="15" w:type="dxa"/>
+            <w:right w:w="15" w:type="dxa"/>
+          </w:tblCellMar>
+        </w:tblPrEx>
         <w:tc>
           <w:tcPr>
             <w:tcW w:w="4153" w:type="dxa"/>
@@ -1756,7 +2370,22 @@
         </w:tc>
       </w:tr>
       <w:tr>
-        <w:trPr/>
+        <w:tblPrEx>
+          <w:tblBorders>
+            <w:top w:val="single" w:color="CBCDD1" w:sz="6" w:space="0"/>
+            <w:left w:val="single" w:color="CBCDD1" w:sz="6" w:space="0"/>
+            <w:bottom w:val="single" w:color="CBCDD1" w:sz="6" w:space="0"/>
+            <w:right w:val="single" w:color="CBCDD1" w:sz="6" w:space="0"/>
+            <w:insideH w:val="single" w:color="CBCDD1" w:sz="6" w:space="0"/>
+            <w:insideV w:val="single" w:color="CBCDD1" w:sz="6" w:space="0"/>
+          </w:tblBorders>
+          <w:tblCellMar>
+            <w:top w:w="15" w:type="dxa"/>
+            <w:left w:w="15" w:type="dxa"/>
+            <w:bottom w:w="15" w:type="dxa"/>
+            <w:right w:w="15" w:type="dxa"/>
+          </w:tblCellMar>
+        </w:tblPrEx>
         <w:tc>
           <w:tcPr>
             <w:tcW w:w="4153" w:type="dxa"/>
@@ -1784,7 +2413,22 @@
         </w:tc>
       </w:tr>
       <w:tr>
-        <w:trPr/>
+        <w:tblPrEx>
+          <w:tblBorders>
+            <w:top w:val="single" w:color="CBCDD1" w:sz="6" w:space="0"/>
+            <w:left w:val="single" w:color="CBCDD1" w:sz="6" w:space="0"/>
+            <w:bottom w:val="single" w:color="CBCDD1" w:sz="6" w:space="0"/>
+            <w:right w:val="single" w:color="CBCDD1" w:sz="6" w:space="0"/>
+            <w:insideH w:val="single" w:color="CBCDD1" w:sz="6" w:space="0"/>
+            <w:insideV w:val="single" w:color="CBCDD1" w:sz="6" w:space="0"/>
+          </w:tblBorders>
+          <w:tblCellMar>
+            <w:top w:w="15" w:type="dxa"/>
+            <w:left w:w="15" w:type="dxa"/>
+            <w:bottom w:w="15" w:type="dxa"/>
+            <w:right w:w="15" w:type="dxa"/>
+          </w:tblCellMar>
+        </w:tblPrEx>
         <w:tc>
           <w:tcPr>
             <w:tcW w:w="4153" w:type="dxa"/>
@@ -1812,7 +2456,22 @@
         </w:tc>
       </w:tr>
       <w:tr>
-        <w:trPr/>
+        <w:tblPrEx>
+          <w:tblBorders>
+            <w:top w:val="single" w:color="CBCDD1" w:sz="6" w:space="0"/>
+            <w:left w:val="single" w:color="CBCDD1" w:sz="6" w:space="0"/>
+            <w:bottom w:val="single" w:color="CBCDD1" w:sz="6" w:space="0"/>
+            <w:right w:val="single" w:color="CBCDD1" w:sz="6" w:space="0"/>
+            <w:insideH w:val="single" w:color="CBCDD1" w:sz="6" w:space="0"/>
+            <w:insideV w:val="single" w:color="CBCDD1" w:sz="6" w:space="0"/>
+          </w:tblBorders>
+          <w:tblCellMar>
+            <w:top w:w="15" w:type="dxa"/>
+            <w:left w:w="15" w:type="dxa"/>
+            <w:bottom w:w="15" w:type="dxa"/>
+            <w:right w:w="15" w:type="dxa"/>
+          </w:tblCellMar>
+        </w:tblPrEx>
         <w:tc>
           <w:tcPr>
             <w:tcW w:w="4153" w:type="dxa"/>
@@ -1840,7 +2499,22 @@
         </w:tc>
       </w:tr>
       <w:tr>
-        <w:trPr/>
+        <w:tblPrEx>
+          <w:tblBorders>
+            <w:top w:val="single" w:color="CBCDD1" w:sz="6" w:space="0"/>
+            <w:left w:val="single" w:color="CBCDD1" w:sz="6" w:space="0"/>
+            <w:bottom w:val="single" w:color="CBCDD1" w:sz="6" w:space="0"/>
+            <w:right w:val="single" w:color="CBCDD1" w:sz="6" w:space="0"/>
+            <w:insideH w:val="single" w:color="CBCDD1" w:sz="6" w:space="0"/>
+            <w:insideV w:val="single" w:color="CBCDD1" w:sz="6" w:space="0"/>
+          </w:tblBorders>
+          <w:tblCellMar>
+            <w:top w:w="15" w:type="dxa"/>
+            <w:left w:w="15" w:type="dxa"/>
+            <w:bottom w:w="15" w:type="dxa"/>
+            <w:right w:w="15" w:type="dxa"/>
+          </w:tblCellMar>
+        </w:tblPrEx>
         <w:tc>
           <w:tcPr>
             <w:tcW w:w="4153" w:type="dxa"/>
@@ -1868,7 +2542,22 @@
         </w:tc>
       </w:tr>
       <w:tr>
-        <w:trPr/>
+        <w:tblPrEx>
+          <w:tblBorders>
+            <w:top w:val="single" w:color="CBCDD1" w:sz="6" w:space="0"/>
+            <w:left w:val="single" w:color="CBCDD1" w:sz="6" w:space="0"/>
+            <w:bottom w:val="single" w:color="CBCDD1" w:sz="6" w:space="0"/>
+            <w:right w:val="single" w:color="CBCDD1" w:sz="6" w:space="0"/>
+            <w:insideH w:val="single" w:color="CBCDD1" w:sz="6" w:space="0"/>
+            <w:insideV w:val="single" w:color="CBCDD1" w:sz="6" w:space="0"/>
+          </w:tblBorders>
+          <w:tblCellMar>
+            <w:top w:w="15" w:type="dxa"/>
+            <w:left w:w="15" w:type="dxa"/>
+            <w:bottom w:w="15" w:type="dxa"/>
+            <w:right w:w="15" w:type="dxa"/>
+          </w:tblCellMar>
+        </w:tblPrEx>
         <w:tc>
           <w:tcPr>
             <w:tcW w:w="4153" w:type="dxa"/>
@@ -1898,8 +2587,8 @@
     </w:tbl>
     <w:p>
       <w:pPr>
-        <w:keepNext w:val="1"/>
-        <w:keepLines w:val="1"/>
+        <w:keepNext/>
+        <w:keepLines/>
         <w:spacing w:before="100" w:beforeAutospacing="1" w:after="100" w:afterAutospacing="1"/>
         <w:outlineLvl w:val="1"/>
         <w:rPr>
@@ -1910,7 +2599,7 @@
       <w:r>
         <w:rPr>
           <w:rFonts w:hint="eastAsia"/>
-          <w:b w:val="1"/>
+          <w:b/>
           <w:sz w:val="32"/>
         </w:rPr>
         <w:t>1.4 参考资料</w:t>
@@ -2016,8 +2705,8 @@
     </w:p>
     <w:p>
       <w:pPr>
-        <w:keepNext w:val="1"/>
-        <w:keepLines w:val="1"/>
+        <w:keepNext/>
+        <w:keepLines/>
         <w:spacing w:before="100" w:beforeAutospacing="1" w:after="100" w:afterAutospacing="1"/>
         <w:outlineLvl w:val="0"/>
         <w:rPr>
@@ -2029,7 +2718,7 @@
       <w:r>
         <w:rPr>
           <w:rFonts w:hint="eastAsia"/>
-          <w:b w:val="1"/>
+          <w:b/>
           <w:sz w:val="44"/>
         </w:rPr>
         <w:t>2 任务概述</w:t>
@@ -2037,8 +2726,8 @@
     </w:p>
     <w:p>
       <w:pPr>
-        <w:keepNext w:val="1"/>
-        <w:keepLines w:val="1"/>
+        <w:keepNext/>
+        <w:keepLines/>
         <w:spacing w:before="100" w:beforeAutospacing="1" w:after="100" w:afterAutospacing="1"/>
         <w:outlineLvl w:val="1"/>
         <w:rPr>
@@ -2049,7 +2738,7 @@
       <w:r>
         <w:rPr>
           <w:rFonts w:hint="eastAsia"/>
-          <w:b w:val="1"/>
+          <w:b/>
           <w:sz w:val="32"/>
         </w:rPr>
         <w:t>2.1 目标</w:t>
@@ -2165,8 +2854,8 @@
     </w:p>
     <w:p>
       <w:pPr>
-        <w:keepNext w:val="1"/>
-        <w:keepLines w:val="1"/>
+        <w:keepNext/>
+        <w:keepLines/>
         <w:spacing w:before="100" w:beforeAutospacing="1" w:after="100" w:afterAutospacing="1"/>
         <w:outlineLvl w:val="1"/>
         <w:rPr>
@@ -2177,7 +2866,7 @@
       <w:r>
         <w:rPr>
           <w:rFonts w:hint="eastAsia"/>
-          <w:b w:val="1"/>
+          <w:b/>
           <w:sz w:val="32"/>
         </w:rPr>
         <w:t>2.2 用户的特点</w:t>
@@ -2193,7 +2882,9 @@
     </w:p>
     <w:tbl>
       <w:tblPr>
+        <w:tblStyle w:val="2"/>
         <w:tblW w:w="0" w:type="auto"/>
+        <w:tblInd w:w="0" w:type="dxa"/>
         <w:tblBorders>
           <w:top w:val="single" w:color="CBCDD1" w:sz="6" w:space="0"/>
           <w:left w:val="single" w:color="CBCDD1" w:sz="6" w:space="0"/>
@@ -2216,8 +2907,24 @@
         <w:gridCol w:w="2768"/>
       </w:tblGrid>
       <w:tr>
+        <w:tblPrEx>
+          <w:tblBorders>
+            <w:top w:val="single" w:color="CBCDD1" w:sz="6" w:space="0"/>
+            <w:left w:val="single" w:color="CBCDD1" w:sz="6" w:space="0"/>
+            <w:bottom w:val="single" w:color="CBCDD1" w:sz="6" w:space="0"/>
+            <w:right w:val="single" w:color="CBCDD1" w:sz="6" w:space="0"/>
+            <w:insideH w:val="single" w:color="CBCDD1" w:sz="6" w:space="0"/>
+            <w:insideV w:val="single" w:color="CBCDD1" w:sz="6" w:space="0"/>
+          </w:tblBorders>
+          <w:tblCellMar>
+            <w:top w:w="15" w:type="dxa"/>
+            <w:left w:w="15" w:type="dxa"/>
+            <w:bottom w:w="15" w:type="dxa"/>
+            <w:right w:w="15" w:type="dxa"/>
+          </w:tblCellMar>
+        </w:tblPrEx>
         <w:trPr>
-          <w:tblHeader w:val="1"/>
+          <w:tblHeader/>
         </w:trPr>
         <w:tc>
           <w:tcPr>
@@ -2227,14 +2934,14 @@
           <w:p>
             <w:pPr>
               <w:rPr>
-                <w:b w:val="1"/>
-                <w:bCs w:val="1"/>
+                <w:b/>
+                <w:bCs/>
               </w:rPr>
             </w:pPr>
             <w:r>
               <w:rPr>
                 <w:rFonts w:hint="eastAsia"/>
-                <w:b w:val="1"/>
+                <w:b/>
               </w:rPr>
               <w:t>角色</w:t>
             </w:r>
@@ -2248,14 +2955,14 @@
           <w:p>
             <w:pPr>
               <w:rPr>
-                <w:b w:val="1"/>
-                <w:bCs w:val="1"/>
+                <w:b/>
+                <w:bCs/>
               </w:rPr>
             </w:pPr>
             <w:r>
               <w:rPr>
                 <w:rFonts w:hint="eastAsia"/>
-                <w:b w:val="1"/>
+                <w:b/>
               </w:rPr>
               <w:t>主要职责</w:t>
             </w:r>
@@ -2269,14 +2976,14 @@
           <w:p>
             <w:pPr>
               <w:rPr>
-                <w:b w:val="1"/>
-                <w:bCs w:val="1"/>
+                <w:b/>
+                <w:bCs/>
               </w:rPr>
             </w:pPr>
             <w:r>
               <w:rPr>
                 <w:rFonts w:hint="eastAsia"/>
-                <w:b w:val="1"/>
+                <w:b/>
               </w:rPr>
               <w:t>特点</w:t>
             </w:r>
@@ -2284,7 +2991,22 @@
         </w:tc>
       </w:tr>
       <w:tr>
-        <w:trPr/>
+        <w:tblPrEx>
+          <w:tblBorders>
+            <w:top w:val="single" w:color="CBCDD1" w:sz="6" w:space="0"/>
+            <w:left w:val="single" w:color="CBCDD1" w:sz="6" w:space="0"/>
+            <w:bottom w:val="single" w:color="CBCDD1" w:sz="6" w:space="0"/>
+            <w:right w:val="single" w:color="CBCDD1" w:sz="6" w:space="0"/>
+            <w:insideH w:val="single" w:color="CBCDD1" w:sz="6" w:space="0"/>
+            <w:insideV w:val="single" w:color="CBCDD1" w:sz="6" w:space="0"/>
+          </w:tblBorders>
+          <w:tblCellMar>
+            <w:top w:w="15" w:type="dxa"/>
+            <w:left w:w="15" w:type="dxa"/>
+            <w:bottom w:w="15" w:type="dxa"/>
+            <w:right w:w="15" w:type="dxa"/>
+          </w:tblCellMar>
+        </w:tblPrEx>
         <w:tc>
           <w:tcPr>
             <w:tcW w:w="2768" w:type="dxa"/>
@@ -2329,7 +3051,22 @@
         </w:tc>
       </w:tr>
       <w:tr>
-        <w:trPr/>
+        <w:tblPrEx>
+          <w:tblBorders>
+            <w:top w:val="single" w:color="CBCDD1" w:sz="6" w:space="0"/>
+            <w:left w:val="single" w:color="CBCDD1" w:sz="6" w:space="0"/>
+            <w:bottom w:val="single" w:color="CBCDD1" w:sz="6" w:space="0"/>
+            <w:right w:val="single" w:color="CBCDD1" w:sz="6" w:space="0"/>
+            <w:insideH w:val="single" w:color="CBCDD1" w:sz="6" w:space="0"/>
+            <w:insideV w:val="single" w:color="CBCDD1" w:sz="6" w:space="0"/>
+          </w:tblBorders>
+          <w:tblCellMar>
+            <w:top w:w="15" w:type="dxa"/>
+            <w:left w:w="15" w:type="dxa"/>
+            <w:bottom w:w="15" w:type="dxa"/>
+            <w:right w:w="15" w:type="dxa"/>
+          </w:tblCellMar>
+        </w:tblPrEx>
         <w:tc>
           <w:tcPr>
             <w:tcW w:w="2768" w:type="dxa"/>
@@ -2374,7 +3111,22 @@
         </w:tc>
       </w:tr>
       <w:tr>
-        <w:trPr/>
+        <w:tblPrEx>
+          <w:tblBorders>
+            <w:top w:val="single" w:color="CBCDD1" w:sz="6" w:space="0"/>
+            <w:left w:val="single" w:color="CBCDD1" w:sz="6" w:space="0"/>
+            <w:bottom w:val="single" w:color="CBCDD1" w:sz="6" w:space="0"/>
+            <w:right w:val="single" w:color="CBCDD1" w:sz="6" w:space="0"/>
+            <w:insideH w:val="single" w:color="CBCDD1" w:sz="6" w:space="0"/>
+            <w:insideV w:val="single" w:color="CBCDD1" w:sz="6" w:space="0"/>
+          </w:tblBorders>
+          <w:tblCellMar>
+            <w:top w:w="15" w:type="dxa"/>
+            <w:left w:w="15" w:type="dxa"/>
+            <w:bottom w:w="15" w:type="dxa"/>
+            <w:right w:w="15" w:type="dxa"/>
+          </w:tblCellMar>
+        </w:tblPrEx>
         <w:tc>
           <w:tcPr>
             <w:tcW w:w="2768" w:type="dxa"/>
@@ -2419,7 +3171,22 @@
         </w:tc>
       </w:tr>
       <w:tr>
-        <w:trPr/>
+        <w:tblPrEx>
+          <w:tblBorders>
+            <w:top w:val="single" w:color="CBCDD1" w:sz="6" w:space="0"/>
+            <w:left w:val="single" w:color="CBCDD1" w:sz="6" w:space="0"/>
+            <w:bottom w:val="single" w:color="CBCDD1" w:sz="6" w:space="0"/>
+            <w:right w:val="single" w:color="CBCDD1" w:sz="6" w:space="0"/>
+            <w:insideH w:val="single" w:color="CBCDD1" w:sz="6" w:space="0"/>
+            <w:insideV w:val="single" w:color="CBCDD1" w:sz="6" w:space="0"/>
+          </w:tblBorders>
+          <w:tblCellMar>
+            <w:top w:w="15" w:type="dxa"/>
+            <w:left w:w="15" w:type="dxa"/>
+            <w:bottom w:w="15" w:type="dxa"/>
+            <w:right w:w="15" w:type="dxa"/>
+          </w:tblCellMar>
+        </w:tblPrEx>
         <w:tc>
           <w:tcPr>
             <w:tcW w:w="2768" w:type="dxa"/>
@@ -2474,8 +3241,8 @@
     </w:p>
     <w:p>
       <w:pPr>
-        <w:keepNext w:val="1"/>
-        <w:keepLines w:val="1"/>
+        <w:keepNext/>
+        <w:keepLines/>
         <w:spacing w:before="100" w:beforeAutospacing="1" w:after="100" w:afterAutospacing="1"/>
         <w:outlineLvl w:val="1"/>
         <w:rPr>
@@ -2486,7 +3253,7 @@
       <w:r>
         <w:rPr>
           <w:rFonts w:hint="eastAsia"/>
-          <w:b w:val="1"/>
+          <w:b/>
           <w:sz w:val="32"/>
         </w:rPr>
         <w:t>2.3 假定和约束</w:t>
@@ -2494,8 +3261,8 @@
     </w:p>
     <w:p>
       <w:pPr>
-        <w:keepNext w:val="1"/>
-        <w:keepLines w:val="1"/>
+        <w:keepNext/>
+        <w:keepLines/>
         <w:spacing w:before="100" w:beforeAutospacing="1" w:after="100" w:afterAutospacing="1"/>
         <w:outlineLvl w:val="2"/>
         <w:rPr>
@@ -2506,7 +3273,7 @@
       <w:r>
         <w:rPr>
           <w:rFonts w:hint="eastAsia"/>
-          <w:b w:val="1"/>
+          <w:b/>
           <w:sz w:val="32"/>
         </w:rPr>
         <w:t>2.3.1 开发期限</w:t>
@@ -2522,7 +3289,9 @@
     </w:p>
     <w:tbl>
       <w:tblPr>
+        <w:tblStyle w:val="2"/>
         <w:tblW w:w="0" w:type="auto"/>
+        <w:tblInd w:w="0" w:type="dxa"/>
         <w:tblBorders>
           <w:top w:val="single" w:color="CBCDD1" w:sz="6" w:space="0"/>
           <w:left w:val="single" w:color="CBCDD1" w:sz="6" w:space="0"/>
@@ -2545,8 +3314,24 @@
         <w:gridCol w:w="2768"/>
       </w:tblGrid>
       <w:tr>
+        <w:tblPrEx>
+          <w:tblBorders>
+            <w:top w:val="single" w:color="CBCDD1" w:sz="6" w:space="0"/>
+            <w:left w:val="single" w:color="CBCDD1" w:sz="6" w:space="0"/>
+            <w:bottom w:val="single" w:color="CBCDD1" w:sz="6" w:space="0"/>
+            <w:right w:val="single" w:color="CBCDD1" w:sz="6" w:space="0"/>
+            <w:insideH w:val="single" w:color="CBCDD1" w:sz="6" w:space="0"/>
+            <w:insideV w:val="single" w:color="CBCDD1" w:sz="6" w:space="0"/>
+          </w:tblBorders>
+          <w:tblCellMar>
+            <w:top w:w="15" w:type="dxa"/>
+            <w:left w:w="15" w:type="dxa"/>
+            <w:bottom w:w="15" w:type="dxa"/>
+            <w:right w:w="15" w:type="dxa"/>
+          </w:tblCellMar>
+        </w:tblPrEx>
         <w:trPr>
-          <w:tblHeader w:val="1"/>
+          <w:tblHeader/>
         </w:trPr>
         <w:tc>
           <w:tcPr>
@@ -2556,14 +3341,14 @@
           <w:p>
             <w:pPr>
               <w:rPr>
-                <w:b w:val="1"/>
-                <w:bCs w:val="1"/>
+                <w:b/>
+                <w:bCs/>
               </w:rPr>
             </w:pPr>
             <w:r>
               <w:rPr>
                 <w:rFonts w:hint="eastAsia"/>
-                <w:b w:val="1"/>
+                <w:b/>
               </w:rPr>
               <w:t>阶段</w:t>
             </w:r>
@@ -2577,14 +3362,14 @@
           <w:p>
             <w:pPr>
               <w:rPr>
-                <w:b w:val="1"/>
-                <w:bCs w:val="1"/>
+                <w:b/>
+                <w:bCs/>
               </w:rPr>
             </w:pPr>
             <w:r>
               <w:rPr>
                 <w:rFonts w:hint="eastAsia"/>
-                <w:b w:val="1"/>
+                <w:b/>
               </w:rPr>
               <w:t>主要工作</w:t>
             </w:r>
@@ -2598,14 +3383,14 @@
           <w:p>
             <w:pPr>
               <w:rPr>
-                <w:b w:val="1"/>
-                <w:bCs w:val="1"/>
+                <w:b/>
+                <w:bCs/>
               </w:rPr>
             </w:pPr>
             <w:r>
               <w:rPr>
                 <w:rFonts w:hint="eastAsia"/>
-                <w:b w:val="1"/>
+                <w:b/>
               </w:rPr>
               <w:t>主要成果</w:t>
             </w:r>
@@ -2613,7 +3398,22 @@
         </w:tc>
       </w:tr>
       <w:tr>
-        <w:trPr/>
+        <w:tblPrEx>
+          <w:tblBorders>
+            <w:top w:val="single" w:color="CBCDD1" w:sz="6" w:space="0"/>
+            <w:left w:val="single" w:color="CBCDD1" w:sz="6" w:space="0"/>
+            <w:bottom w:val="single" w:color="CBCDD1" w:sz="6" w:space="0"/>
+            <w:right w:val="single" w:color="CBCDD1" w:sz="6" w:space="0"/>
+            <w:insideH w:val="single" w:color="CBCDD1" w:sz="6" w:space="0"/>
+            <w:insideV w:val="single" w:color="CBCDD1" w:sz="6" w:space="0"/>
+          </w:tblBorders>
+          <w:tblCellMar>
+            <w:top w:w="15" w:type="dxa"/>
+            <w:left w:w="15" w:type="dxa"/>
+            <w:bottom w:w="15" w:type="dxa"/>
+            <w:right w:w="15" w:type="dxa"/>
+          </w:tblCellMar>
+        </w:tblPrEx>
         <w:tc>
           <w:tcPr>
             <w:tcW w:w="2768" w:type="dxa"/>
@@ -2658,7 +3458,22 @@
         </w:tc>
       </w:tr>
       <w:tr>
-        <w:trPr/>
+        <w:tblPrEx>
+          <w:tblBorders>
+            <w:top w:val="single" w:color="CBCDD1" w:sz="6" w:space="0"/>
+            <w:left w:val="single" w:color="CBCDD1" w:sz="6" w:space="0"/>
+            <w:bottom w:val="single" w:color="CBCDD1" w:sz="6" w:space="0"/>
+            <w:right w:val="single" w:color="CBCDD1" w:sz="6" w:space="0"/>
+            <w:insideH w:val="single" w:color="CBCDD1" w:sz="6" w:space="0"/>
+            <w:insideV w:val="single" w:color="CBCDD1" w:sz="6" w:space="0"/>
+          </w:tblBorders>
+          <w:tblCellMar>
+            <w:top w:w="15" w:type="dxa"/>
+            <w:left w:w="15" w:type="dxa"/>
+            <w:bottom w:w="15" w:type="dxa"/>
+            <w:right w:w="15" w:type="dxa"/>
+          </w:tblCellMar>
+        </w:tblPrEx>
         <w:tc>
           <w:tcPr>
             <w:tcW w:w="2768" w:type="dxa"/>
@@ -2703,7 +3518,22 @@
         </w:tc>
       </w:tr>
       <w:tr>
-        <w:trPr/>
+        <w:tblPrEx>
+          <w:tblBorders>
+            <w:top w:val="single" w:color="CBCDD1" w:sz="6" w:space="0"/>
+            <w:left w:val="single" w:color="CBCDD1" w:sz="6" w:space="0"/>
+            <w:bottom w:val="single" w:color="CBCDD1" w:sz="6" w:space="0"/>
+            <w:right w:val="single" w:color="CBCDD1" w:sz="6" w:space="0"/>
+            <w:insideH w:val="single" w:color="CBCDD1" w:sz="6" w:space="0"/>
+            <w:insideV w:val="single" w:color="CBCDD1" w:sz="6" w:space="0"/>
+          </w:tblBorders>
+          <w:tblCellMar>
+            <w:top w:w="15" w:type="dxa"/>
+            <w:left w:w="15" w:type="dxa"/>
+            <w:bottom w:w="15" w:type="dxa"/>
+            <w:right w:w="15" w:type="dxa"/>
+          </w:tblCellMar>
+        </w:tblPrEx>
         <w:tc>
           <w:tcPr>
             <w:tcW w:w="2768" w:type="dxa"/>
@@ -2748,7 +3578,22 @@
         </w:tc>
       </w:tr>
       <w:tr>
-        <w:trPr/>
+        <w:tblPrEx>
+          <w:tblBorders>
+            <w:top w:val="single" w:color="CBCDD1" w:sz="6" w:space="0"/>
+            <w:left w:val="single" w:color="CBCDD1" w:sz="6" w:space="0"/>
+            <w:bottom w:val="single" w:color="CBCDD1" w:sz="6" w:space="0"/>
+            <w:right w:val="single" w:color="CBCDD1" w:sz="6" w:space="0"/>
+            <w:insideH w:val="single" w:color="CBCDD1" w:sz="6" w:space="0"/>
+            <w:insideV w:val="single" w:color="CBCDD1" w:sz="6" w:space="0"/>
+          </w:tblBorders>
+          <w:tblCellMar>
+            <w:top w:w="15" w:type="dxa"/>
+            <w:left w:w="15" w:type="dxa"/>
+            <w:bottom w:w="15" w:type="dxa"/>
+            <w:right w:w="15" w:type="dxa"/>
+          </w:tblCellMar>
+        </w:tblPrEx>
         <w:tc>
           <w:tcPr>
             <w:tcW w:w="2768" w:type="dxa"/>
@@ -2793,7 +3638,22 @@
         </w:tc>
       </w:tr>
       <w:tr>
-        <w:trPr/>
+        <w:tblPrEx>
+          <w:tblBorders>
+            <w:top w:val="single" w:color="CBCDD1" w:sz="6" w:space="0"/>
+            <w:left w:val="single" w:color="CBCDD1" w:sz="6" w:space="0"/>
+            <w:bottom w:val="single" w:color="CBCDD1" w:sz="6" w:space="0"/>
+            <w:right w:val="single" w:color="CBCDD1" w:sz="6" w:space="0"/>
+            <w:insideH w:val="single" w:color="CBCDD1" w:sz="6" w:space="0"/>
+            <w:insideV w:val="single" w:color="CBCDD1" w:sz="6" w:space="0"/>
+          </w:tblBorders>
+          <w:tblCellMar>
+            <w:top w:w="15" w:type="dxa"/>
+            <w:left w:w="15" w:type="dxa"/>
+            <w:bottom w:w="15" w:type="dxa"/>
+            <w:right w:w="15" w:type="dxa"/>
+          </w:tblCellMar>
+        </w:tblPrEx>
         <w:tc>
           <w:tcPr>
             <w:tcW w:w="2768" w:type="dxa"/>
@@ -2838,7 +3698,22 @@
         </w:tc>
       </w:tr>
       <w:tr>
-        <w:trPr/>
+        <w:tblPrEx>
+          <w:tblBorders>
+            <w:top w:val="single" w:color="CBCDD1" w:sz="6" w:space="0"/>
+            <w:left w:val="single" w:color="CBCDD1" w:sz="6" w:space="0"/>
+            <w:bottom w:val="single" w:color="CBCDD1" w:sz="6" w:space="0"/>
+            <w:right w:val="single" w:color="CBCDD1" w:sz="6" w:space="0"/>
+            <w:insideH w:val="single" w:color="CBCDD1" w:sz="6" w:space="0"/>
+            <w:insideV w:val="single" w:color="CBCDD1" w:sz="6" w:space="0"/>
+          </w:tblBorders>
+          <w:tblCellMar>
+            <w:top w:w="15" w:type="dxa"/>
+            <w:left w:w="15" w:type="dxa"/>
+            <w:bottom w:w="15" w:type="dxa"/>
+            <w:right w:w="15" w:type="dxa"/>
+          </w:tblCellMar>
+        </w:tblPrEx>
         <w:tc>
           <w:tcPr>
             <w:tcW w:w="2768" w:type="dxa"/>
@@ -2883,7 +3758,22 @@
         </w:tc>
       </w:tr>
       <w:tr>
-        <w:trPr/>
+        <w:tblPrEx>
+          <w:tblBorders>
+            <w:top w:val="single" w:color="CBCDD1" w:sz="6" w:space="0"/>
+            <w:left w:val="single" w:color="CBCDD1" w:sz="6" w:space="0"/>
+            <w:bottom w:val="single" w:color="CBCDD1" w:sz="6" w:space="0"/>
+            <w:right w:val="single" w:color="CBCDD1" w:sz="6" w:space="0"/>
+            <w:insideH w:val="single" w:color="CBCDD1" w:sz="6" w:space="0"/>
+            <w:insideV w:val="single" w:color="CBCDD1" w:sz="6" w:space="0"/>
+          </w:tblBorders>
+          <w:tblCellMar>
+            <w:top w:w="15" w:type="dxa"/>
+            <w:left w:w="15" w:type="dxa"/>
+            <w:bottom w:w="15" w:type="dxa"/>
+            <w:right w:w="15" w:type="dxa"/>
+          </w:tblCellMar>
+        </w:tblPrEx>
         <w:tc>
           <w:tcPr>
             <w:tcW w:w="2768" w:type="dxa"/>
@@ -2928,7 +3818,22 @@
         </w:tc>
       </w:tr>
       <w:tr>
-        <w:trPr/>
+        <w:tblPrEx>
+          <w:tblBorders>
+            <w:top w:val="single" w:color="CBCDD1" w:sz="6" w:space="0"/>
+            <w:left w:val="single" w:color="CBCDD1" w:sz="6" w:space="0"/>
+            <w:bottom w:val="single" w:color="CBCDD1" w:sz="6" w:space="0"/>
+            <w:right w:val="single" w:color="CBCDD1" w:sz="6" w:space="0"/>
+            <w:insideH w:val="single" w:color="CBCDD1" w:sz="6" w:space="0"/>
+            <w:insideV w:val="single" w:color="CBCDD1" w:sz="6" w:space="0"/>
+          </w:tblBorders>
+          <w:tblCellMar>
+            <w:top w:w="15" w:type="dxa"/>
+            <w:left w:w="15" w:type="dxa"/>
+            <w:bottom w:w="15" w:type="dxa"/>
+            <w:right w:w="15" w:type="dxa"/>
+          </w:tblCellMar>
+        </w:tblPrEx>
         <w:tc>
           <w:tcPr>
             <w:tcW w:w="2768" w:type="dxa"/>
@@ -2973,7 +3878,22 @@
         </w:tc>
       </w:tr>
       <w:tr>
-        <w:trPr/>
+        <w:tblPrEx>
+          <w:tblBorders>
+            <w:top w:val="single" w:color="CBCDD1" w:sz="6" w:space="0"/>
+            <w:left w:val="single" w:color="CBCDD1" w:sz="6" w:space="0"/>
+            <w:bottom w:val="single" w:color="CBCDD1" w:sz="6" w:space="0"/>
+            <w:right w:val="single" w:color="CBCDD1" w:sz="6" w:space="0"/>
+            <w:insideH w:val="single" w:color="CBCDD1" w:sz="6" w:space="0"/>
+            <w:insideV w:val="single" w:color="CBCDD1" w:sz="6" w:space="0"/>
+          </w:tblBorders>
+          <w:tblCellMar>
+            <w:top w:w="15" w:type="dxa"/>
+            <w:left w:w="15" w:type="dxa"/>
+            <w:bottom w:w="15" w:type="dxa"/>
+            <w:right w:w="15" w:type="dxa"/>
+          </w:tblCellMar>
+        </w:tblPrEx>
         <w:tc>
           <w:tcPr>
             <w:tcW w:w="2768" w:type="dxa"/>
@@ -3020,8 +3940,8 @@
     </w:tbl>
     <w:p>
       <w:pPr>
-        <w:keepNext w:val="1"/>
-        <w:keepLines w:val="1"/>
+        <w:keepNext/>
+        <w:keepLines/>
         <w:spacing w:before="100" w:beforeAutospacing="1" w:after="100" w:afterAutospacing="1"/>
         <w:outlineLvl w:val="2"/>
         <w:rPr>
@@ -3032,7 +3952,7 @@
       <w:r>
         <w:rPr>
           <w:rFonts w:hint="eastAsia"/>
-          <w:b w:val="1"/>
+          <w:b/>
           <w:sz w:val="32"/>
         </w:rPr>
         <w:t>2.3.2 开发环境</w:t>
@@ -3040,7 +3960,9 @@
     </w:p>
     <w:tbl>
       <w:tblPr>
+        <w:tblStyle w:val="2"/>
         <w:tblW w:w="0" w:type="auto"/>
+        <w:tblInd w:w="0" w:type="dxa"/>
         <w:tblBorders>
           <w:top w:val="single" w:color="CBCDD1" w:sz="6" w:space="0"/>
           <w:left w:val="single" w:color="CBCDD1" w:sz="6" w:space="0"/>
@@ -3062,8 +3984,24 @@
         <w:gridCol w:w="4153"/>
       </w:tblGrid>
       <w:tr>
+        <w:tblPrEx>
+          <w:tblBorders>
+            <w:top w:val="single" w:color="CBCDD1" w:sz="6" w:space="0"/>
+            <w:left w:val="single" w:color="CBCDD1" w:sz="6" w:space="0"/>
+            <w:bottom w:val="single" w:color="CBCDD1" w:sz="6" w:space="0"/>
+            <w:right w:val="single" w:color="CBCDD1" w:sz="6" w:space="0"/>
+            <w:insideH w:val="single" w:color="CBCDD1" w:sz="6" w:space="0"/>
+            <w:insideV w:val="single" w:color="CBCDD1" w:sz="6" w:space="0"/>
+          </w:tblBorders>
+          <w:tblCellMar>
+            <w:top w:w="15" w:type="dxa"/>
+            <w:left w:w="15" w:type="dxa"/>
+            <w:bottom w:w="15" w:type="dxa"/>
+            <w:right w:w="15" w:type="dxa"/>
+          </w:tblCellMar>
+        </w:tblPrEx>
         <w:trPr>
-          <w:tblHeader w:val="1"/>
+          <w:tblHeader/>
         </w:trPr>
         <w:tc>
           <w:tcPr>
@@ -3073,14 +4011,14 @@
           <w:p>
             <w:pPr>
               <w:rPr>
-                <w:b w:val="1"/>
-                <w:bCs w:val="1"/>
+                <w:b/>
+                <w:bCs/>
               </w:rPr>
             </w:pPr>
             <w:r>
               <w:rPr>
                 <w:rFonts w:hint="eastAsia"/>
-                <w:b w:val="1"/>
+                <w:b/>
               </w:rPr>
               <w:t>类别</w:t>
             </w:r>
@@ -3094,14 +4032,14 @@
           <w:p>
             <w:pPr>
               <w:rPr>
-                <w:b w:val="1"/>
-                <w:bCs w:val="1"/>
+                <w:b/>
+                <w:bCs/>
               </w:rPr>
             </w:pPr>
             <w:r>
               <w:rPr>
                 <w:rFonts w:hint="eastAsia"/>
-                <w:b w:val="1"/>
+                <w:b/>
               </w:rPr>
               <w:t>配置</w:t>
             </w:r>
@@ -3109,7 +4047,22 @@
         </w:tc>
       </w:tr>
       <w:tr>
-        <w:trPr/>
+        <w:tblPrEx>
+          <w:tblBorders>
+            <w:top w:val="single" w:color="CBCDD1" w:sz="6" w:space="0"/>
+            <w:left w:val="single" w:color="CBCDD1" w:sz="6" w:space="0"/>
+            <w:bottom w:val="single" w:color="CBCDD1" w:sz="6" w:space="0"/>
+            <w:right w:val="single" w:color="CBCDD1" w:sz="6" w:space="0"/>
+            <w:insideH w:val="single" w:color="CBCDD1" w:sz="6" w:space="0"/>
+            <w:insideV w:val="single" w:color="CBCDD1" w:sz="6" w:space="0"/>
+          </w:tblBorders>
+          <w:tblCellMar>
+            <w:top w:w="15" w:type="dxa"/>
+            <w:left w:w="15" w:type="dxa"/>
+            <w:bottom w:w="15" w:type="dxa"/>
+            <w:right w:w="15" w:type="dxa"/>
+          </w:tblCellMar>
+        </w:tblPrEx>
         <w:tc>
           <w:tcPr>
             <w:tcW w:w="4153" w:type="dxa"/>
@@ -3137,7 +4090,22 @@
         </w:tc>
       </w:tr>
       <w:tr>
-        <w:trPr/>
+        <w:tblPrEx>
+          <w:tblBorders>
+            <w:top w:val="single" w:color="CBCDD1" w:sz="6" w:space="0"/>
+            <w:left w:val="single" w:color="CBCDD1" w:sz="6" w:space="0"/>
+            <w:bottom w:val="single" w:color="CBCDD1" w:sz="6" w:space="0"/>
+            <w:right w:val="single" w:color="CBCDD1" w:sz="6" w:space="0"/>
+            <w:insideH w:val="single" w:color="CBCDD1" w:sz="6" w:space="0"/>
+            <w:insideV w:val="single" w:color="CBCDD1" w:sz="6" w:space="0"/>
+          </w:tblBorders>
+          <w:tblCellMar>
+            <w:top w:w="15" w:type="dxa"/>
+            <w:left w:w="15" w:type="dxa"/>
+            <w:bottom w:w="15" w:type="dxa"/>
+            <w:right w:w="15" w:type="dxa"/>
+          </w:tblCellMar>
+        </w:tblPrEx>
         <w:tc>
           <w:tcPr>
             <w:tcW w:w="4153" w:type="dxa"/>
@@ -3168,7 +4136,22 @@
         </w:tc>
       </w:tr>
       <w:tr>
-        <w:trPr/>
+        <w:tblPrEx>
+          <w:tblBorders>
+            <w:top w:val="single" w:color="CBCDD1" w:sz="6" w:space="0"/>
+            <w:left w:val="single" w:color="CBCDD1" w:sz="6" w:space="0"/>
+            <w:bottom w:val="single" w:color="CBCDD1" w:sz="6" w:space="0"/>
+            <w:right w:val="single" w:color="CBCDD1" w:sz="6" w:space="0"/>
+            <w:insideH w:val="single" w:color="CBCDD1" w:sz="6" w:space="0"/>
+            <w:insideV w:val="single" w:color="CBCDD1" w:sz="6" w:space="0"/>
+          </w:tblBorders>
+          <w:tblCellMar>
+            <w:top w:w="15" w:type="dxa"/>
+            <w:left w:w="15" w:type="dxa"/>
+            <w:bottom w:w="15" w:type="dxa"/>
+            <w:right w:w="15" w:type="dxa"/>
+          </w:tblCellMar>
+        </w:tblPrEx>
         <w:tc>
           <w:tcPr>
             <w:tcW w:w="4153" w:type="dxa"/>
@@ -3199,7 +4182,22 @@
         </w:tc>
       </w:tr>
       <w:tr>
-        <w:trPr/>
+        <w:tblPrEx>
+          <w:tblBorders>
+            <w:top w:val="single" w:color="CBCDD1" w:sz="6" w:space="0"/>
+            <w:left w:val="single" w:color="CBCDD1" w:sz="6" w:space="0"/>
+            <w:bottom w:val="single" w:color="CBCDD1" w:sz="6" w:space="0"/>
+            <w:right w:val="single" w:color="CBCDD1" w:sz="6" w:space="0"/>
+            <w:insideH w:val="single" w:color="CBCDD1" w:sz="6" w:space="0"/>
+            <w:insideV w:val="single" w:color="CBCDD1" w:sz="6" w:space="0"/>
+          </w:tblBorders>
+          <w:tblCellMar>
+            <w:top w:w="15" w:type="dxa"/>
+            <w:left w:w="15" w:type="dxa"/>
+            <w:bottom w:w="15" w:type="dxa"/>
+            <w:right w:w="15" w:type="dxa"/>
+          </w:tblCellMar>
+        </w:tblPrEx>
         <w:tc>
           <w:tcPr>
             <w:tcW w:w="4153" w:type="dxa"/>
@@ -3230,7 +4228,22 @@
         </w:tc>
       </w:tr>
       <w:tr>
-        <w:trPr/>
+        <w:tblPrEx>
+          <w:tblBorders>
+            <w:top w:val="single" w:color="CBCDD1" w:sz="6" w:space="0"/>
+            <w:left w:val="single" w:color="CBCDD1" w:sz="6" w:space="0"/>
+            <w:bottom w:val="single" w:color="CBCDD1" w:sz="6" w:space="0"/>
+            <w:right w:val="single" w:color="CBCDD1" w:sz="6" w:space="0"/>
+            <w:insideH w:val="single" w:color="CBCDD1" w:sz="6" w:space="0"/>
+            <w:insideV w:val="single" w:color="CBCDD1" w:sz="6" w:space="0"/>
+          </w:tblBorders>
+          <w:tblCellMar>
+            <w:top w:w="15" w:type="dxa"/>
+            <w:left w:w="15" w:type="dxa"/>
+            <w:bottom w:w="15" w:type="dxa"/>
+            <w:right w:w="15" w:type="dxa"/>
+          </w:tblCellMar>
+        </w:tblPrEx>
         <w:tc>
           <w:tcPr>
             <w:tcW w:w="4153" w:type="dxa"/>
@@ -3261,7 +4274,22 @@
         </w:tc>
       </w:tr>
       <w:tr>
-        <w:trPr/>
+        <w:tblPrEx>
+          <w:tblBorders>
+            <w:top w:val="single" w:color="CBCDD1" w:sz="6" w:space="0"/>
+            <w:left w:val="single" w:color="CBCDD1" w:sz="6" w:space="0"/>
+            <w:bottom w:val="single" w:color="CBCDD1" w:sz="6" w:space="0"/>
+            <w:right w:val="single" w:color="CBCDD1" w:sz="6" w:space="0"/>
+            <w:insideH w:val="single" w:color="CBCDD1" w:sz="6" w:space="0"/>
+            <w:insideV w:val="single" w:color="CBCDD1" w:sz="6" w:space="0"/>
+          </w:tblBorders>
+          <w:tblCellMar>
+            <w:top w:w="15" w:type="dxa"/>
+            <w:left w:w="15" w:type="dxa"/>
+            <w:bottom w:w="15" w:type="dxa"/>
+            <w:right w:w="15" w:type="dxa"/>
+          </w:tblCellMar>
+        </w:tblPrEx>
         <w:tc>
           <w:tcPr>
             <w:tcW w:w="4153" w:type="dxa"/>
@@ -3292,7 +4320,22 @@
         </w:tc>
       </w:tr>
       <w:tr>
-        <w:trPr/>
+        <w:tblPrEx>
+          <w:tblBorders>
+            <w:top w:val="single" w:color="CBCDD1" w:sz="6" w:space="0"/>
+            <w:left w:val="single" w:color="CBCDD1" w:sz="6" w:space="0"/>
+            <w:bottom w:val="single" w:color="CBCDD1" w:sz="6" w:space="0"/>
+            <w:right w:val="single" w:color="CBCDD1" w:sz="6" w:space="0"/>
+            <w:insideH w:val="single" w:color="CBCDD1" w:sz="6" w:space="0"/>
+            <w:insideV w:val="single" w:color="CBCDD1" w:sz="6" w:space="0"/>
+          </w:tblBorders>
+          <w:tblCellMar>
+            <w:top w:w="15" w:type="dxa"/>
+            <w:left w:w="15" w:type="dxa"/>
+            <w:bottom w:w="15" w:type="dxa"/>
+            <w:right w:w="15" w:type="dxa"/>
+          </w:tblCellMar>
+        </w:tblPrEx>
         <w:tc>
           <w:tcPr>
             <w:tcW w:w="4153" w:type="dxa"/>
@@ -3323,7 +4366,22 @@
         </w:tc>
       </w:tr>
       <w:tr>
-        <w:trPr/>
+        <w:tblPrEx>
+          <w:tblBorders>
+            <w:top w:val="single" w:color="CBCDD1" w:sz="6" w:space="0"/>
+            <w:left w:val="single" w:color="CBCDD1" w:sz="6" w:space="0"/>
+            <w:bottom w:val="single" w:color="CBCDD1" w:sz="6" w:space="0"/>
+            <w:right w:val="single" w:color="CBCDD1" w:sz="6" w:space="0"/>
+            <w:insideH w:val="single" w:color="CBCDD1" w:sz="6" w:space="0"/>
+            <w:insideV w:val="single" w:color="CBCDD1" w:sz="6" w:space="0"/>
+          </w:tblBorders>
+          <w:tblCellMar>
+            <w:top w:w="15" w:type="dxa"/>
+            <w:left w:w="15" w:type="dxa"/>
+            <w:bottom w:w="15" w:type="dxa"/>
+            <w:right w:w="15" w:type="dxa"/>
+          </w:tblCellMar>
+        </w:tblPrEx>
         <w:tc>
           <w:tcPr>
             <w:tcW w:w="4153" w:type="dxa"/>
@@ -3356,8 +4414,8 @@
     </w:tbl>
     <w:p>
       <w:pPr>
-        <w:keepNext w:val="1"/>
-        <w:keepLines w:val="1"/>
+        <w:keepNext/>
+        <w:keepLines/>
         <w:spacing w:before="100" w:beforeAutospacing="1" w:after="100" w:afterAutospacing="1"/>
         <w:outlineLvl w:val="2"/>
         <w:rPr>
@@ -3368,7 +4426,7 @@
       <w:r>
         <w:rPr>
           <w:rFonts w:hint="eastAsia"/>
-          <w:b w:val="1"/>
+          <w:b/>
           <w:sz w:val="32"/>
         </w:rPr>
         <w:t>2.3.3 其他约束</w:t>
@@ -3474,8 +4532,8 @@
     </w:p>
     <w:p>
       <w:pPr>
-        <w:keepNext w:val="1"/>
-        <w:keepLines w:val="1"/>
+        <w:keepNext/>
+        <w:keepLines/>
         <w:spacing w:before="100" w:beforeAutospacing="1" w:after="100" w:afterAutospacing="1"/>
         <w:outlineLvl w:val="0"/>
         <w:rPr>
@@ -3487,7 +4545,7 @@
       <w:r>
         <w:rPr>
           <w:rFonts w:hint="eastAsia"/>
-          <w:b w:val="1"/>
+          <w:b/>
           <w:sz w:val="44"/>
         </w:rPr>
         <w:t>3 需求规定</w:t>
@@ -3495,8 +4553,8 @@
     </w:p>
     <w:p>
       <w:pPr>
-        <w:keepNext w:val="1"/>
-        <w:keepLines w:val="1"/>
+        <w:keepNext/>
+        <w:keepLines/>
         <w:spacing w:before="100" w:beforeAutospacing="1" w:after="100" w:afterAutospacing="1"/>
         <w:outlineLvl w:val="1"/>
         <w:rPr>
@@ -3507,7 +4565,7 @@
       <w:r>
         <w:rPr>
           <w:rFonts w:hint="eastAsia"/>
-          <w:b w:val="1"/>
+          <w:b/>
           <w:sz w:val="32"/>
         </w:rPr>
         <w:t>3.1 对功能的规定</w:t>
@@ -3523,8 +4581,8 @@
     </w:p>
     <w:p>
       <w:pPr>
-        <w:keepNext w:val="1"/>
-        <w:keepLines w:val="1"/>
+        <w:keepNext/>
+        <w:keepLines/>
         <w:spacing w:before="100" w:beforeAutospacing="1" w:after="100" w:afterAutospacing="1"/>
         <w:outlineLvl w:val="2"/>
         <w:rPr>
@@ -3535,7 +4593,7 @@
       <w:r>
         <w:rPr>
           <w:rFonts w:hint="eastAsia"/>
-          <w:b w:val="1"/>
+          <w:b/>
           <w:sz w:val="32"/>
         </w:rPr>
         <w:t>3.1.1 视频接入与检测配置功能模块</w:t>
@@ -3551,7 +4609,9 @@
     </w:p>
     <w:tbl>
       <w:tblPr>
+        <w:tblStyle w:val="2"/>
         <w:tblW w:w="0" w:type="auto"/>
+        <w:tblInd w:w="0" w:type="dxa"/>
         <w:tblBorders>
           <w:top w:val="single" w:color="CBCDD1" w:sz="6" w:space="0"/>
           <w:left w:val="single" w:color="CBCDD1" w:sz="6" w:space="0"/>
@@ -3574,8 +4634,18 @@
         <w:gridCol w:w="2768"/>
       </w:tblGrid>
       <w:tr>
+        <w:tblPrEx>
+          <w:tblBorders>
+            <w:top w:val="single" w:color="CBCDD1" w:sz="6" w:space="0"/>
+            <w:left w:val="single" w:color="CBCDD1" w:sz="6" w:space="0"/>
+            <w:bottom w:val="single" w:color="CBCDD1" w:sz="6" w:space="0"/>
+            <w:right w:val="single" w:color="CBCDD1" w:sz="6" w:space="0"/>
+            <w:insideH w:val="single" w:color="CBCDD1" w:sz="6" w:space="0"/>
+            <w:insideV w:val="single" w:color="CBCDD1" w:sz="6" w:space="0"/>
+          </w:tblBorders>
+        </w:tblPrEx>
         <w:trPr>
-          <w:tblHeader w:val="1"/>
+          <w:tblHeader/>
         </w:trPr>
         <w:tc>
           <w:tcPr>
@@ -3585,14 +4655,14 @@
           <w:p>
             <w:pPr>
               <w:rPr>
-                <w:b w:val="1"/>
-                <w:bCs w:val="1"/>
+                <w:b/>
+                <w:bCs/>
               </w:rPr>
             </w:pPr>
             <w:r>
               <w:rPr>
                 <w:rFonts w:hint="eastAsia"/>
-                <w:b w:val="1"/>
+                <w:b/>
               </w:rPr>
               <w:t>编号</w:t>
             </w:r>
@@ -3606,14 +4676,14 @@
           <w:p>
             <w:pPr>
               <w:rPr>
-                <w:b w:val="1"/>
-                <w:bCs w:val="1"/>
+                <w:b/>
+                <w:bCs/>
               </w:rPr>
             </w:pPr>
             <w:r>
               <w:rPr>
                 <w:rFonts w:hint="eastAsia"/>
-                <w:b w:val="1"/>
+                <w:b/>
               </w:rPr>
               <w:t>功能名称</w:t>
             </w:r>
@@ -3627,14 +4697,14 @@
           <w:p>
             <w:pPr>
               <w:rPr>
-                <w:b w:val="1"/>
-                <w:bCs w:val="1"/>
+                <w:b/>
+                <w:bCs/>
               </w:rPr>
             </w:pPr>
             <w:r>
               <w:rPr>
                 <w:rFonts w:hint="eastAsia"/>
-                <w:b w:val="1"/>
+                <w:b/>
               </w:rPr>
               <w:t>功能说明</w:t>
             </w:r>
@@ -3642,7 +4712,22 @@
         </w:tc>
       </w:tr>
       <w:tr>
-        <w:trPr/>
+        <w:tblPrEx>
+          <w:tblBorders>
+            <w:top w:val="single" w:color="CBCDD1" w:sz="6" w:space="0"/>
+            <w:left w:val="single" w:color="CBCDD1" w:sz="6" w:space="0"/>
+            <w:bottom w:val="single" w:color="CBCDD1" w:sz="6" w:space="0"/>
+            <w:right w:val="single" w:color="CBCDD1" w:sz="6" w:space="0"/>
+            <w:insideH w:val="single" w:color="CBCDD1" w:sz="6" w:space="0"/>
+            <w:insideV w:val="single" w:color="CBCDD1" w:sz="6" w:space="0"/>
+          </w:tblBorders>
+          <w:tblCellMar>
+            <w:top w:w="15" w:type="dxa"/>
+            <w:left w:w="15" w:type="dxa"/>
+            <w:bottom w:w="15" w:type="dxa"/>
+            <w:right w:w="15" w:type="dxa"/>
+          </w:tblCellMar>
+        </w:tblPrEx>
         <w:tc>
           <w:tcPr>
             <w:tcW w:w="2768" w:type="dxa"/>
@@ -3684,7 +4769,22 @@
         </w:tc>
       </w:tr>
       <w:tr>
-        <w:trPr/>
+        <w:tblPrEx>
+          <w:tblBorders>
+            <w:top w:val="single" w:color="CBCDD1" w:sz="6" w:space="0"/>
+            <w:left w:val="single" w:color="CBCDD1" w:sz="6" w:space="0"/>
+            <w:bottom w:val="single" w:color="CBCDD1" w:sz="6" w:space="0"/>
+            <w:right w:val="single" w:color="CBCDD1" w:sz="6" w:space="0"/>
+            <w:insideH w:val="single" w:color="CBCDD1" w:sz="6" w:space="0"/>
+            <w:insideV w:val="single" w:color="CBCDD1" w:sz="6" w:space="0"/>
+          </w:tblBorders>
+          <w:tblCellMar>
+            <w:top w:w="15" w:type="dxa"/>
+            <w:left w:w="15" w:type="dxa"/>
+            <w:bottom w:w="15" w:type="dxa"/>
+            <w:right w:w="15" w:type="dxa"/>
+          </w:tblCellMar>
+        </w:tblPrEx>
         <w:tc>
           <w:tcPr>
             <w:tcW w:w="2768" w:type="dxa"/>
@@ -3726,7 +4826,22 @@
         </w:tc>
       </w:tr>
       <w:tr>
-        <w:trPr/>
+        <w:tblPrEx>
+          <w:tblBorders>
+            <w:top w:val="single" w:color="CBCDD1" w:sz="6" w:space="0"/>
+            <w:left w:val="single" w:color="CBCDD1" w:sz="6" w:space="0"/>
+            <w:bottom w:val="single" w:color="CBCDD1" w:sz="6" w:space="0"/>
+            <w:right w:val="single" w:color="CBCDD1" w:sz="6" w:space="0"/>
+            <w:insideH w:val="single" w:color="CBCDD1" w:sz="6" w:space="0"/>
+            <w:insideV w:val="single" w:color="CBCDD1" w:sz="6" w:space="0"/>
+          </w:tblBorders>
+          <w:tblCellMar>
+            <w:top w:w="15" w:type="dxa"/>
+            <w:left w:w="15" w:type="dxa"/>
+            <w:bottom w:w="15" w:type="dxa"/>
+            <w:right w:w="15" w:type="dxa"/>
+          </w:tblCellMar>
+        </w:tblPrEx>
         <w:tc>
           <w:tcPr>
             <w:tcW w:w="2768" w:type="dxa"/>
@@ -3768,7 +4883,22 @@
         </w:tc>
       </w:tr>
       <w:tr>
-        <w:trPr/>
+        <w:tblPrEx>
+          <w:tblBorders>
+            <w:top w:val="single" w:color="CBCDD1" w:sz="6" w:space="0"/>
+            <w:left w:val="single" w:color="CBCDD1" w:sz="6" w:space="0"/>
+            <w:bottom w:val="single" w:color="CBCDD1" w:sz="6" w:space="0"/>
+            <w:right w:val="single" w:color="CBCDD1" w:sz="6" w:space="0"/>
+            <w:insideH w:val="single" w:color="CBCDD1" w:sz="6" w:space="0"/>
+            <w:insideV w:val="single" w:color="CBCDD1" w:sz="6" w:space="0"/>
+          </w:tblBorders>
+          <w:tblCellMar>
+            <w:top w:w="15" w:type="dxa"/>
+            <w:left w:w="15" w:type="dxa"/>
+            <w:bottom w:w="15" w:type="dxa"/>
+            <w:right w:w="15" w:type="dxa"/>
+          </w:tblCellMar>
+        </w:tblPrEx>
         <w:tc>
           <w:tcPr>
             <w:tcW w:w="2768" w:type="dxa"/>
@@ -3810,7 +4940,22 @@
         </w:tc>
       </w:tr>
       <w:tr>
-        <w:trPr/>
+        <w:tblPrEx>
+          <w:tblBorders>
+            <w:top w:val="single" w:color="CBCDD1" w:sz="6" w:space="0"/>
+            <w:left w:val="single" w:color="CBCDD1" w:sz="6" w:space="0"/>
+            <w:bottom w:val="single" w:color="CBCDD1" w:sz="6" w:space="0"/>
+            <w:right w:val="single" w:color="CBCDD1" w:sz="6" w:space="0"/>
+            <w:insideH w:val="single" w:color="CBCDD1" w:sz="6" w:space="0"/>
+            <w:insideV w:val="single" w:color="CBCDD1" w:sz="6" w:space="0"/>
+          </w:tblBorders>
+          <w:tblCellMar>
+            <w:top w:w="15" w:type="dxa"/>
+            <w:left w:w="15" w:type="dxa"/>
+            <w:bottom w:w="15" w:type="dxa"/>
+            <w:right w:w="15" w:type="dxa"/>
+          </w:tblCellMar>
+        </w:tblPrEx>
         <w:tc>
           <w:tcPr>
             <w:tcW w:w="2768" w:type="dxa"/>
@@ -3852,7 +4997,22 @@
         </w:tc>
       </w:tr>
       <w:tr>
-        <w:trPr/>
+        <w:tblPrEx>
+          <w:tblBorders>
+            <w:top w:val="single" w:color="CBCDD1" w:sz="6" w:space="0"/>
+            <w:left w:val="single" w:color="CBCDD1" w:sz="6" w:space="0"/>
+            <w:bottom w:val="single" w:color="CBCDD1" w:sz="6" w:space="0"/>
+            <w:right w:val="single" w:color="CBCDD1" w:sz="6" w:space="0"/>
+            <w:insideH w:val="single" w:color="CBCDD1" w:sz="6" w:space="0"/>
+            <w:insideV w:val="single" w:color="CBCDD1" w:sz="6" w:space="0"/>
+          </w:tblBorders>
+          <w:tblCellMar>
+            <w:top w:w="15" w:type="dxa"/>
+            <w:left w:w="15" w:type="dxa"/>
+            <w:bottom w:w="15" w:type="dxa"/>
+            <w:right w:w="15" w:type="dxa"/>
+          </w:tblCellMar>
+        </w:tblPrEx>
         <w:tc>
           <w:tcPr>
             <w:tcW w:w="2768" w:type="dxa"/>
@@ -3896,8 +5056,8 @@
     </w:tbl>
     <w:p>
       <w:pPr>
-        <w:keepNext w:val="1"/>
-        <w:keepLines w:val="1"/>
+        <w:keepNext/>
+        <w:keepLines/>
         <w:spacing w:before="100" w:beforeAutospacing="1" w:after="100" w:afterAutospacing="1"/>
         <w:outlineLvl w:val="2"/>
         <w:rPr>
@@ -3908,7 +5068,7 @@
       <w:r>
         <w:rPr>
           <w:rFonts w:hint="eastAsia"/>
-          <w:b w:val="1"/>
+          <w:b/>
           <w:sz w:val="32"/>
         </w:rPr>
         <w:t>3.1.2 智能检测与事件预警功能模块</w:t>
@@ -3924,7 +5084,9 @@
     </w:p>
     <w:tbl>
       <w:tblPr>
+        <w:tblStyle w:val="2"/>
         <w:tblW w:w="0" w:type="auto"/>
+        <w:tblInd w:w="0" w:type="dxa"/>
         <w:tblBorders>
           <w:top w:val="single" w:color="CBCDD1" w:sz="6" w:space="0"/>
           <w:left w:val="single" w:color="CBCDD1" w:sz="6" w:space="0"/>
@@ -3947,8 +5109,24 @@
         <w:gridCol w:w="2768"/>
       </w:tblGrid>
       <w:tr>
+        <w:tblPrEx>
+          <w:tblBorders>
+            <w:top w:val="single" w:color="CBCDD1" w:sz="6" w:space="0"/>
+            <w:left w:val="single" w:color="CBCDD1" w:sz="6" w:space="0"/>
+            <w:bottom w:val="single" w:color="CBCDD1" w:sz="6" w:space="0"/>
+            <w:right w:val="single" w:color="CBCDD1" w:sz="6" w:space="0"/>
+            <w:insideH w:val="single" w:color="CBCDD1" w:sz="6" w:space="0"/>
+            <w:insideV w:val="single" w:color="CBCDD1" w:sz="6" w:space="0"/>
+          </w:tblBorders>
+          <w:tblCellMar>
+            <w:top w:w="15" w:type="dxa"/>
+            <w:left w:w="15" w:type="dxa"/>
+            <w:bottom w:w="15" w:type="dxa"/>
+            <w:right w:w="15" w:type="dxa"/>
+          </w:tblCellMar>
+        </w:tblPrEx>
         <w:trPr>
-          <w:tblHeader w:val="1"/>
+          <w:tblHeader/>
         </w:trPr>
         <w:tc>
           <w:tcPr>
@@ -3958,14 +5136,14 @@
           <w:p>
             <w:pPr>
               <w:rPr>
-                <w:b w:val="1"/>
-                <w:bCs w:val="1"/>
+                <w:b/>
+                <w:bCs/>
               </w:rPr>
             </w:pPr>
             <w:r>
               <w:rPr>
                 <w:rFonts w:hint="eastAsia"/>
-                <w:b w:val="1"/>
+                <w:b/>
               </w:rPr>
               <w:t>编号</w:t>
             </w:r>
@@ -3979,14 +5157,14 @@
           <w:p>
             <w:pPr>
               <w:rPr>
-                <w:b w:val="1"/>
-                <w:bCs w:val="1"/>
+                <w:b/>
+                <w:bCs/>
               </w:rPr>
             </w:pPr>
             <w:r>
               <w:rPr>
                 <w:rFonts w:hint="eastAsia"/>
-                <w:b w:val="1"/>
+                <w:b/>
               </w:rPr>
               <w:t>功能名称</w:t>
             </w:r>
@@ -4000,14 +5178,14 @@
           <w:p>
             <w:pPr>
               <w:rPr>
-                <w:b w:val="1"/>
-                <w:bCs w:val="1"/>
+                <w:b/>
+                <w:bCs/>
               </w:rPr>
             </w:pPr>
             <w:r>
               <w:rPr>
                 <w:rFonts w:hint="eastAsia"/>
-                <w:b w:val="1"/>
+                <w:b/>
               </w:rPr>
               <w:t>功能说明</w:t>
             </w:r>
@@ -4015,7 +5193,22 @@
         </w:tc>
       </w:tr>
       <w:tr>
-        <w:trPr/>
+        <w:tblPrEx>
+          <w:tblBorders>
+            <w:top w:val="single" w:color="CBCDD1" w:sz="6" w:space="0"/>
+            <w:left w:val="single" w:color="CBCDD1" w:sz="6" w:space="0"/>
+            <w:bottom w:val="single" w:color="CBCDD1" w:sz="6" w:space="0"/>
+            <w:right w:val="single" w:color="CBCDD1" w:sz="6" w:space="0"/>
+            <w:insideH w:val="single" w:color="CBCDD1" w:sz="6" w:space="0"/>
+            <w:insideV w:val="single" w:color="CBCDD1" w:sz="6" w:space="0"/>
+          </w:tblBorders>
+          <w:tblCellMar>
+            <w:top w:w="15" w:type="dxa"/>
+            <w:left w:w="15" w:type="dxa"/>
+            <w:bottom w:w="15" w:type="dxa"/>
+            <w:right w:w="15" w:type="dxa"/>
+          </w:tblCellMar>
+        </w:tblPrEx>
         <w:tc>
           <w:tcPr>
             <w:tcW w:w="2768" w:type="dxa"/>
@@ -4057,7 +5250,22 @@
         </w:tc>
       </w:tr>
       <w:tr>
-        <w:trPr/>
+        <w:tblPrEx>
+          <w:tblBorders>
+            <w:top w:val="single" w:color="CBCDD1" w:sz="6" w:space="0"/>
+            <w:left w:val="single" w:color="CBCDD1" w:sz="6" w:space="0"/>
+            <w:bottom w:val="single" w:color="CBCDD1" w:sz="6" w:space="0"/>
+            <w:right w:val="single" w:color="CBCDD1" w:sz="6" w:space="0"/>
+            <w:insideH w:val="single" w:color="CBCDD1" w:sz="6" w:space="0"/>
+            <w:insideV w:val="single" w:color="CBCDD1" w:sz="6" w:space="0"/>
+          </w:tblBorders>
+          <w:tblCellMar>
+            <w:top w:w="15" w:type="dxa"/>
+            <w:left w:w="15" w:type="dxa"/>
+            <w:bottom w:w="15" w:type="dxa"/>
+            <w:right w:w="15" w:type="dxa"/>
+          </w:tblCellMar>
+        </w:tblPrEx>
         <w:tc>
           <w:tcPr>
             <w:tcW w:w="2768" w:type="dxa"/>
@@ -4099,7 +5307,22 @@
         </w:tc>
       </w:tr>
       <w:tr>
-        <w:trPr/>
+        <w:tblPrEx>
+          <w:tblBorders>
+            <w:top w:val="single" w:color="CBCDD1" w:sz="6" w:space="0"/>
+            <w:left w:val="single" w:color="CBCDD1" w:sz="6" w:space="0"/>
+            <w:bottom w:val="single" w:color="CBCDD1" w:sz="6" w:space="0"/>
+            <w:right w:val="single" w:color="CBCDD1" w:sz="6" w:space="0"/>
+            <w:insideH w:val="single" w:color="CBCDD1" w:sz="6" w:space="0"/>
+            <w:insideV w:val="single" w:color="CBCDD1" w:sz="6" w:space="0"/>
+          </w:tblBorders>
+          <w:tblCellMar>
+            <w:top w:w="15" w:type="dxa"/>
+            <w:left w:w="15" w:type="dxa"/>
+            <w:bottom w:w="15" w:type="dxa"/>
+            <w:right w:w="15" w:type="dxa"/>
+          </w:tblCellMar>
+        </w:tblPrEx>
         <w:tc>
           <w:tcPr>
             <w:tcW w:w="2768" w:type="dxa"/>
@@ -4141,7 +5364,22 @@
         </w:tc>
       </w:tr>
       <w:tr>
-        <w:trPr/>
+        <w:tblPrEx>
+          <w:tblBorders>
+            <w:top w:val="single" w:color="CBCDD1" w:sz="6" w:space="0"/>
+            <w:left w:val="single" w:color="CBCDD1" w:sz="6" w:space="0"/>
+            <w:bottom w:val="single" w:color="CBCDD1" w:sz="6" w:space="0"/>
+            <w:right w:val="single" w:color="CBCDD1" w:sz="6" w:space="0"/>
+            <w:insideH w:val="single" w:color="CBCDD1" w:sz="6" w:space="0"/>
+            <w:insideV w:val="single" w:color="CBCDD1" w:sz="6" w:space="0"/>
+          </w:tblBorders>
+          <w:tblCellMar>
+            <w:top w:w="15" w:type="dxa"/>
+            <w:left w:w="15" w:type="dxa"/>
+            <w:bottom w:w="15" w:type="dxa"/>
+            <w:right w:w="15" w:type="dxa"/>
+          </w:tblCellMar>
+        </w:tblPrEx>
         <w:tc>
           <w:tcPr>
             <w:tcW w:w="2768" w:type="dxa"/>
@@ -4183,7 +5421,22 @@
         </w:tc>
       </w:tr>
       <w:tr>
-        <w:trPr/>
+        <w:tblPrEx>
+          <w:tblBorders>
+            <w:top w:val="single" w:color="CBCDD1" w:sz="6" w:space="0"/>
+            <w:left w:val="single" w:color="CBCDD1" w:sz="6" w:space="0"/>
+            <w:bottom w:val="single" w:color="CBCDD1" w:sz="6" w:space="0"/>
+            <w:right w:val="single" w:color="CBCDD1" w:sz="6" w:space="0"/>
+            <w:insideH w:val="single" w:color="CBCDD1" w:sz="6" w:space="0"/>
+            <w:insideV w:val="single" w:color="CBCDD1" w:sz="6" w:space="0"/>
+          </w:tblBorders>
+          <w:tblCellMar>
+            <w:top w:w="15" w:type="dxa"/>
+            <w:left w:w="15" w:type="dxa"/>
+            <w:bottom w:w="15" w:type="dxa"/>
+            <w:right w:w="15" w:type="dxa"/>
+          </w:tblCellMar>
+        </w:tblPrEx>
         <w:tc>
           <w:tcPr>
             <w:tcW w:w="2768" w:type="dxa"/>
@@ -4225,7 +5478,22 @@
         </w:tc>
       </w:tr>
       <w:tr>
-        <w:trPr/>
+        <w:tblPrEx>
+          <w:tblBorders>
+            <w:top w:val="single" w:color="CBCDD1" w:sz="6" w:space="0"/>
+            <w:left w:val="single" w:color="CBCDD1" w:sz="6" w:space="0"/>
+            <w:bottom w:val="single" w:color="CBCDD1" w:sz="6" w:space="0"/>
+            <w:right w:val="single" w:color="CBCDD1" w:sz="6" w:space="0"/>
+            <w:insideH w:val="single" w:color="CBCDD1" w:sz="6" w:space="0"/>
+            <w:insideV w:val="single" w:color="CBCDD1" w:sz="6" w:space="0"/>
+          </w:tblBorders>
+          <w:tblCellMar>
+            <w:top w:w="15" w:type="dxa"/>
+            <w:left w:w="15" w:type="dxa"/>
+            <w:bottom w:w="15" w:type="dxa"/>
+            <w:right w:w="15" w:type="dxa"/>
+          </w:tblCellMar>
+        </w:tblPrEx>
         <w:tc>
           <w:tcPr>
             <w:tcW w:w="2768" w:type="dxa"/>
@@ -4267,7 +5535,22 @@
         </w:tc>
       </w:tr>
       <w:tr>
-        <w:trPr/>
+        <w:tblPrEx>
+          <w:tblBorders>
+            <w:top w:val="single" w:color="CBCDD1" w:sz="6" w:space="0"/>
+            <w:left w:val="single" w:color="CBCDD1" w:sz="6" w:space="0"/>
+            <w:bottom w:val="single" w:color="CBCDD1" w:sz="6" w:space="0"/>
+            <w:right w:val="single" w:color="CBCDD1" w:sz="6" w:space="0"/>
+            <w:insideH w:val="single" w:color="CBCDD1" w:sz="6" w:space="0"/>
+            <w:insideV w:val="single" w:color="CBCDD1" w:sz="6" w:space="0"/>
+          </w:tblBorders>
+          <w:tblCellMar>
+            <w:top w:w="15" w:type="dxa"/>
+            <w:left w:w="15" w:type="dxa"/>
+            <w:bottom w:w="15" w:type="dxa"/>
+            <w:right w:w="15" w:type="dxa"/>
+          </w:tblCellMar>
+        </w:tblPrEx>
         <w:tc>
           <w:tcPr>
             <w:tcW w:w="2768" w:type="dxa"/>
@@ -4309,7 +5592,22 @@
         </w:tc>
       </w:tr>
       <w:tr>
-        <w:trPr/>
+        <w:tblPrEx>
+          <w:tblBorders>
+            <w:top w:val="single" w:color="CBCDD1" w:sz="6" w:space="0"/>
+            <w:left w:val="single" w:color="CBCDD1" w:sz="6" w:space="0"/>
+            <w:bottom w:val="single" w:color="CBCDD1" w:sz="6" w:space="0"/>
+            <w:right w:val="single" w:color="CBCDD1" w:sz="6" w:space="0"/>
+            <w:insideH w:val="single" w:color="CBCDD1" w:sz="6" w:space="0"/>
+            <w:insideV w:val="single" w:color="CBCDD1" w:sz="6" w:space="0"/>
+          </w:tblBorders>
+          <w:tblCellMar>
+            <w:top w:w="15" w:type="dxa"/>
+            <w:left w:w="15" w:type="dxa"/>
+            <w:bottom w:w="15" w:type="dxa"/>
+            <w:right w:w="15" w:type="dxa"/>
+          </w:tblCellMar>
+        </w:tblPrEx>
         <w:tc>
           <w:tcPr>
             <w:tcW w:w="2768" w:type="dxa"/>
@@ -4351,7 +5649,22 @@
         </w:tc>
       </w:tr>
       <w:tr>
-        <w:trPr/>
+        <w:tblPrEx>
+          <w:tblBorders>
+            <w:top w:val="single" w:color="CBCDD1" w:sz="6" w:space="0"/>
+            <w:left w:val="single" w:color="CBCDD1" w:sz="6" w:space="0"/>
+            <w:bottom w:val="single" w:color="CBCDD1" w:sz="6" w:space="0"/>
+            <w:right w:val="single" w:color="CBCDD1" w:sz="6" w:space="0"/>
+            <w:insideH w:val="single" w:color="CBCDD1" w:sz="6" w:space="0"/>
+            <w:insideV w:val="single" w:color="CBCDD1" w:sz="6" w:space="0"/>
+          </w:tblBorders>
+          <w:tblCellMar>
+            <w:top w:w="15" w:type="dxa"/>
+            <w:left w:w="15" w:type="dxa"/>
+            <w:bottom w:w="15" w:type="dxa"/>
+            <w:right w:w="15" w:type="dxa"/>
+          </w:tblCellMar>
+        </w:tblPrEx>
         <w:tc>
           <w:tcPr>
             <w:tcW w:w="2768" w:type="dxa"/>
@@ -4393,7 +5706,22 @@
         </w:tc>
       </w:tr>
       <w:tr>
-        <w:trPr/>
+        <w:tblPrEx>
+          <w:tblBorders>
+            <w:top w:val="single" w:color="CBCDD1" w:sz="6" w:space="0"/>
+            <w:left w:val="single" w:color="CBCDD1" w:sz="6" w:space="0"/>
+            <w:bottom w:val="single" w:color="CBCDD1" w:sz="6" w:space="0"/>
+            <w:right w:val="single" w:color="CBCDD1" w:sz="6" w:space="0"/>
+            <w:insideH w:val="single" w:color="CBCDD1" w:sz="6" w:space="0"/>
+            <w:insideV w:val="single" w:color="CBCDD1" w:sz="6" w:space="0"/>
+          </w:tblBorders>
+          <w:tblCellMar>
+            <w:top w:w="15" w:type="dxa"/>
+            <w:left w:w="15" w:type="dxa"/>
+            <w:bottom w:w="15" w:type="dxa"/>
+            <w:right w:w="15" w:type="dxa"/>
+          </w:tblCellMar>
+        </w:tblPrEx>
         <w:tc>
           <w:tcPr>
             <w:tcW w:w="2768" w:type="dxa"/>
@@ -4445,8 +5773,8 @@
     </w:p>
     <w:p>
       <w:pPr>
-        <w:keepNext w:val="1"/>
-        <w:keepLines w:val="1"/>
+        <w:keepNext/>
+        <w:keepLines/>
         <w:spacing w:before="100" w:beforeAutospacing="1" w:after="100" w:afterAutospacing="1"/>
         <w:outlineLvl w:val="2"/>
         <w:rPr>
@@ -4457,7 +5785,7 @@
       <w:r>
         <w:rPr>
           <w:rFonts w:hint="eastAsia"/>
-          <w:b w:val="1"/>
+          <w:b/>
           <w:sz w:val="32"/>
         </w:rPr>
         <w:t>3.1.3 事件复核与处置闭环功能模块</w:t>
@@ -4473,7 +5801,9 @@
     </w:p>
     <w:tbl>
       <w:tblPr>
+        <w:tblStyle w:val="2"/>
         <w:tblW w:w="0" w:type="auto"/>
+        <w:tblInd w:w="0" w:type="dxa"/>
         <w:tblBorders>
           <w:top w:val="single" w:color="CBCDD1" w:sz="6" w:space="0"/>
           <w:left w:val="single" w:color="CBCDD1" w:sz="6" w:space="0"/>
@@ -4496,8 +5826,24 @@
         <w:gridCol w:w="2768"/>
       </w:tblGrid>
       <w:tr>
+        <w:tblPrEx>
+          <w:tblBorders>
+            <w:top w:val="single" w:color="CBCDD1" w:sz="6" w:space="0"/>
+            <w:left w:val="single" w:color="CBCDD1" w:sz="6" w:space="0"/>
+            <w:bottom w:val="single" w:color="CBCDD1" w:sz="6" w:space="0"/>
+            <w:right w:val="single" w:color="CBCDD1" w:sz="6" w:space="0"/>
+            <w:insideH w:val="single" w:color="CBCDD1" w:sz="6" w:space="0"/>
+            <w:insideV w:val="single" w:color="CBCDD1" w:sz="6" w:space="0"/>
+          </w:tblBorders>
+          <w:tblCellMar>
+            <w:top w:w="15" w:type="dxa"/>
+            <w:left w:w="15" w:type="dxa"/>
+            <w:bottom w:w="15" w:type="dxa"/>
+            <w:right w:w="15" w:type="dxa"/>
+          </w:tblCellMar>
+        </w:tblPrEx>
         <w:trPr>
-          <w:tblHeader w:val="1"/>
+          <w:tblHeader/>
         </w:trPr>
         <w:tc>
           <w:tcPr>
@@ -4507,14 +5853,14 @@
           <w:p>
             <w:pPr>
               <w:rPr>
-                <w:b w:val="1"/>
-                <w:bCs w:val="1"/>
+                <w:b/>
+                <w:bCs/>
               </w:rPr>
             </w:pPr>
             <w:r>
               <w:rPr>
                 <w:rFonts w:hint="eastAsia"/>
-                <w:b w:val="1"/>
+                <w:b/>
               </w:rPr>
               <w:t>编号</w:t>
             </w:r>
@@ -4528,14 +5874,14 @@
           <w:p>
             <w:pPr>
               <w:rPr>
-                <w:b w:val="1"/>
-                <w:bCs w:val="1"/>
+                <w:b/>
+                <w:bCs/>
               </w:rPr>
             </w:pPr>
             <w:r>
               <w:rPr>
                 <w:rFonts w:hint="eastAsia"/>
-                <w:b w:val="1"/>
+                <w:b/>
               </w:rPr>
               <w:t>功能名称</w:t>
             </w:r>
@@ -4549,14 +5895,14 @@
           <w:p>
             <w:pPr>
               <w:rPr>
-                <w:b w:val="1"/>
-                <w:bCs w:val="1"/>
+                <w:b/>
+                <w:bCs/>
               </w:rPr>
             </w:pPr>
             <w:r>
               <w:rPr>
                 <w:rFonts w:hint="eastAsia"/>
-                <w:b w:val="1"/>
+                <w:b/>
               </w:rPr>
               <w:t>功能说明</w:t>
             </w:r>
@@ -4564,7 +5910,22 @@
         </w:tc>
       </w:tr>
       <w:tr>
-        <w:trPr/>
+        <w:tblPrEx>
+          <w:tblBorders>
+            <w:top w:val="single" w:color="CBCDD1" w:sz="6" w:space="0"/>
+            <w:left w:val="single" w:color="CBCDD1" w:sz="6" w:space="0"/>
+            <w:bottom w:val="single" w:color="CBCDD1" w:sz="6" w:space="0"/>
+            <w:right w:val="single" w:color="CBCDD1" w:sz="6" w:space="0"/>
+            <w:insideH w:val="single" w:color="CBCDD1" w:sz="6" w:space="0"/>
+            <w:insideV w:val="single" w:color="CBCDD1" w:sz="6" w:space="0"/>
+          </w:tblBorders>
+          <w:tblCellMar>
+            <w:top w:w="15" w:type="dxa"/>
+            <w:left w:w="15" w:type="dxa"/>
+            <w:bottom w:w="15" w:type="dxa"/>
+            <w:right w:w="15" w:type="dxa"/>
+          </w:tblCellMar>
+        </w:tblPrEx>
         <w:tc>
           <w:tcPr>
             <w:tcW w:w="2768" w:type="dxa"/>
@@ -4606,7 +5967,22 @@
         </w:tc>
       </w:tr>
       <w:tr>
-        <w:trPr/>
+        <w:tblPrEx>
+          <w:tblBorders>
+            <w:top w:val="single" w:color="CBCDD1" w:sz="6" w:space="0"/>
+            <w:left w:val="single" w:color="CBCDD1" w:sz="6" w:space="0"/>
+            <w:bottom w:val="single" w:color="CBCDD1" w:sz="6" w:space="0"/>
+            <w:right w:val="single" w:color="CBCDD1" w:sz="6" w:space="0"/>
+            <w:insideH w:val="single" w:color="CBCDD1" w:sz="6" w:space="0"/>
+            <w:insideV w:val="single" w:color="CBCDD1" w:sz="6" w:space="0"/>
+          </w:tblBorders>
+          <w:tblCellMar>
+            <w:top w:w="15" w:type="dxa"/>
+            <w:left w:w="15" w:type="dxa"/>
+            <w:bottom w:w="15" w:type="dxa"/>
+            <w:right w:w="15" w:type="dxa"/>
+          </w:tblCellMar>
+        </w:tblPrEx>
         <w:tc>
           <w:tcPr>
             <w:tcW w:w="2768" w:type="dxa"/>
@@ -4648,7 +6024,22 @@
         </w:tc>
       </w:tr>
       <w:tr>
-        <w:trPr/>
+        <w:tblPrEx>
+          <w:tblBorders>
+            <w:top w:val="single" w:color="CBCDD1" w:sz="6" w:space="0"/>
+            <w:left w:val="single" w:color="CBCDD1" w:sz="6" w:space="0"/>
+            <w:bottom w:val="single" w:color="CBCDD1" w:sz="6" w:space="0"/>
+            <w:right w:val="single" w:color="CBCDD1" w:sz="6" w:space="0"/>
+            <w:insideH w:val="single" w:color="CBCDD1" w:sz="6" w:space="0"/>
+            <w:insideV w:val="single" w:color="CBCDD1" w:sz="6" w:space="0"/>
+          </w:tblBorders>
+          <w:tblCellMar>
+            <w:top w:w="15" w:type="dxa"/>
+            <w:left w:w="15" w:type="dxa"/>
+            <w:bottom w:w="15" w:type="dxa"/>
+            <w:right w:w="15" w:type="dxa"/>
+          </w:tblCellMar>
+        </w:tblPrEx>
         <w:tc>
           <w:tcPr>
             <w:tcW w:w="2768" w:type="dxa"/>
@@ -4690,7 +6081,22 @@
         </w:tc>
       </w:tr>
       <w:tr>
-        <w:trPr/>
+        <w:tblPrEx>
+          <w:tblBorders>
+            <w:top w:val="single" w:color="CBCDD1" w:sz="6" w:space="0"/>
+            <w:left w:val="single" w:color="CBCDD1" w:sz="6" w:space="0"/>
+            <w:bottom w:val="single" w:color="CBCDD1" w:sz="6" w:space="0"/>
+            <w:right w:val="single" w:color="CBCDD1" w:sz="6" w:space="0"/>
+            <w:insideH w:val="single" w:color="CBCDD1" w:sz="6" w:space="0"/>
+            <w:insideV w:val="single" w:color="CBCDD1" w:sz="6" w:space="0"/>
+          </w:tblBorders>
+          <w:tblCellMar>
+            <w:top w:w="15" w:type="dxa"/>
+            <w:left w:w="15" w:type="dxa"/>
+            <w:bottom w:w="15" w:type="dxa"/>
+            <w:right w:w="15" w:type="dxa"/>
+          </w:tblCellMar>
+        </w:tblPrEx>
         <w:tc>
           <w:tcPr>
             <w:tcW w:w="2768" w:type="dxa"/>
@@ -4732,7 +6138,22 @@
         </w:tc>
       </w:tr>
       <w:tr>
-        <w:trPr/>
+        <w:tblPrEx>
+          <w:tblBorders>
+            <w:top w:val="single" w:color="CBCDD1" w:sz="6" w:space="0"/>
+            <w:left w:val="single" w:color="CBCDD1" w:sz="6" w:space="0"/>
+            <w:bottom w:val="single" w:color="CBCDD1" w:sz="6" w:space="0"/>
+            <w:right w:val="single" w:color="CBCDD1" w:sz="6" w:space="0"/>
+            <w:insideH w:val="single" w:color="CBCDD1" w:sz="6" w:space="0"/>
+            <w:insideV w:val="single" w:color="CBCDD1" w:sz="6" w:space="0"/>
+          </w:tblBorders>
+          <w:tblCellMar>
+            <w:top w:w="15" w:type="dxa"/>
+            <w:left w:w="15" w:type="dxa"/>
+            <w:bottom w:w="15" w:type="dxa"/>
+            <w:right w:w="15" w:type="dxa"/>
+          </w:tblCellMar>
+        </w:tblPrEx>
         <w:tc>
           <w:tcPr>
             <w:tcW w:w="2768" w:type="dxa"/>
@@ -4774,7 +6195,22 @@
         </w:tc>
       </w:tr>
       <w:tr>
-        <w:trPr/>
+        <w:tblPrEx>
+          <w:tblBorders>
+            <w:top w:val="single" w:color="CBCDD1" w:sz="6" w:space="0"/>
+            <w:left w:val="single" w:color="CBCDD1" w:sz="6" w:space="0"/>
+            <w:bottom w:val="single" w:color="CBCDD1" w:sz="6" w:space="0"/>
+            <w:right w:val="single" w:color="CBCDD1" w:sz="6" w:space="0"/>
+            <w:insideH w:val="single" w:color="CBCDD1" w:sz="6" w:space="0"/>
+            <w:insideV w:val="single" w:color="CBCDD1" w:sz="6" w:space="0"/>
+          </w:tblBorders>
+          <w:tblCellMar>
+            <w:top w:w="15" w:type="dxa"/>
+            <w:left w:w="15" w:type="dxa"/>
+            <w:bottom w:w="15" w:type="dxa"/>
+            <w:right w:w="15" w:type="dxa"/>
+          </w:tblCellMar>
+        </w:tblPrEx>
         <w:tc>
           <w:tcPr>
             <w:tcW w:w="2768" w:type="dxa"/>
@@ -4890,8 +6326,8 @@
     </w:p>
     <w:p>
       <w:pPr>
-        <w:keepNext w:val="1"/>
-        <w:keepLines w:val="1"/>
+        <w:keepNext/>
+        <w:keepLines/>
         <w:spacing w:before="100" w:beforeAutospacing="1" w:after="100" w:afterAutospacing="1"/>
         <w:outlineLvl w:val="2"/>
         <w:rPr>
@@ -4902,7 +6338,7 @@
       <w:r>
         <w:rPr>
           <w:rFonts w:hint="eastAsia"/>
-          <w:b w:val="1"/>
+          <w:b/>
           <w:sz w:val="32"/>
         </w:rPr>
         <w:t>3.1.4 统计分析与系统管理功能模块</w:t>
@@ -4910,7 +6346,9 @@
     </w:p>
     <w:tbl>
       <w:tblPr>
+        <w:tblStyle w:val="2"/>
         <w:tblW w:w="0" w:type="auto"/>
+        <w:tblInd w:w="0" w:type="dxa"/>
         <w:tblBorders>
           <w:top w:val="single" w:color="CBCDD1" w:sz="6" w:space="0"/>
           <w:left w:val="single" w:color="CBCDD1" w:sz="6" w:space="0"/>
@@ -4933,8 +6371,24 @@
         <w:gridCol w:w="2768"/>
       </w:tblGrid>
       <w:tr>
+        <w:tblPrEx>
+          <w:tblBorders>
+            <w:top w:val="single" w:color="CBCDD1" w:sz="6" w:space="0"/>
+            <w:left w:val="single" w:color="CBCDD1" w:sz="6" w:space="0"/>
+            <w:bottom w:val="single" w:color="CBCDD1" w:sz="6" w:space="0"/>
+            <w:right w:val="single" w:color="CBCDD1" w:sz="6" w:space="0"/>
+            <w:insideH w:val="single" w:color="CBCDD1" w:sz="6" w:space="0"/>
+            <w:insideV w:val="single" w:color="CBCDD1" w:sz="6" w:space="0"/>
+          </w:tblBorders>
+          <w:tblCellMar>
+            <w:top w:w="15" w:type="dxa"/>
+            <w:left w:w="15" w:type="dxa"/>
+            <w:bottom w:w="15" w:type="dxa"/>
+            <w:right w:w="15" w:type="dxa"/>
+          </w:tblCellMar>
+        </w:tblPrEx>
         <w:trPr>
-          <w:tblHeader w:val="1"/>
+          <w:tblHeader/>
         </w:trPr>
         <w:tc>
           <w:tcPr>
@@ -4944,14 +6398,14 @@
           <w:p>
             <w:pPr>
               <w:rPr>
-                <w:b w:val="1"/>
-                <w:bCs w:val="1"/>
+                <w:b/>
+                <w:bCs/>
               </w:rPr>
             </w:pPr>
             <w:r>
               <w:rPr>
                 <w:rFonts w:hint="eastAsia"/>
-                <w:b w:val="1"/>
+                <w:b/>
               </w:rPr>
               <w:t>编号</w:t>
             </w:r>
@@ -4965,14 +6419,14 @@
           <w:p>
             <w:pPr>
               <w:rPr>
-                <w:b w:val="1"/>
-                <w:bCs w:val="1"/>
+                <w:b/>
+                <w:bCs/>
               </w:rPr>
             </w:pPr>
             <w:r>
               <w:rPr>
                 <w:rFonts w:hint="eastAsia"/>
-                <w:b w:val="1"/>
+                <w:b/>
               </w:rPr>
               <w:t>功能名称</w:t>
             </w:r>
@@ -4986,14 +6440,14 @@
           <w:p>
             <w:pPr>
               <w:rPr>
-                <w:b w:val="1"/>
-                <w:bCs w:val="1"/>
+                <w:b/>
+                <w:bCs/>
               </w:rPr>
             </w:pPr>
             <w:r>
               <w:rPr>
                 <w:rFonts w:hint="eastAsia"/>
-                <w:b w:val="1"/>
+                <w:b/>
               </w:rPr>
               <w:t>功能说明</w:t>
             </w:r>
@@ -5001,7 +6455,22 @@
         </w:tc>
       </w:tr>
       <w:tr>
-        <w:trPr/>
+        <w:tblPrEx>
+          <w:tblBorders>
+            <w:top w:val="single" w:color="CBCDD1" w:sz="6" w:space="0"/>
+            <w:left w:val="single" w:color="CBCDD1" w:sz="6" w:space="0"/>
+            <w:bottom w:val="single" w:color="CBCDD1" w:sz="6" w:space="0"/>
+            <w:right w:val="single" w:color="CBCDD1" w:sz="6" w:space="0"/>
+            <w:insideH w:val="single" w:color="CBCDD1" w:sz="6" w:space="0"/>
+            <w:insideV w:val="single" w:color="CBCDD1" w:sz="6" w:space="0"/>
+          </w:tblBorders>
+          <w:tblCellMar>
+            <w:top w:w="15" w:type="dxa"/>
+            <w:left w:w="15" w:type="dxa"/>
+            <w:bottom w:w="15" w:type="dxa"/>
+            <w:right w:w="15" w:type="dxa"/>
+          </w:tblCellMar>
+        </w:tblPrEx>
         <w:tc>
           <w:tcPr>
             <w:tcW w:w="2768" w:type="dxa"/>
@@ -5043,7 +6512,22 @@
         </w:tc>
       </w:tr>
       <w:tr>
-        <w:trPr/>
+        <w:tblPrEx>
+          <w:tblBorders>
+            <w:top w:val="single" w:color="CBCDD1" w:sz="6" w:space="0"/>
+            <w:left w:val="single" w:color="CBCDD1" w:sz="6" w:space="0"/>
+            <w:bottom w:val="single" w:color="CBCDD1" w:sz="6" w:space="0"/>
+            <w:right w:val="single" w:color="CBCDD1" w:sz="6" w:space="0"/>
+            <w:insideH w:val="single" w:color="CBCDD1" w:sz="6" w:space="0"/>
+            <w:insideV w:val="single" w:color="CBCDD1" w:sz="6" w:space="0"/>
+          </w:tblBorders>
+          <w:tblCellMar>
+            <w:top w:w="15" w:type="dxa"/>
+            <w:left w:w="15" w:type="dxa"/>
+            <w:bottom w:w="15" w:type="dxa"/>
+            <w:right w:w="15" w:type="dxa"/>
+          </w:tblCellMar>
+        </w:tblPrEx>
         <w:tc>
           <w:tcPr>
             <w:tcW w:w="2768" w:type="dxa"/>
@@ -5085,7 +6569,22 @@
         </w:tc>
       </w:tr>
       <w:tr>
-        <w:trPr/>
+        <w:tblPrEx>
+          <w:tblBorders>
+            <w:top w:val="single" w:color="CBCDD1" w:sz="6" w:space="0"/>
+            <w:left w:val="single" w:color="CBCDD1" w:sz="6" w:space="0"/>
+            <w:bottom w:val="single" w:color="CBCDD1" w:sz="6" w:space="0"/>
+            <w:right w:val="single" w:color="CBCDD1" w:sz="6" w:space="0"/>
+            <w:insideH w:val="single" w:color="CBCDD1" w:sz="6" w:space="0"/>
+            <w:insideV w:val="single" w:color="CBCDD1" w:sz="6" w:space="0"/>
+          </w:tblBorders>
+          <w:tblCellMar>
+            <w:top w:w="15" w:type="dxa"/>
+            <w:left w:w="15" w:type="dxa"/>
+            <w:bottom w:w="15" w:type="dxa"/>
+            <w:right w:w="15" w:type="dxa"/>
+          </w:tblCellMar>
+        </w:tblPrEx>
         <w:tc>
           <w:tcPr>
             <w:tcW w:w="2768" w:type="dxa"/>
@@ -5127,7 +6626,22 @@
         </w:tc>
       </w:tr>
       <w:tr>
-        <w:trPr/>
+        <w:tblPrEx>
+          <w:tblBorders>
+            <w:top w:val="single" w:color="CBCDD1" w:sz="6" w:space="0"/>
+            <w:left w:val="single" w:color="CBCDD1" w:sz="6" w:space="0"/>
+            <w:bottom w:val="single" w:color="CBCDD1" w:sz="6" w:space="0"/>
+            <w:right w:val="single" w:color="CBCDD1" w:sz="6" w:space="0"/>
+            <w:insideH w:val="single" w:color="CBCDD1" w:sz="6" w:space="0"/>
+            <w:insideV w:val="single" w:color="CBCDD1" w:sz="6" w:space="0"/>
+          </w:tblBorders>
+          <w:tblCellMar>
+            <w:top w:w="15" w:type="dxa"/>
+            <w:left w:w="15" w:type="dxa"/>
+            <w:bottom w:w="15" w:type="dxa"/>
+            <w:right w:w="15" w:type="dxa"/>
+          </w:tblCellMar>
+        </w:tblPrEx>
         <w:tc>
           <w:tcPr>
             <w:tcW w:w="2768" w:type="dxa"/>
@@ -5169,7 +6683,22 @@
         </w:tc>
       </w:tr>
       <w:tr>
-        <w:trPr/>
+        <w:tblPrEx>
+          <w:tblBorders>
+            <w:top w:val="single" w:color="CBCDD1" w:sz="6" w:space="0"/>
+            <w:left w:val="single" w:color="CBCDD1" w:sz="6" w:space="0"/>
+            <w:bottom w:val="single" w:color="CBCDD1" w:sz="6" w:space="0"/>
+            <w:right w:val="single" w:color="CBCDD1" w:sz="6" w:space="0"/>
+            <w:insideH w:val="single" w:color="CBCDD1" w:sz="6" w:space="0"/>
+            <w:insideV w:val="single" w:color="CBCDD1" w:sz="6" w:space="0"/>
+          </w:tblBorders>
+          <w:tblCellMar>
+            <w:top w:w="15" w:type="dxa"/>
+            <w:left w:w="15" w:type="dxa"/>
+            <w:bottom w:w="15" w:type="dxa"/>
+            <w:right w:w="15" w:type="dxa"/>
+          </w:tblCellMar>
+        </w:tblPrEx>
         <w:tc>
           <w:tcPr>
             <w:tcW w:w="2768" w:type="dxa"/>
@@ -5211,7 +6740,22 @@
         </w:tc>
       </w:tr>
       <w:tr>
-        <w:trPr/>
+        <w:tblPrEx>
+          <w:tblBorders>
+            <w:top w:val="single" w:color="CBCDD1" w:sz="6" w:space="0"/>
+            <w:left w:val="single" w:color="CBCDD1" w:sz="6" w:space="0"/>
+            <w:bottom w:val="single" w:color="CBCDD1" w:sz="6" w:space="0"/>
+            <w:right w:val="single" w:color="CBCDD1" w:sz="6" w:space="0"/>
+            <w:insideH w:val="single" w:color="CBCDD1" w:sz="6" w:space="0"/>
+            <w:insideV w:val="single" w:color="CBCDD1" w:sz="6" w:space="0"/>
+          </w:tblBorders>
+          <w:tblCellMar>
+            <w:top w:w="15" w:type="dxa"/>
+            <w:left w:w="15" w:type="dxa"/>
+            <w:bottom w:w="15" w:type="dxa"/>
+            <w:right w:w="15" w:type="dxa"/>
+          </w:tblCellMar>
+        </w:tblPrEx>
         <w:tc>
           <w:tcPr>
             <w:tcW w:w="2768" w:type="dxa"/>
@@ -5255,8 +6799,8 @@
     </w:tbl>
     <w:p>
       <w:pPr>
-        <w:keepNext w:val="1"/>
-        <w:keepLines w:val="1"/>
+        <w:keepNext/>
+        <w:keepLines/>
         <w:spacing w:before="100" w:beforeAutospacing="1" w:after="100" w:afterAutospacing="1"/>
         <w:outlineLvl w:val="2"/>
         <w:rPr>
@@ -5267,7 +6811,7 @@
       <w:r>
         <w:rPr>
           <w:rFonts w:hint="eastAsia"/>
-          <w:b w:val="1"/>
+          <w:b/>
           <w:sz w:val="32"/>
         </w:rPr>
         <w:t>3.1.5 系统总体需求</w:t>
@@ -5321,7 +6865,9 @@
     </w:p>
     <w:tbl>
       <w:tblPr>
+        <w:tblStyle w:val="2"/>
         <w:tblW w:w="0" w:type="auto"/>
+        <w:tblInd w:w="0" w:type="dxa"/>
         <w:tblBorders>
           <w:top w:val="single" w:color="CBCDD1" w:sz="6" w:space="0"/>
           <w:left w:val="single" w:color="CBCDD1" w:sz="6" w:space="0"/>
@@ -5343,8 +6889,24 @@
         <w:gridCol w:w="4153"/>
       </w:tblGrid>
       <w:tr>
+        <w:tblPrEx>
+          <w:tblBorders>
+            <w:top w:val="single" w:color="CBCDD1" w:sz="6" w:space="0"/>
+            <w:left w:val="single" w:color="CBCDD1" w:sz="6" w:space="0"/>
+            <w:bottom w:val="single" w:color="CBCDD1" w:sz="6" w:space="0"/>
+            <w:right w:val="single" w:color="CBCDD1" w:sz="6" w:space="0"/>
+            <w:insideH w:val="single" w:color="CBCDD1" w:sz="6" w:space="0"/>
+            <w:insideV w:val="single" w:color="CBCDD1" w:sz="6" w:space="0"/>
+          </w:tblBorders>
+          <w:tblCellMar>
+            <w:top w:w="15" w:type="dxa"/>
+            <w:left w:w="15" w:type="dxa"/>
+            <w:bottom w:w="15" w:type="dxa"/>
+            <w:right w:w="15" w:type="dxa"/>
+          </w:tblCellMar>
+        </w:tblPrEx>
         <w:trPr>
-          <w:tblHeader w:val="1"/>
+          <w:tblHeader/>
         </w:trPr>
         <w:tc>
           <w:tcPr>
@@ -5354,14 +6916,14 @@
           <w:p>
             <w:pPr>
               <w:rPr>
-                <w:b w:val="1"/>
-                <w:bCs w:val="1"/>
+                <w:b/>
+                <w:bCs/>
               </w:rPr>
             </w:pPr>
             <w:r>
               <w:rPr>
                 <w:rFonts w:hint="eastAsia"/>
-                <w:b w:val="1"/>
+                <w:b/>
               </w:rPr>
               <w:t>层次</w:t>
             </w:r>
@@ -5375,14 +6937,14 @@
           <w:p>
             <w:pPr>
               <w:rPr>
-                <w:b w:val="1"/>
-                <w:bCs w:val="1"/>
+                <w:b/>
+                <w:bCs/>
               </w:rPr>
             </w:pPr>
             <w:r>
               <w:rPr>
                 <w:rFonts w:hint="eastAsia"/>
-                <w:b w:val="1"/>
+                <w:b/>
               </w:rPr>
               <w:t>主要职责</w:t>
             </w:r>
@@ -5390,7 +6952,22 @@
         </w:tc>
       </w:tr>
       <w:tr>
-        <w:trPr/>
+        <w:tblPrEx>
+          <w:tblBorders>
+            <w:top w:val="single" w:color="CBCDD1" w:sz="6" w:space="0"/>
+            <w:left w:val="single" w:color="CBCDD1" w:sz="6" w:space="0"/>
+            <w:bottom w:val="single" w:color="CBCDD1" w:sz="6" w:space="0"/>
+            <w:right w:val="single" w:color="CBCDD1" w:sz="6" w:space="0"/>
+            <w:insideH w:val="single" w:color="CBCDD1" w:sz="6" w:space="0"/>
+            <w:insideV w:val="single" w:color="CBCDD1" w:sz="6" w:space="0"/>
+          </w:tblBorders>
+          <w:tblCellMar>
+            <w:top w:w="15" w:type="dxa"/>
+            <w:left w:w="15" w:type="dxa"/>
+            <w:bottom w:w="15" w:type="dxa"/>
+            <w:right w:w="15" w:type="dxa"/>
+          </w:tblCellMar>
+        </w:tblPrEx>
         <w:tc>
           <w:tcPr>
             <w:tcW w:w="4153" w:type="dxa"/>
@@ -5421,7 +6998,22 @@
         </w:tc>
       </w:tr>
       <w:tr>
-        <w:trPr/>
+        <w:tblPrEx>
+          <w:tblBorders>
+            <w:top w:val="single" w:color="CBCDD1" w:sz="6" w:space="0"/>
+            <w:left w:val="single" w:color="CBCDD1" w:sz="6" w:space="0"/>
+            <w:bottom w:val="single" w:color="CBCDD1" w:sz="6" w:space="0"/>
+            <w:right w:val="single" w:color="CBCDD1" w:sz="6" w:space="0"/>
+            <w:insideH w:val="single" w:color="CBCDD1" w:sz="6" w:space="0"/>
+            <w:insideV w:val="single" w:color="CBCDD1" w:sz="6" w:space="0"/>
+          </w:tblBorders>
+          <w:tblCellMar>
+            <w:top w:w="15" w:type="dxa"/>
+            <w:left w:w="15" w:type="dxa"/>
+            <w:bottom w:w="15" w:type="dxa"/>
+            <w:right w:w="15" w:type="dxa"/>
+          </w:tblCellMar>
+        </w:tblPrEx>
         <w:tc>
           <w:tcPr>
             <w:tcW w:w="4153" w:type="dxa"/>
@@ -5452,7 +7044,22 @@
         </w:tc>
       </w:tr>
       <w:tr>
-        <w:trPr/>
+        <w:tblPrEx>
+          <w:tblBorders>
+            <w:top w:val="single" w:color="CBCDD1" w:sz="6" w:space="0"/>
+            <w:left w:val="single" w:color="CBCDD1" w:sz="6" w:space="0"/>
+            <w:bottom w:val="single" w:color="CBCDD1" w:sz="6" w:space="0"/>
+            <w:right w:val="single" w:color="CBCDD1" w:sz="6" w:space="0"/>
+            <w:insideH w:val="single" w:color="CBCDD1" w:sz="6" w:space="0"/>
+            <w:insideV w:val="single" w:color="CBCDD1" w:sz="6" w:space="0"/>
+          </w:tblBorders>
+          <w:tblCellMar>
+            <w:top w:w="15" w:type="dxa"/>
+            <w:left w:w="15" w:type="dxa"/>
+            <w:bottom w:w="15" w:type="dxa"/>
+            <w:right w:w="15" w:type="dxa"/>
+          </w:tblCellMar>
+        </w:tblPrEx>
         <w:tc>
           <w:tcPr>
             <w:tcW w:w="4153" w:type="dxa"/>
@@ -5483,7 +7090,22 @@
         </w:tc>
       </w:tr>
       <w:tr>
-        <w:trPr/>
+        <w:tblPrEx>
+          <w:tblBorders>
+            <w:top w:val="single" w:color="CBCDD1" w:sz="6" w:space="0"/>
+            <w:left w:val="single" w:color="CBCDD1" w:sz="6" w:space="0"/>
+            <w:bottom w:val="single" w:color="CBCDD1" w:sz="6" w:space="0"/>
+            <w:right w:val="single" w:color="CBCDD1" w:sz="6" w:space="0"/>
+            <w:insideH w:val="single" w:color="CBCDD1" w:sz="6" w:space="0"/>
+            <w:insideV w:val="single" w:color="CBCDD1" w:sz="6" w:space="0"/>
+          </w:tblBorders>
+          <w:tblCellMar>
+            <w:top w:w="15" w:type="dxa"/>
+            <w:left w:w="15" w:type="dxa"/>
+            <w:bottom w:w="15" w:type="dxa"/>
+            <w:right w:w="15" w:type="dxa"/>
+          </w:tblCellMar>
+        </w:tblPrEx>
         <w:tc>
           <w:tcPr>
             <w:tcW w:w="4153" w:type="dxa"/>
@@ -5514,7 +7136,22 @@
         </w:tc>
       </w:tr>
       <w:tr>
-        <w:trPr/>
+        <w:tblPrEx>
+          <w:tblBorders>
+            <w:top w:val="single" w:color="CBCDD1" w:sz="6" w:space="0"/>
+            <w:left w:val="single" w:color="CBCDD1" w:sz="6" w:space="0"/>
+            <w:bottom w:val="single" w:color="CBCDD1" w:sz="6" w:space="0"/>
+            <w:right w:val="single" w:color="CBCDD1" w:sz="6" w:space="0"/>
+            <w:insideH w:val="single" w:color="CBCDD1" w:sz="6" w:space="0"/>
+            <w:insideV w:val="single" w:color="CBCDD1" w:sz="6" w:space="0"/>
+          </w:tblBorders>
+          <w:tblCellMar>
+            <w:top w:w="15" w:type="dxa"/>
+            <w:left w:w="15" w:type="dxa"/>
+            <w:bottom w:w="15" w:type="dxa"/>
+            <w:right w:w="15" w:type="dxa"/>
+          </w:tblCellMar>
+        </w:tblPrEx>
         <w:tc>
           <w:tcPr>
             <w:tcW w:w="4153" w:type="dxa"/>
@@ -5555,8 +7192,8 @@
     </w:p>
     <w:p>
       <w:pPr>
-        <w:keepNext w:val="1"/>
-        <w:keepLines w:val="1"/>
+        <w:keepNext/>
+        <w:keepLines/>
         <w:spacing w:before="100" w:beforeAutospacing="1" w:after="100" w:afterAutospacing="1"/>
         <w:outlineLvl w:val="1"/>
         <w:rPr>
@@ -5567,7 +7204,7 @@
       <w:r>
         <w:rPr>
           <w:rFonts w:hint="eastAsia"/>
-          <w:b w:val="1"/>
+          <w:b/>
           <w:sz w:val="32"/>
         </w:rPr>
         <w:t>3.2 对性能的规定</w:t>
@@ -5575,8 +7212,8 @@
     </w:p>
     <w:p>
       <w:pPr>
-        <w:keepNext w:val="1"/>
-        <w:keepLines w:val="1"/>
+        <w:keepNext/>
+        <w:keepLines/>
         <w:spacing w:before="100" w:beforeAutospacing="1" w:after="100" w:afterAutospacing="1"/>
         <w:outlineLvl w:val="2"/>
         <w:rPr>
@@ -5587,7 +7224,7 @@
       <w:r>
         <w:rPr>
           <w:rFonts w:hint="eastAsia"/>
-          <w:b w:val="1"/>
+          <w:b/>
           <w:sz w:val="32"/>
         </w:rPr>
         <w:t>3.2.1 精度</w:t>
@@ -5651,8 +7288,8 @@
     </w:p>
     <w:p>
       <w:pPr>
-        <w:keepNext w:val="1"/>
-        <w:keepLines w:val="1"/>
+        <w:keepNext/>
+        <w:keepLines/>
         <w:spacing w:before="100" w:beforeAutospacing="1" w:after="100" w:afterAutospacing="1"/>
         <w:outlineLvl w:val="2"/>
         <w:rPr>
@@ -5663,7 +7300,7 @@
       <w:r>
         <w:rPr>
           <w:rFonts w:hint="eastAsia"/>
-          <w:b w:val="1"/>
+          <w:b/>
           <w:sz w:val="32"/>
         </w:rPr>
         <w:t>3.2.2 时间特性要求</w:t>
@@ -5741,8 +7378,8 @@
     </w:p>
     <w:p>
       <w:pPr>
-        <w:keepNext w:val="1"/>
-        <w:keepLines w:val="1"/>
+        <w:keepNext/>
+        <w:keepLines/>
         <w:spacing w:before="100" w:beforeAutospacing="1" w:after="100" w:afterAutospacing="1"/>
         <w:outlineLvl w:val="2"/>
         <w:rPr>
@@ -5753,7 +7390,7 @@
       <w:r>
         <w:rPr>
           <w:rFonts w:hint="eastAsia"/>
-          <w:b w:val="1"/>
+          <w:b/>
           <w:sz w:val="32"/>
         </w:rPr>
         <w:t>3.2.3 灵活性</w:t>
@@ -5817,8 +7454,8 @@
     </w:p>
     <w:p>
       <w:pPr>
-        <w:keepNext w:val="1"/>
-        <w:keepLines w:val="1"/>
+        <w:keepNext/>
+        <w:keepLines/>
         <w:spacing w:before="100" w:beforeAutospacing="1" w:after="100" w:afterAutospacing="1"/>
         <w:outlineLvl w:val="1"/>
         <w:rPr>
@@ -5829,7 +7466,7 @@
       <w:r>
         <w:rPr>
           <w:rFonts w:hint="eastAsia"/>
-          <w:b w:val="1"/>
+          <w:b/>
           <w:sz w:val="32"/>
         </w:rPr>
         <w:t>3.3 输入输出要求</w:t>
@@ -5845,7 +7482,9 @@
     </w:p>
     <w:tbl>
       <w:tblPr>
+        <w:tblStyle w:val="2"/>
         <w:tblW w:w="0" w:type="auto"/>
+        <w:tblInd w:w="0" w:type="dxa"/>
         <w:tblBorders>
           <w:top w:val="single" w:color="CBCDD1" w:sz="6" w:space="0"/>
           <w:left w:val="single" w:color="CBCDD1" w:sz="6" w:space="0"/>
@@ -5868,8 +7507,24 @@
         <w:gridCol w:w="2768"/>
       </w:tblGrid>
       <w:tr>
+        <w:tblPrEx>
+          <w:tblBorders>
+            <w:top w:val="single" w:color="CBCDD1" w:sz="6" w:space="0"/>
+            <w:left w:val="single" w:color="CBCDD1" w:sz="6" w:space="0"/>
+            <w:bottom w:val="single" w:color="CBCDD1" w:sz="6" w:space="0"/>
+            <w:right w:val="single" w:color="CBCDD1" w:sz="6" w:space="0"/>
+            <w:insideH w:val="single" w:color="CBCDD1" w:sz="6" w:space="0"/>
+            <w:insideV w:val="single" w:color="CBCDD1" w:sz="6" w:space="0"/>
+          </w:tblBorders>
+          <w:tblCellMar>
+            <w:top w:w="15" w:type="dxa"/>
+            <w:left w:w="15" w:type="dxa"/>
+            <w:bottom w:w="15" w:type="dxa"/>
+            <w:right w:w="15" w:type="dxa"/>
+          </w:tblCellMar>
+        </w:tblPrEx>
         <w:trPr>
-          <w:tblHeader w:val="1"/>
+          <w:tblHeader/>
         </w:trPr>
         <w:tc>
           <w:tcPr>
@@ -5879,14 +7534,14 @@
           <w:p>
             <w:pPr>
               <w:rPr>
-                <w:b w:val="1"/>
-                <w:bCs w:val="1"/>
+                <w:b/>
+                <w:bCs/>
               </w:rPr>
             </w:pPr>
             <w:r>
               <w:rPr>
                 <w:rFonts w:hint="eastAsia"/>
-                <w:b w:val="1"/>
+                <w:b/>
               </w:rPr>
               <w:t>类型</w:t>
             </w:r>
@@ -5900,14 +7555,14 @@
           <w:p>
             <w:pPr>
               <w:rPr>
-                <w:b w:val="1"/>
-                <w:bCs w:val="1"/>
+                <w:b/>
+                <w:bCs/>
               </w:rPr>
             </w:pPr>
             <w:r>
               <w:rPr>
                 <w:rFonts w:hint="eastAsia"/>
-                <w:b w:val="1"/>
+                <w:b/>
               </w:rPr>
               <w:t>内容</w:t>
             </w:r>
@@ -5921,14 +7576,14 @@
           <w:p>
             <w:pPr>
               <w:rPr>
-                <w:b w:val="1"/>
-                <w:bCs w:val="1"/>
+                <w:b/>
+                <w:bCs/>
               </w:rPr>
             </w:pPr>
             <w:r>
               <w:rPr>
                 <w:rFonts w:hint="eastAsia"/>
-                <w:b w:val="1"/>
+                <w:b/>
               </w:rPr>
               <w:t>来源/去向</w:t>
             </w:r>
@@ -5936,7 +7591,22 @@
         </w:tc>
       </w:tr>
       <w:tr>
-        <w:trPr/>
+        <w:tblPrEx>
+          <w:tblBorders>
+            <w:top w:val="single" w:color="CBCDD1" w:sz="6" w:space="0"/>
+            <w:left w:val="single" w:color="CBCDD1" w:sz="6" w:space="0"/>
+            <w:bottom w:val="single" w:color="CBCDD1" w:sz="6" w:space="0"/>
+            <w:right w:val="single" w:color="CBCDD1" w:sz="6" w:space="0"/>
+            <w:insideH w:val="single" w:color="CBCDD1" w:sz="6" w:space="0"/>
+            <w:insideV w:val="single" w:color="CBCDD1" w:sz="6" w:space="0"/>
+          </w:tblBorders>
+          <w:tblCellMar>
+            <w:top w:w="15" w:type="dxa"/>
+            <w:left w:w="15" w:type="dxa"/>
+            <w:bottom w:w="15" w:type="dxa"/>
+            <w:right w:w="15" w:type="dxa"/>
+          </w:tblCellMar>
+        </w:tblPrEx>
         <w:tc>
           <w:tcPr>
             <w:tcW w:w="2768" w:type="dxa"/>
@@ -5981,7 +7651,22 @@
         </w:tc>
       </w:tr>
       <w:tr>
-        <w:trPr/>
+        <w:tblPrEx>
+          <w:tblBorders>
+            <w:top w:val="single" w:color="CBCDD1" w:sz="6" w:space="0"/>
+            <w:left w:val="single" w:color="CBCDD1" w:sz="6" w:space="0"/>
+            <w:bottom w:val="single" w:color="CBCDD1" w:sz="6" w:space="0"/>
+            <w:right w:val="single" w:color="CBCDD1" w:sz="6" w:space="0"/>
+            <w:insideH w:val="single" w:color="CBCDD1" w:sz="6" w:space="0"/>
+            <w:insideV w:val="single" w:color="CBCDD1" w:sz="6" w:space="0"/>
+          </w:tblBorders>
+          <w:tblCellMar>
+            <w:top w:w="15" w:type="dxa"/>
+            <w:left w:w="15" w:type="dxa"/>
+            <w:bottom w:w="15" w:type="dxa"/>
+            <w:right w:w="15" w:type="dxa"/>
+          </w:tblCellMar>
+        </w:tblPrEx>
         <w:tc>
           <w:tcPr>
             <w:tcW w:w="2768" w:type="dxa"/>
@@ -6026,7 +7711,22 @@
         </w:tc>
       </w:tr>
       <w:tr>
-        <w:trPr/>
+        <w:tblPrEx>
+          <w:tblBorders>
+            <w:top w:val="single" w:color="CBCDD1" w:sz="6" w:space="0"/>
+            <w:left w:val="single" w:color="CBCDD1" w:sz="6" w:space="0"/>
+            <w:bottom w:val="single" w:color="CBCDD1" w:sz="6" w:space="0"/>
+            <w:right w:val="single" w:color="CBCDD1" w:sz="6" w:space="0"/>
+            <w:insideH w:val="single" w:color="CBCDD1" w:sz="6" w:space="0"/>
+            <w:insideV w:val="single" w:color="CBCDD1" w:sz="6" w:space="0"/>
+          </w:tblBorders>
+          <w:tblCellMar>
+            <w:top w:w="15" w:type="dxa"/>
+            <w:left w:w="15" w:type="dxa"/>
+            <w:bottom w:w="15" w:type="dxa"/>
+            <w:right w:w="15" w:type="dxa"/>
+          </w:tblCellMar>
+        </w:tblPrEx>
         <w:tc>
           <w:tcPr>
             <w:tcW w:w="2768" w:type="dxa"/>
@@ -6071,7 +7771,22 @@
         </w:tc>
       </w:tr>
       <w:tr>
-        <w:trPr/>
+        <w:tblPrEx>
+          <w:tblBorders>
+            <w:top w:val="single" w:color="CBCDD1" w:sz="6" w:space="0"/>
+            <w:left w:val="single" w:color="CBCDD1" w:sz="6" w:space="0"/>
+            <w:bottom w:val="single" w:color="CBCDD1" w:sz="6" w:space="0"/>
+            <w:right w:val="single" w:color="CBCDD1" w:sz="6" w:space="0"/>
+            <w:insideH w:val="single" w:color="CBCDD1" w:sz="6" w:space="0"/>
+            <w:insideV w:val="single" w:color="CBCDD1" w:sz="6" w:space="0"/>
+          </w:tblBorders>
+          <w:tblCellMar>
+            <w:top w:w="15" w:type="dxa"/>
+            <w:left w:w="15" w:type="dxa"/>
+            <w:bottom w:w="15" w:type="dxa"/>
+            <w:right w:w="15" w:type="dxa"/>
+          </w:tblCellMar>
+        </w:tblPrEx>
         <w:tc>
           <w:tcPr>
             <w:tcW w:w="2768" w:type="dxa"/>
@@ -6116,7 +7831,22 @@
         </w:tc>
       </w:tr>
       <w:tr>
-        <w:trPr/>
+        <w:tblPrEx>
+          <w:tblBorders>
+            <w:top w:val="single" w:color="CBCDD1" w:sz="6" w:space="0"/>
+            <w:left w:val="single" w:color="CBCDD1" w:sz="6" w:space="0"/>
+            <w:bottom w:val="single" w:color="CBCDD1" w:sz="6" w:space="0"/>
+            <w:right w:val="single" w:color="CBCDD1" w:sz="6" w:space="0"/>
+            <w:insideH w:val="single" w:color="CBCDD1" w:sz="6" w:space="0"/>
+            <w:insideV w:val="single" w:color="CBCDD1" w:sz="6" w:space="0"/>
+          </w:tblBorders>
+          <w:tblCellMar>
+            <w:top w:w="15" w:type="dxa"/>
+            <w:left w:w="15" w:type="dxa"/>
+            <w:bottom w:w="15" w:type="dxa"/>
+            <w:right w:w="15" w:type="dxa"/>
+          </w:tblCellMar>
+        </w:tblPrEx>
         <w:tc>
           <w:tcPr>
             <w:tcW w:w="2768" w:type="dxa"/>
@@ -6161,7 +7891,22 @@
         </w:tc>
       </w:tr>
       <w:tr>
-        <w:trPr/>
+        <w:tblPrEx>
+          <w:tblBorders>
+            <w:top w:val="single" w:color="CBCDD1" w:sz="6" w:space="0"/>
+            <w:left w:val="single" w:color="CBCDD1" w:sz="6" w:space="0"/>
+            <w:bottom w:val="single" w:color="CBCDD1" w:sz="6" w:space="0"/>
+            <w:right w:val="single" w:color="CBCDD1" w:sz="6" w:space="0"/>
+            <w:insideH w:val="single" w:color="CBCDD1" w:sz="6" w:space="0"/>
+            <w:insideV w:val="single" w:color="CBCDD1" w:sz="6" w:space="0"/>
+          </w:tblBorders>
+          <w:tblCellMar>
+            <w:top w:w="15" w:type="dxa"/>
+            <w:left w:w="15" w:type="dxa"/>
+            <w:bottom w:w="15" w:type="dxa"/>
+            <w:right w:w="15" w:type="dxa"/>
+          </w:tblCellMar>
+        </w:tblPrEx>
         <w:tc>
           <w:tcPr>
             <w:tcW w:w="2768" w:type="dxa"/>
@@ -6206,7 +7951,22 @@
         </w:tc>
       </w:tr>
       <w:tr>
-        <w:trPr/>
+        <w:tblPrEx>
+          <w:tblBorders>
+            <w:top w:val="single" w:color="CBCDD1" w:sz="6" w:space="0"/>
+            <w:left w:val="single" w:color="CBCDD1" w:sz="6" w:space="0"/>
+            <w:bottom w:val="single" w:color="CBCDD1" w:sz="6" w:space="0"/>
+            <w:right w:val="single" w:color="CBCDD1" w:sz="6" w:space="0"/>
+            <w:insideH w:val="single" w:color="CBCDD1" w:sz="6" w:space="0"/>
+            <w:insideV w:val="single" w:color="CBCDD1" w:sz="6" w:space="0"/>
+          </w:tblBorders>
+          <w:tblCellMar>
+            <w:top w:w="15" w:type="dxa"/>
+            <w:left w:w="15" w:type="dxa"/>
+            <w:bottom w:w="15" w:type="dxa"/>
+            <w:right w:w="15" w:type="dxa"/>
+          </w:tblCellMar>
+        </w:tblPrEx>
         <w:tc>
           <w:tcPr>
             <w:tcW w:w="2768" w:type="dxa"/>
@@ -6261,8 +8021,8 @@
     </w:p>
     <w:p>
       <w:pPr>
-        <w:keepNext w:val="1"/>
-        <w:keepLines w:val="1"/>
+        <w:keepNext/>
+        <w:keepLines/>
         <w:spacing w:before="100" w:beforeAutospacing="1" w:after="100" w:afterAutospacing="1"/>
         <w:outlineLvl w:val="1"/>
         <w:rPr>
@@ -6273,7 +8033,7 @@
       <w:r>
         <w:rPr>
           <w:rFonts w:hint="eastAsia"/>
-          <w:b w:val="1"/>
+          <w:b/>
           <w:sz w:val="32"/>
         </w:rPr>
         <w:t>3.4 数据管理能力要求</w:t>
@@ -6289,7 +8049,9 @@
     </w:p>
     <w:tbl>
       <w:tblPr>
+        <w:tblStyle w:val="2"/>
         <w:tblW w:w="0" w:type="auto"/>
+        <w:tblInd w:w="0" w:type="dxa"/>
         <w:tblBorders>
           <w:top w:val="single" w:color="CBCDD1" w:sz="6" w:space="0"/>
           <w:left w:val="single" w:color="CBCDD1" w:sz="6" w:space="0"/>
@@ -6311,8 +8073,24 @@
         <w:gridCol w:w="4153"/>
       </w:tblGrid>
       <w:tr>
+        <w:tblPrEx>
+          <w:tblBorders>
+            <w:top w:val="single" w:color="CBCDD1" w:sz="6" w:space="0"/>
+            <w:left w:val="single" w:color="CBCDD1" w:sz="6" w:space="0"/>
+            <w:bottom w:val="single" w:color="CBCDD1" w:sz="6" w:space="0"/>
+            <w:right w:val="single" w:color="CBCDD1" w:sz="6" w:space="0"/>
+            <w:insideH w:val="single" w:color="CBCDD1" w:sz="6" w:space="0"/>
+            <w:insideV w:val="single" w:color="CBCDD1" w:sz="6" w:space="0"/>
+          </w:tblBorders>
+          <w:tblCellMar>
+            <w:top w:w="15" w:type="dxa"/>
+            <w:left w:w="15" w:type="dxa"/>
+            <w:bottom w:w="15" w:type="dxa"/>
+            <w:right w:w="15" w:type="dxa"/>
+          </w:tblCellMar>
+        </w:tblPrEx>
         <w:trPr>
-          <w:tblHeader w:val="1"/>
+          <w:tblHeader/>
         </w:trPr>
         <w:tc>
           <w:tcPr>
@@ -6322,14 +8100,14 @@
           <w:p>
             <w:pPr>
               <w:rPr>
-                <w:b w:val="1"/>
-                <w:bCs w:val="1"/>
+                <w:b/>
+                <w:bCs/>
               </w:rPr>
             </w:pPr>
             <w:r>
               <w:rPr>
                 <w:rFonts w:hint="eastAsia"/>
-                <w:b w:val="1"/>
+                <w:b/>
               </w:rPr>
               <w:t>数据表</w:t>
             </w:r>
@@ -6343,14 +8121,14 @@
           <w:p>
             <w:pPr>
               <w:rPr>
-                <w:b w:val="1"/>
-                <w:bCs w:val="1"/>
+                <w:b/>
+                <w:bCs/>
               </w:rPr>
             </w:pPr>
             <w:r>
               <w:rPr>
                 <w:rFonts w:hint="eastAsia"/>
-                <w:b w:val="1"/>
+                <w:b/>
               </w:rPr>
               <w:t>主要用途</w:t>
             </w:r>
@@ -6358,7 +8136,22 @@
         </w:tc>
       </w:tr>
       <w:tr>
-        <w:trPr/>
+        <w:tblPrEx>
+          <w:tblBorders>
+            <w:top w:val="single" w:color="CBCDD1" w:sz="6" w:space="0"/>
+            <w:left w:val="single" w:color="CBCDD1" w:sz="6" w:space="0"/>
+            <w:bottom w:val="single" w:color="CBCDD1" w:sz="6" w:space="0"/>
+            <w:right w:val="single" w:color="CBCDD1" w:sz="6" w:space="0"/>
+            <w:insideH w:val="single" w:color="CBCDD1" w:sz="6" w:space="0"/>
+            <w:insideV w:val="single" w:color="CBCDD1" w:sz="6" w:space="0"/>
+          </w:tblBorders>
+          <w:tblCellMar>
+            <w:top w:w="15" w:type="dxa"/>
+            <w:left w:w="15" w:type="dxa"/>
+            <w:bottom w:w="15" w:type="dxa"/>
+            <w:right w:w="15" w:type="dxa"/>
+          </w:tblCellMar>
+        </w:tblPrEx>
         <w:tc>
           <w:tcPr>
             <w:tcW w:w="4153" w:type="dxa"/>
@@ -6386,7 +8179,22 @@
         </w:tc>
       </w:tr>
       <w:tr>
-        <w:trPr/>
+        <w:tblPrEx>
+          <w:tblBorders>
+            <w:top w:val="single" w:color="CBCDD1" w:sz="6" w:space="0"/>
+            <w:left w:val="single" w:color="CBCDD1" w:sz="6" w:space="0"/>
+            <w:bottom w:val="single" w:color="CBCDD1" w:sz="6" w:space="0"/>
+            <w:right w:val="single" w:color="CBCDD1" w:sz="6" w:space="0"/>
+            <w:insideH w:val="single" w:color="CBCDD1" w:sz="6" w:space="0"/>
+            <w:insideV w:val="single" w:color="CBCDD1" w:sz="6" w:space="0"/>
+          </w:tblBorders>
+          <w:tblCellMar>
+            <w:top w:w="15" w:type="dxa"/>
+            <w:left w:w="15" w:type="dxa"/>
+            <w:bottom w:w="15" w:type="dxa"/>
+            <w:right w:w="15" w:type="dxa"/>
+          </w:tblCellMar>
+        </w:tblPrEx>
         <w:tc>
           <w:tcPr>
             <w:tcW w:w="4153" w:type="dxa"/>
@@ -6414,7 +8222,22 @@
         </w:tc>
       </w:tr>
       <w:tr>
-        <w:trPr/>
+        <w:tblPrEx>
+          <w:tblBorders>
+            <w:top w:val="single" w:color="CBCDD1" w:sz="6" w:space="0"/>
+            <w:left w:val="single" w:color="CBCDD1" w:sz="6" w:space="0"/>
+            <w:bottom w:val="single" w:color="CBCDD1" w:sz="6" w:space="0"/>
+            <w:right w:val="single" w:color="CBCDD1" w:sz="6" w:space="0"/>
+            <w:insideH w:val="single" w:color="CBCDD1" w:sz="6" w:space="0"/>
+            <w:insideV w:val="single" w:color="CBCDD1" w:sz="6" w:space="0"/>
+          </w:tblBorders>
+          <w:tblCellMar>
+            <w:top w:w="15" w:type="dxa"/>
+            <w:left w:w="15" w:type="dxa"/>
+            <w:bottom w:w="15" w:type="dxa"/>
+            <w:right w:w="15" w:type="dxa"/>
+          </w:tblCellMar>
+        </w:tblPrEx>
         <w:tc>
           <w:tcPr>
             <w:tcW w:w="4153" w:type="dxa"/>
@@ -6442,7 +8265,22 @@
         </w:tc>
       </w:tr>
       <w:tr>
-        <w:trPr/>
+        <w:tblPrEx>
+          <w:tblBorders>
+            <w:top w:val="single" w:color="CBCDD1" w:sz="6" w:space="0"/>
+            <w:left w:val="single" w:color="CBCDD1" w:sz="6" w:space="0"/>
+            <w:bottom w:val="single" w:color="CBCDD1" w:sz="6" w:space="0"/>
+            <w:right w:val="single" w:color="CBCDD1" w:sz="6" w:space="0"/>
+            <w:insideH w:val="single" w:color="CBCDD1" w:sz="6" w:space="0"/>
+            <w:insideV w:val="single" w:color="CBCDD1" w:sz="6" w:space="0"/>
+          </w:tblBorders>
+          <w:tblCellMar>
+            <w:top w:w="15" w:type="dxa"/>
+            <w:left w:w="15" w:type="dxa"/>
+            <w:bottom w:w="15" w:type="dxa"/>
+            <w:right w:w="15" w:type="dxa"/>
+          </w:tblCellMar>
+        </w:tblPrEx>
         <w:tc>
           <w:tcPr>
             <w:tcW w:w="4153" w:type="dxa"/>
@@ -6470,7 +8308,22 @@
         </w:tc>
       </w:tr>
       <w:tr>
-        <w:trPr/>
+        <w:tblPrEx>
+          <w:tblBorders>
+            <w:top w:val="single" w:color="CBCDD1" w:sz="6" w:space="0"/>
+            <w:left w:val="single" w:color="CBCDD1" w:sz="6" w:space="0"/>
+            <w:bottom w:val="single" w:color="CBCDD1" w:sz="6" w:space="0"/>
+            <w:right w:val="single" w:color="CBCDD1" w:sz="6" w:space="0"/>
+            <w:insideH w:val="single" w:color="CBCDD1" w:sz="6" w:space="0"/>
+            <w:insideV w:val="single" w:color="CBCDD1" w:sz="6" w:space="0"/>
+          </w:tblBorders>
+          <w:tblCellMar>
+            <w:top w:w="15" w:type="dxa"/>
+            <w:left w:w="15" w:type="dxa"/>
+            <w:bottom w:w="15" w:type="dxa"/>
+            <w:right w:w="15" w:type="dxa"/>
+          </w:tblCellMar>
+        </w:tblPrEx>
         <w:tc>
           <w:tcPr>
             <w:tcW w:w="4153" w:type="dxa"/>
@@ -6498,7 +8351,22 @@
         </w:tc>
       </w:tr>
       <w:tr>
-        <w:trPr/>
+        <w:tblPrEx>
+          <w:tblBorders>
+            <w:top w:val="single" w:color="CBCDD1" w:sz="6" w:space="0"/>
+            <w:left w:val="single" w:color="CBCDD1" w:sz="6" w:space="0"/>
+            <w:bottom w:val="single" w:color="CBCDD1" w:sz="6" w:space="0"/>
+            <w:right w:val="single" w:color="CBCDD1" w:sz="6" w:space="0"/>
+            <w:insideH w:val="single" w:color="CBCDD1" w:sz="6" w:space="0"/>
+            <w:insideV w:val="single" w:color="CBCDD1" w:sz="6" w:space="0"/>
+          </w:tblBorders>
+          <w:tblCellMar>
+            <w:top w:w="15" w:type="dxa"/>
+            <w:left w:w="15" w:type="dxa"/>
+            <w:bottom w:w="15" w:type="dxa"/>
+            <w:right w:w="15" w:type="dxa"/>
+          </w:tblCellMar>
+        </w:tblPrEx>
         <w:tc>
           <w:tcPr>
             <w:tcW w:w="4153" w:type="dxa"/>
@@ -6526,7 +8394,22 @@
         </w:tc>
       </w:tr>
       <w:tr>
-        <w:trPr/>
+        <w:tblPrEx>
+          <w:tblBorders>
+            <w:top w:val="single" w:color="CBCDD1" w:sz="6" w:space="0"/>
+            <w:left w:val="single" w:color="CBCDD1" w:sz="6" w:space="0"/>
+            <w:bottom w:val="single" w:color="CBCDD1" w:sz="6" w:space="0"/>
+            <w:right w:val="single" w:color="CBCDD1" w:sz="6" w:space="0"/>
+            <w:insideH w:val="single" w:color="CBCDD1" w:sz="6" w:space="0"/>
+            <w:insideV w:val="single" w:color="CBCDD1" w:sz="6" w:space="0"/>
+          </w:tblBorders>
+          <w:tblCellMar>
+            <w:top w:w="15" w:type="dxa"/>
+            <w:left w:w="15" w:type="dxa"/>
+            <w:bottom w:w="15" w:type="dxa"/>
+            <w:right w:w="15" w:type="dxa"/>
+          </w:tblCellMar>
+        </w:tblPrEx>
         <w:tc>
           <w:tcPr>
             <w:tcW w:w="4153" w:type="dxa"/>
@@ -6554,7 +8437,22 @@
         </w:tc>
       </w:tr>
       <w:tr>
-        <w:trPr/>
+        <w:tblPrEx>
+          <w:tblBorders>
+            <w:top w:val="single" w:color="CBCDD1" w:sz="6" w:space="0"/>
+            <w:left w:val="single" w:color="CBCDD1" w:sz="6" w:space="0"/>
+            <w:bottom w:val="single" w:color="CBCDD1" w:sz="6" w:space="0"/>
+            <w:right w:val="single" w:color="CBCDD1" w:sz="6" w:space="0"/>
+            <w:insideH w:val="single" w:color="CBCDD1" w:sz="6" w:space="0"/>
+            <w:insideV w:val="single" w:color="CBCDD1" w:sz="6" w:space="0"/>
+          </w:tblBorders>
+          <w:tblCellMar>
+            <w:top w:w="15" w:type="dxa"/>
+            <w:left w:w="15" w:type="dxa"/>
+            <w:bottom w:w="15" w:type="dxa"/>
+            <w:right w:w="15" w:type="dxa"/>
+          </w:tblCellMar>
+        </w:tblPrEx>
         <w:tc>
           <w:tcPr>
             <w:tcW w:w="4153" w:type="dxa"/>
@@ -6582,7 +8480,22 @@
         </w:tc>
       </w:tr>
       <w:tr>
-        <w:trPr/>
+        <w:tblPrEx>
+          <w:tblBorders>
+            <w:top w:val="single" w:color="CBCDD1" w:sz="6" w:space="0"/>
+            <w:left w:val="single" w:color="CBCDD1" w:sz="6" w:space="0"/>
+            <w:bottom w:val="single" w:color="CBCDD1" w:sz="6" w:space="0"/>
+            <w:right w:val="single" w:color="CBCDD1" w:sz="6" w:space="0"/>
+            <w:insideH w:val="single" w:color="CBCDD1" w:sz="6" w:space="0"/>
+            <w:insideV w:val="single" w:color="CBCDD1" w:sz="6" w:space="0"/>
+          </w:tblBorders>
+          <w:tblCellMar>
+            <w:top w:w="15" w:type="dxa"/>
+            <w:left w:w="15" w:type="dxa"/>
+            <w:bottom w:w="15" w:type="dxa"/>
+            <w:right w:w="15" w:type="dxa"/>
+          </w:tblCellMar>
+        </w:tblPrEx>
         <w:tc>
           <w:tcPr>
             <w:tcW w:w="4153" w:type="dxa"/>
@@ -6610,7 +8523,22 @@
         </w:tc>
       </w:tr>
       <w:tr>
-        <w:trPr/>
+        <w:tblPrEx>
+          <w:tblBorders>
+            <w:top w:val="single" w:color="CBCDD1" w:sz="6" w:space="0"/>
+            <w:left w:val="single" w:color="CBCDD1" w:sz="6" w:space="0"/>
+            <w:bottom w:val="single" w:color="CBCDD1" w:sz="6" w:space="0"/>
+            <w:right w:val="single" w:color="CBCDD1" w:sz="6" w:space="0"/>
+            <w:insideH w:val="single" w:color="CBCDD1" w:sz="6" w:space="0"/>
+            <w:insideV w:val="single" w:color="CBCDD1" w:sz="6" w:space="0"/>
+          </w:tblBorders>
+          <w:tblCellMar>
+            <w:top w:w="15" w:type="dxa"/>
+            <w:left w:w="15" w:type="dxa"/>
+            <w:bottom w:w="15" w:type="dxa"/>
+            <w:right w:w="15" w:type="dxa"/>
+          </w:tblCellMar>
+        </w:tblPrEx>
         <w:tc>
           <w:tcPr>
             <w:tcW w:w="4153" w:type="dxa"/>
@@ -6638,7 +8566,22 @@
         </w:tc>
       </w:tr>
       <w:tr>
-        <w:trPr/>
+        <w:tblPrEx>
+          <w:tblBorders>
+            <w:top w:val="single" w:color="CBCDD1" w:sz="6" w:space="0"/>
+            <w:left w:val="single" w:color="CBCDD1" w:sz="6" w:space="0"/>
+            <w:bottom w:val="single" w:color="CBCDD1" w:sz="6" w:space="0"/>
+            <w:right w:val="single" w:color="CBCDD1" w:sz="6" w:space="0"/>
+            <w:insideH w:val="single" w:color="CBCDD1" w:sz="6" w:space="0"/>
+            <w:insideV w:val="single" w:color="CBCDD1" w:sz="6" w:space="0"/>
+          </w:tblBorders>
+          <w:tblCellMar>
+            <w:top w:w="15" w:type="dxa"/>
+            <w:left w:w="15" w:type="dxa"/>
+            <w:bottom w:w="15" w:type="dxa"/>
+            <w:right w:w="15" w:type="dxa"/>
+          </w:tblCellMar>
+        </w:tblPrEx>
         <w:tc>
           <w:tcPr>
             <w:tcW w:w="4153" w:type="dxa"/>
@@ -6754,8 +8697,8 @@
     </w:p>
     <w:p>
       <w:pPr>
-        <w:keepNext w:val="1"/>
-        <w:keepLines w:val="1"/>
+        <w:keepNext/>
+        <w:keepLines/>
         <w:spacing w:before="100" w:beforeAutospacing="1" w:after="100" w:afterAutospacing="1"/>
         <w:outlineLvl w:val="1"/>
         <w:rPr>
@@ -6766,7 +8709,7 @@
       <w:r>
         <w:rPr>
           <w:rFonts w:hint="eastAsia"/>
-          <w:b w:val="1"/>
+          <w:b/>
           <w:sz w:val="32"/>
         </w:rPr>
         <w:t>3.5 故障处理要求</w:t>
@@ -6858,8 +8801,8 @@
     </w:p>
     <w:p>
       <w:pPr>
-        <w:keepNext w:val="1"/>
-        <w:keepLines w:val="1"/>
+        <w:keepNext/>
+        <w:keepLines/>
         <w:spacing w:before="100" w:beforeAutospacing="1" w:after="100" w:afterAutospacing="1"/>
         <w:outlineLvl w:val="1"/>
         <w:rPr>
@@ -6870,7 +8813,7 @@
       <w:r>
         <w:rPr>
           <w:rFonts w:hint="eastAsia"/>
-          <w:b w:val="1"/>
+          <w:b/>
           <w:sz w:val="32"/>
         </w:rPr>
         <w:t>3.6 其他专门要求</w:t>
@@ -7052,8 +8995,8 @@
     </w:p>
     <w:p>
       <w:pPr>
-        <w:keepNext w:val="1"/>
-        <w:keepLines w:val="1"/>
+        <w:keepNext/>
+        <w:keepLines/>
         <w:spacing w:before="100" w:beforeAutospacing="1" w:after="100" w:afterAutospacing="1"/>
         <w:outlineLvl w:val="0"/>
         <w:rPr>
@@ -7065,7 +9008,7 @@
       <w:r>
         <w:rPr>
           <w:rFonts w:hint="eastAsia"/>
-          <w:b w:val="1"/>
+          <w:b/>
           <w:sz w:val="44"/>
         </w:rPr>
         <w:t>4 运行环境规定</w:t>
@@ -7073,8 +9016,8 @@
     </w:p>
     <w:p>
       <w:pPr>
-        <w:keepNext w:val="1"/>
-        <w:keepLines w:val="1"/>
+        <w:keepNext/>
+        <w:keepLines/>
         <w:spacing w:before="100" w:beforeAutospacing="1" w:after="100" w:afterAutospacing="1"/>
         <w:outlineLvl w:val="1"/>
         <w:rPr>
@@ -7085,7 +9028,7 @@
       <w:r>
         <w:rPr>
           <w:rFonts w:hint="eastAsia"/>
-          <w:b w:val="1"/>
+          <w:b/>
           <w:sz w:val="32"/>
         </w:rPr>
         <w:t>4.1 设备</w:t>
@@ -7093,7 +9036,9 @@
     </w:p>
     <w:tbl>
       <w:tblPr>
+        <w:tblStyle w:val="2"/>
         <w:tblW w:w="0" w:type="auto"/>
+        <w:tblInd w:w="0" w:type="dxa"/>
         <w:tblBorders>
           <w:top w:val="single" w:color="CBCDD1" w:sz="6" w:space="0"/>
           <w:left w:val="single" w:color="CBCDD1" w:sz="6" w:space="0"/>
@@ -7115,8 +9060,24 @@
         <w:gridCol w:w="4153"/>
       </w:tblGrid>
       <w:tr>
+        <w:tblPrEx>
+          <w:tblBorders>
+            <w:top w:val="single" w:color="CBCDD1" w:sz="6" w:space="0"/>
+            <w:left w:val="single" w:color="CBCDD1" w:sz="6" w:space="0"/>
+            <w:bottom w:val="single" w:color="CBCDD1" w:sz="6" w:space="0"/>
+            <w:right w:val="single" w:color="CBCDD1" w:sz="6" w:space="0"/>
+            <w:insideH w:val="single" w:color="CBCDD1" w:sz="6" w:space="0"/>
+            <w:insideV w:val="single" w:color="CBCDD1" w:sz="6" w:space="0"/>
+          </w:tblBorders>
+          <w:tblCellMar>
+            <w:top w:w="15" w:type="dxa"/>
+            <w:left w:w="15" w:type="dxa"/>
+            <w:bottom w:w="15" w:type="dxa"/>
+            <w:right w:w="15" w:type="dxa"/>
+          </w:tblCellMar>
+        </w:tblPrEx>
         <w:trPr>
-          <w:tblHeader w:val="1"/>
+          <w:tblHeader/>
         </w:trPr>
         <w:tc>
           <w:tcPr>
@@ -7126,14 +9087,14 @@
           <w:p>
             <w:pPr>
               <w:rPr>
-                <w:b w:val="1"/>
-                <w:bCs w:val="1"/>
+                <w:b/>
+                <w:bCs/>
               </w:rPr>
             </w:pPr>
             <w:r>
               <w:rPr>
                 <w:rFonts w:hint="eastAsia"/>
-                <w:b w:val="1"/>
+                <w:b/>
               </w:rPr>
               <w:t>类别</w:t>
             </w:r>
@@ -7147,14 +9108,14 @@
           <w:p>
             <w:pPr>
               <w:rPr>
-                <w:b w:val="1"/>
-                <w:bCs w:val="1"/>
+                <w:b/>
+                <w:bCs/>
               </w:rPr>
             </w:pPr>
             <w:r>
               <w:rPr>
                 <w:rFonts w:hint="eastAsia"/>
-                <w:b w:val="1"/>
+                <w:b/>
               </w:rPr>
               <w:t>要求</w:t>
             </w:r>
@@ -7162,7 +9123,22 @@
         </w:tc>
       </w:tr>
       <w:tr>
-        <w:trPr/>
+        <w:tblPrEx>
+          <w:tblBorders>
+            <w:top w:val="single" w:color="CBCDD1" w:sz="6" w:space="0"/>
+            <w:left w:val="single" w:color="CBCDD1" w:sz="6" w:space="0"/>
+            <w:bottom w:val="single" w:color="CBCDD1" w:sz="6" w:space="0"/>
+            <w:right w:val="single" w:color="CBCDD1" w:sz="6" w:space="0"/>
+            <w:insideH w:val="single" w:color="CBCDD1" w:sz="6" w:space="0"/>
+            <w:insideV w:val="single" w:color="CBCDD1" w:sz="6" w:space="0"/>
+          </w:tblBorders>
+          <w:tblCellMar>
+            <w:top w:w="15" w:type="dxa"/>
+            <w:left w:w="15" w:type="dxa"/>
+            <w:bottom w:w="15" w:type="dxa"/>
+            <w:right w:w="15" w:type="dxa"/>
+          </w:tblCellMar>
+        </w:tblPrEx>
         <w:tc>
           <w:tcPr>
             <w:tcW w:w="4153" w:type="dxa"/>
@@ -7193,7 +9169,22 @@
         </w:tc>
       </w:tr>
       <w:tr>
-        <w:trPr/>
+        <w:tblPrEx>
+          <w:tblBorders>
+            <w:top w:val="single" w:color="CBCDD1" w:sz="6" w:space="0"/>
+            <w:left w:val="single" w:color="CBCDD1" w:sz="6" w:space="0"/>
+            <w:bottom w:val="single" w:color="CBCDD1" w:sz="6" w:space="0"/>
+            <w:right w:val="single" w:color="CBCDD1" w:sz="6" w:space="0"/>
+            <w:insideH w:val="single" w:color="CBCDD1" w:sz="6" w:space="0"/>
+            <w:insideV w:val="single" w:color="CBCDD1" w:sz="6" w:space="0"/>
+          </w:tblBorders>
+          <w:tblCellMar>
+            <w:top w:w="15" w:type="dxa"/>
+            <w:left w:w="15" w:type="dxa"/>
+            <w:bottom w:w="15" w:type="dxa"/>
+            <w:right w:w="15" w:type="dxa"/>
+          </w:tblCellMar>
+        </w:tblPrEx>
         <w:tc>
           <w:tcPr>
             <w:tcW w:w="4153" w:type="dxa"/>
@@ -7224,7 +9215,22 @@
         </w:tc>
       </w:tr>
       <w:tr>
-        <w:trPr/>
+        <w:tblPrEx>
+          <w:tblBorders>
+            <w:top w:val="single" w:color="CBCDD1" w:sz="6" w:space="0"/>
+            <w:left w:val="single" w:color="CBCDD1" w:sz="6" w:space="0"/>
+            <w:bottom w:val="single" w:color="CBCDD1" w:sz="6" w:space="0"/>
+            <w:right w:val="single" w:color="CBCDD1" w:sz="6" w:space="0"/>
+            <w:insideH w:val="single" w:color="CBCDD1" w:sz="6" w:space="0"/>
+            <w:insideV w:val="single" w:color="CBCDD1" w:sz="6" w:space="0"/>
+          </w:tblBorders>
+          <w:tblCellMar>
+            <w:top w:w="15" w:type="dxa"/>
+            <w:left w:w="15" w:type="dxa"/>
+            <w:bottom w:w="15" w:type="dxa"/>
+            <w:right w:w="15" w:type="dxa"/>
+          </w:tblCellMar>
+        </w:tblPrEx>
         <w:tc>
           <w:tcPr>
             <w:tcW w:w="4153" w:type="dxa"/>
@@ -7255,7 +9261,22 @@
         </w:tc>
       </w:tr>
       <w:tr>
-        <w:trPr/>
+        <w:tblPrEx>
+          <w:tblBorders>
+            <w:top w:val="single" w:color="CBCDD1" w:sz="6" w:space="0"/>
+            <w:left w:val="single" w:color="CBCDD1" w:sz="6" w:space="0"/>
+            <w:bottom w:val="single" w:color="CBCDD1" w:sz="6" w:space="0"/>
+            <w:right w:val="single" w:color="CBCDD1" w:sz="6" w:space="0"/>
+            <w:insideH w:val="single" w:color="CBCDD1" w:sz="6" w:space="0"/>
+            <w:insideV w:val="single" w:color="CBCDD1" w:sz="6" w:space="0"/>
+          </w:tblBorders>
+          <w:tblCellMar>
+            <w:top w:w="15" w:type="dxa"/>
+            <w:left w:w="15" w:type="dxa"/>
+            <w:bottom w:w="15" w:type="dxa"/>
+            <w:right w:w="15" w:type="dxa"/>
+          </w:tblCellMar>
+        </w:tblPrEx>
         <w:tc>
           <w:tcPr>
             <w:tcW w:w="4153" w:type="dxa"/>
@@ -7286,7 +9307,22 @@
         </w:tc>
       </w:tr>
       <w:tr>
-        <w:trPr/>
+        <w:tblPrEx>
+          <w:tblBorders>
+            <w:top w:val="single" w:color="CBCDD1" w:sz="6" w:space="0"/>
+            <w:left w:val="single" w:color="CBCDD1" w:sz="6" w:space="0"/>
+            <w:bottom w:val="single" w:color="CBCDD1" w:sz="6" w:space="0"/>
+            <w:right w:val="single" w:color="CBCDD1" w:sz="6" w:space="0"/>
+            <w:insideH w:val="single" w:color="CBCDD1" w:sz="6" w:space="0"/>
+            <w:insideV w:val="single" w:color="CBCDD1" w:sz="6" w:space="0"/>
+          </w:tblBorders>
+          <w:tblCellMar>
+            <w:top w:w="15" w:type="dxa"/>
+            <w:left w:w="15" w:type="dxa"/>
+            <w:bottom w:w="15" w:type="dxa"/>
+            <w:right w:w="15" w:type="dxa"/>
+          </w:tblCellMar>
+        </w:tblPrEx>
         <w:tc>
           <w:tcPr>
             <w:tcW w:w="4153" w:type="dxa"/>
@@ -7319,8 +9355,8 @@
     </w:tbl>
     <w:p>
       <w:pPr>
-        <w:keepNext w:val="1"/>
-        <w:keepLines w:val="1"/>
+        <w:keepNext/>
+        <w:keepLines/>
         <w:spacing w:before="100" w:beforeAutospacing="1" w:after="100" w:afterAutospacing="1"/>
         <w:outlineLvl w:val="1"/>
         <w:rPr>
@@ -7331,7 +9367,7 @@
       <w:r>
         <w:rPr>
           <w:rFonts w:hint="eastAsia"/>
-          <w:b w:val="1"/>
+          <w:b/>
           <w:sz w:val="32"/>
         </w:rPr>
         <w:t>4.2 支持软件</w:t>
@@ -7339,7 +9375,9 @@
     </w:p>
     <w:tbl>
       <w:tblPr>
+        <w:tblStyle w:val="2"/>
         <w:tblW w:w="0" w:type="auto"/>
+        <w:tblInd w:w="0" w:type="dxa"/>
         <w:tblBorders>
           <w:top w:val="single" w:color="CBCDD1" w:sz="6" w:space="0"/>
           <w:left w:val="single" w:color="CBCDD1" w:sz="6" w:space="0"/>
@@ -7362,8 +9400,24 @@
         <w:gridCol w:w="2768"/>
       </w:tblGrid>
       <w:tr>
+        <w:tblPrEx>
+          <w:tblBorders>
+            <w:top w:val="single" w:color="CBCDD1" w:sz="6" w:space="0"/>
+            <w:left w:val="single" w:color="CBCDD1" w:sz="6" w:space="0"/>
+            <w:bottom w:val="single" w:color="CBCDD1" w:sz="6" w:space="0"/>
+            <w:right w:val="single" w:color="CBCDD1" w:sz="6" w:space="0"/>
+            <w:insideH w:val="single" w:color="CBCDD1" w:sz="6" w:space="0"/>
+            <w:insideV w:val="single" w:color="CBCDD1" w:sz="6" w:space="0"/>
+          </w:tblBorders>
+          <w:tblCellMar>
+            <w:top w:w="15" w:type="dxa"/>
+            <w:left w:w="15" w:type="dxa"/>
+            <w:bottom w:w="15" w:type="dxa"/>
+            <w:right w:w="15" w:type="dxa"/>
+          </w:tblCellMar>
+        </w:tblPrEx>
         <w:trPr>
-          <w:tblHeader w:val="1"/>
+          <w:tblHeader/>
         </w:trPr>
         <w:tc>
           <w:tcPr>
@@ -7373,14 +9427,14 @@
           <w:p>
             <w:pPr>
               <w:rPr>
-                <w:b w:val="1"/>
-                <w:bCs w:val="1"/>
+                <w:b/>
+                <w:bCs/>
               </w:rPr>
             </w:pPr>
             <w:r>
               <w:rPr>
                 <w:rFonts w:hint="eastAsia"/>
-                <w:b w:val="1"/>
+                <w:b/>
               </w:rPr>
               <w:t>序号</w:t>
             </w:r>
@@ -7394,14 +9448,14 @@
           <w:p>
             <w:pPr>
               <w:rPr>
-                <w:b w:val="1"/>
-                <w:bCs w:val="1"/>
+                <w:b/>
+                <w:bCs/>
               </w:rPr>
             </w:pPr>
             <w:r>
               <w:rPr>
                 <w:rFonts w:hint="eastAsia"/>
-                <w:b w:val="1"/>
+                <w:b/>
               </w:rPr>
               <w:t>软件名称</w:t>
             </w:r>
@@ -7415,14 +9469,14 @@
           <w:p>
             <w:pPr>
               <w:rPr>
-                <w:b w:val="1"/>
-                <w:bCs w:val="1"/>
+                <w:b/>
+                <w:bCs/>
               </w:rPr>
             </w:pPr>
             <w:r>
               <w:rPr>
                 <w:rFonts w:hint="eastAsia"/>
-                <w:b w:val="1"/>
+                <w:b/>
               </w:rPr>
               <w:t>软件类型</w:t>
             </w:r>
@@ -7430,7 +9484,22 @@
         </w:tc>
       </w:tr>
       <w:tr>
-        <w:trPr/>
+        <w:tblPrEx>
+          <w:tblBorders>
+            <w:top w:val="single" w:color="CBCDD1" w:sz="6" w:space="0"/>
+            <w:left w:val="single" w:color="CBCDD1" w:sz="6" w:space="0"/>
+            <w:bottom w:val="single" w:color="CBCDD1" w:sz="6" w:space="0"/>
+            <w:right w:val="single" w:color="CBCDD1" w:sz="6" w:space="0"/>
+            <w:insideH w:val="single" w:color="CBCDD1" w:sz="6" w:space="0"/>
+            <w:insideV w:val="single" w:color="CBCDD1" w:sz="6" w:space="0"/>
+          </w:tblBorders>
+          <w:tblCellMar>
+            <w:top w:w="15" w:type="dxa"/>
+            <w:left w:w="15" w:type="dxa"/>
+            <w:bottom w:w="15" w:type="dxa"/>
+            <w:right w:w="15" w:type="dxa"/>
+          </w:tblCellMar>
+        </w:tblPrEx>
         <w:tc>
           <w:tcPr>
             <w:tcW w:w="2768" w:type="dxa"/>
@@ -7469,7 +9538,22 @@
         </w:tc>
       </w:tr>
       <w:tr>
-        <w:trPr/>
+        <w:tblPrEx>
+          <w:tblBorders>
+            <w:top w:val="single" w:color="CBCDD1" w:sz="6" w:space="0"/>
+            <w:left w:val="single" w:color="CBCDD1" w:sz="6" w:space="0"/>
+            <w:bottom w:val="single" w:color="CBCDD1" w:sz="6" w:space="0"/>
+            <w:right w:val="single" w:color="CBCDD1" w:sz="6" w:space="0"/>
+            <w:insideH w:val="single" w:color="CBCDD1" w:sz="6" w:space="0"/>
+            <w:insideV w:val="single" w:color="CBCDD1" w:sz="6" w:space="0"/>
+          </w:tblBorders>
+          <w:tblCellMar>
+            <w:top w:w="15" w:type="dxa"/>
+            <w:left w:w="15" w:type="dxa"/>
+            <w:bottom w:w="15" w:type="dxa"/>
+            <w:right w:w="15" w:type="dxa"/>
+          </w:tblCellMar>
+        </w:tblPrEx>
         <w:tc>
           <w:tcPr>
             <w:tcW w:w="2768" w:type="dxa"/>
@@ -7508,7 +9592,22 @@
         </w:tc>
       </w:tr>
       <w:tr>
-        <w:trPr/>
+        <w:tblPrEx>
+          <w:tblBorders>
+            <w:top w:val="single" w:color="CBCDD1" w:sz="6" w:space="0"/>
+            <w:left w:val="single" w:color="CBCDD1" w:sz="6" w:space="0"/>
+            <w:bottom w:val="single" w:color="CBCDD1" w:sz="6" w:space="0"/>
+            <w:right w:val="single" w:color="CBCDD1" w:sz="6" w:space="0"/>
+            <w:insideH w:val="single" w:color="CBCDD1" w:sz="6" w:space="0"/>
+            <w:insideV w:val="single" w:color="CBCDD1" w:sz="6" w:space="0"/>
+          </w:tblBorders>
+          <w:tblCellMar>
+            <w:top w:w="15" w:type="dxa"/>
+            <w:left w:w="15" w:type="dxa"/>
+            <w:bottom w:w="15" w:type="dxa"/>
+            <w:right w:w="15" w:type="dxa"/>
+          </w:tblCellMar>
+        </w:tblPrEx>
         <w:tc>
           <w:tcPr>
             <w:tcW w:w="2768" w:type="dxa"/>
@@ -7547,7 +9646,22 @@
         </w:tc>
       </w:tr>
       <w:tr>
-        <w:trPr/>
+        <w:tblPrEx>
+          <w:tblBorders>
+            <w:top w:val="single" w:color="CBCDD1" w:sz="6" w:space="0"/>
+            <w:left w:val="single" w:color="CBCDD1" w:sz="6" w:space="0"/>
+            <w:bottom w:val="single" w:color="CBCDD1" w:sz="6" w:space="0"/>
+            <w:right w:val="single" w:color="CBCDD1" w:sz="6" w:space="0"/>
+            <w:insideH w:val="single" w:color="CBCDD1" w:sz="6" w:space="0"/>
+            <w:insideV w:val="single" w:color="CBCDD1" w:sz="6" w:space="0"/>
+          </w:tblBorders>
+          <w:tblCellMar>
+            <w:top w:w="15" w:type="dxa"/>
+            <w:left w:w="15" w:type="dxa"/>
+            <w:bottom w:w="15" w:type="dxa"/>
+            <w:right w:w="15" w:type="dxa"/>
+          </w:tblCellMar>
+        </w:tblPrEx>
         <w:tc>
           <w:tcPr>
             <w:tcW w:w="2768" w:type="dxa"/>
@@ -7589,7 +9703,22 @@
         </w:tc>
       </w:tr>
       <w:tr>
-        <w:trPr/>
+        <w:tblPrEx>
+          <w:tblBorders>
+            <w:top w:val="single" w:color="CBCDD1" w:sz="6" w:space="0"/>
+            <w:left w:val="single" w:color="CBCDD1" w:sz="6" w:space="0"/>
+            <w:bottom w:val="single" w:color="CBCDD1" w:sz="6" w:space="0"/>
+            <w:right w:val="single" w:color="CBCDD1" w:sz="6" w:space="0"/>
+            <w:insideH w:val="single" w:color="CBCDD1" w:sz="6" w:space="0"/>
+            <w:insideV w:val="single" w:color="CBCDD1" w:sz="6" w:space="0"/>
+          </w:tblBorders>
+          <w:tblCellMar>
+            <w:top w:w="15" w:type="dxa"/>
+            <w:left w:w="15" w:type="dxa"/>
+            <w:bottom w:w="15" w:type="dxa"/>
+            <w:right w:w="15" w:type="dxa"/>
+          </w:tblCellMar>
+        </w:tblPrEx>
         <w:tc>
           <w:tcPr>
             <w:tcW w:w="2768" w:type="dxa"/>
@@ -7628,7 +9757,22 @@
         </w:tc>
       </w:tr>
       <w:tr>
-        <w:trPr/>
+        <w:tblPrEx>
+          <w:tblBorders>
+            <w:top w:val="single" w:color="CBCDD1" w:sz="6" w:space="0"/>
+            <w:left w:val="single" w:color="CBCDD1" w:sz="6" w:space="0"/>
+            <w:bottom w:val="single" w:color="CBCDD1" w:sz="6" w:space="0"/>
+            <w:right w:val="single" w:color="CBCDD1" w:sz="6" w:space="0"/>
+            <w:insideH w:val="single" w:color="CBCDD1" w:sz="6" w:space="0"/>
+            <w:insideV w:val="single" w:color="CBCDD1" w:sz="6" w:space="0"/>
+          </w:tblBorders>
+          <w:tblCellMar>
+            <w:top w:w="15" w:type="dxa"/>
+            <w:left w:w="15" w:type="dxa"/>
+            <w:bottom w:w="15" w:type="dxa"/>
+            <w:right w:w="15" w:type="dxa"/>
+          </w:tblCellMar>
+        </w:tblPrEx>
         <w:tc>
           <w:tcPr>
             <w:tcW w:w="2768" w:type="dxa"/>
@@ -7667,7 +9811,22 @@
         </w:tc>
       </w:tr>
       <w:tr>
-        <w:trPr/>
+        <w:tblPrEx>
+          <w:tblBorders>
+            <w:top w:val="single" w:color="CBCDD1" w:sz="6" w:space="0"/>
+            <w:left w:val="single" w:color="CBCDD1" w:sz="6" w:space="0"/>
+            <w:bottom w:val="single" w:color="CBCDD1" w:sz="6" w:space="0"/>
+            <w:right w:val="single" w:color="CBCDD1" w:sz="6" w:space="0"/>
+            <w:insideH w:val="single" w:color="CBCDD1" w:sz="6" w:space="0"/>
+            <w:insideV w:val="single" w:color="CBCDD1" w:sz="6" w:space="0"/>
+          </w:tblBorders>
+          <w:tblCellMar>
+            <w:top w:w="15" w:type="dxa"/>
+            <w:left w:w="15" w:type="dxa"/>
+            <w:bottom w:w="15" w:type="dxa"/>
+            <w:right w:w="15" w:type="dxa"/>
+          </w:tblCellMar>
+        </w:tblPrEx>
         <w:tc>
           <w:tcPr>
             <w:tcW w:w="2768" w:type="dxa"/>
@@ -7706,7 +9865,22 @@
         </w:tc>
       </w:tr>
       <w:tr>
-        <w:trPr/>
+        <w:tblPrEx>
+          <w:tblBorders>
+            <w:top w:val="single" w:color="CBCDD1" w:sz="6" w:space="0"/>
+            <w:left w:val="single" w:color="CBCDD1" w:sz="6" w:space="0"/>
+            <w:bottom w:val="single" w:color="CBCDD1" w:sz="6" w:space="0"/>
+            <w:right w:val="single" w:color="CBCDD1" w:sz="6" w:space="0"/>
+            <w:insideH w:val="single" w:color="CBCDD1" w:sz="6" w:space="0"/>
+            <w:insideV w:val="single" w:color="CBCDD1" w:sz="6" w:space="0"/>
+          </w:tblBorders>
+          <w:tblCellMar>
+            <w:top w:w="15" w:type="dxa"/>
+            <w:left w:w="15" w:type="dxa"/>
+            <w:bottom w:w="15" w:type="dxa"/>
+            <w:right w:w="15" w:type="dxa"/>
+          </w:tblCellMar>
+        </w:tblPrEx>
         <w:tc>
           <w:tcPr>
             <w:tcW w:w="2768" w:type="dxa"/>
@@ -7745,7 +9919,22 @@
         </w:tc>
       </w:tr>
       <w:tr>
-        <w:trPr/>
+        <w:tblPrEx>
+          <w:tblBorders>
+            <w:top w:val="single" w:color="CBCDD1" w:sz="6" w:space="0"/>
+            <w:left w:val="single" w:color="CBCDD1" w:sz="6" w:space="0"/>
+            <w:bottom w:val="single" w:color="CBCDD1" w:sz="6" w:space="0"/>
+            <w:right w:val="single" w:color="CBCDD1" w:sz="6" w:space="0"/>
+            <w:insideH w:val="single" w:color="CBCDD1" w:sz="6" w:space="0"/>
+            <w:insideV w:val="single" w:color="CBCDD1" w:sz="6" w:space="0"/>
+          </w:tblBorders>
+          <w:tblCellMar>
+            <w:top w:w="15" w:type="dxa"/>
+            <w:left w:w="15" w:type="dxa"/>
+            <w:bottom w:w="15" w:type="dxa"/>
+            <w:right w:w="15" w:type="dxa"/>
+          </w:tblCellMar>
+        </w:tblPrEx>
         <w:tc>
           <w:tcPr>
             <w:tcW w:w="2768" w:type="dxa"/>
@@ -7784,7 +9973,22 @@
         </w:tc>
       </w:tr>
       <w:tr>
-        <w:trPr/>
+        <w:tblPrEx>
+          <w:tblBorders>
+            <w:top w:val="single" w:color="CBCDD1" w:sz="6" w:space="0"/>
+            <w:left w:val="single" w:color="CBCDD1" w:sz="6" w:space="0"/>
+            <w:bottom w:val="single" w:color="CBCDD1" w:sz="6" w:space="0"/>
+            <w:right w:val="single" w:color="CBCDD1" w:sz="6" w:space="0"/>
+            <w:insideH w:val="single" w:color="CBCDD1" w:sz="6" w:space="0"/>
+            <w:insideV w:val="single" w:color="CBCDD1" w:sz="6" w:space="0"/>
+          </w:tblBorders>
+          <w:tblCellMar>
+            <w:top w:w="15" w:type="dxa"/>
+            <w:left w:w="15" w:type="dxa"/>
+            <w:bottom w:w="15" w:type="dxa"/>
+            <w:right w:w="15" w:type="dxa"/>
+          </w:tblCellMar>
+        </w:tblPrEx>
         <w:tc>
           <w:tcPr>
             <w:tcW w:w="2768" w:type="dxa"/>
@@ -7823,7 +10027,22 @@
         </w:tc>
       </w:tr>
       <w:tr>
-        <w:trPr/>
+        <w:tblPrEx>
+          <w:tblBorders>
+            <w:top w:val="single" w:color="CBCDD1" w:sz="6" w:space="0"/>
+            <w:left w:val="single" w:color="CBCDD1" w:sz="6" w:space="0"/>
+            <w:bottom w:val="single" w:color="CBCDD1" w:sz="6" w:space="0"/>
+            <w:right w:val="single" w:color="CBCDD1" w:sz="6" w:space="0"/>
+            <w:insideH w:val="single" w:color="CBCDD1" w:sz="6" w:space="0"/>
+            <w:insideV w:val="single" w:color="CBCDD1" w:sz="6" w:space="0"/>
+          </w:tblBorders>
+          <w:tblCellMar>
+            <w:top w:w="15" w:type="dxa"/>
+            <w:left w:w="15" w:type="dxa"/>
+            <w:bottom w:w="15" w:type="dxa"/>
+            <w:right w:w="15" w:type="dxa"/>
+          </w:tblCellMar>
+        </w:tblPrEx>
         <w:tc>
           <w:tcPr>
             <w:tcW w:w="2768" w:type="dxa"/>
@@ -7862,7 +10081,22 @@
         </w:tc>
       </w:tr>
       <w:tr>
-        <w:trPr/>
+        <w:tblPrEx>
+          <w:tblBorders>
+            <w:top w:val="single" w:color="CBCDD1" w:sz="6" w:space="0"/>
+            <w:left w:val="single" w:color="CBCDD1" w:sz="6" w:space="0"/>
+            <w:bottom w:val="single" w:color="CBCDD1" w:sz="6" w:space="0"/>
+            <w:right w:val="single" w:color="CBCDD1" w:sz="6" w:space="0"/>
+            <w:insideH w:val="single" w:color="CBCDD1" w:sz="6" w:space="0"/>
+            <w:insideV w:val="single" w:color="CBCDD1" w:sz="6" w:space="0"/>
+          </w:tblBorders>
+          <w:tblCellMar>
+            <w:top w:w="15" w:type="dxa"/>
+            <w:left w:w="15" w:type="dxa"/>
+            <w:bottom w:w="15" w:type="dxa"/>
+            <w:right w:w="15" w:type="dxa"/>
+          </w:tblCellMar>
+        </w:tblPrEx>
         <w:tc>
           <w:tcPr>
             <w:tcW w:w="2768" w:type="dxa"/>
@@ -7901,7 +10135,22 @@
         </w:tc>
       </w:tr>
       <w:tr>
-        <w:trPr/>
+        <w:tblPrEx>
+          <w:tblBorders>
+            <w:top w:val="single" w:color="CBCDD1" w:sz="6" w:space="0"/>
+            <w:left w:val="single" w:color="CBCDD1" w:sz="6" w:space="0"/>
+            <w:bottom w:val="single" w:color="CBCDD1" w:sz="6" w:space="0"/>
+            <w:right w:val="single" w:color="CBCDD1" w:sz="6" w:space="0"/>
+            <w:insideH w:val="single" w:color="CBCDD1" w:sz="6" w:space="0"/>
+            <w:insideV w:val="single" w:color="CBCDD1" w:sz="6" w:space="0"/>
+          </w:tblBorders>
+          <w:tblCellMar>
+            <w:top w:w="15" w:type="dxa"/>
+            <w:left w:w="15" w:type="dxa"/>
+            <w:bottom w:w="15" w:type="dxa"/>
+            <w:right w:w="15" w:type="dxa"/>
+          </w:tblCellMar>
+        </w:tblPrEx>
         <w:tc>
           <w:tcPr>
             <w:tcW w:w="2768" w:type="dxa"/>
@@ -7940,7 +10189,22 @@
         </w:tc>
       </w:tr>
       <w:tr>
-        <w:trPr/>
+        <w:tblPrEx>
+          <w:tblBorders>
+            <w:top w:val="single" w:color="CBCDD1" w:sz="6" w:space="0"/>
+            <w:left w:val="single" w:color="CBCDD1" w:sz="6" w:space="0"/>
+            <w:bottom w:val="single" w:color="CBCDD1" w:sz="6" w:space="0"/>
+            <w:right w:val="single" w:color="CBCDD1" w:sz="6" w:space="0"/>
+            <w:insideH w:val="single" w:color="CBCDD1" w:sz="6" w:space="0"/>
+            <w:insideV w:val="single" w:color="CBCDD1" w:sz="6" w:space="0"/>
+          </w:tblBorders>
+          <w:tblCellMar>
+            <w:top w:w="15" w:type="dxa"/>
+            <w:left w:w="15" w:type="dxa"/>
+            <w:bottom w:w="15" w:type="dxa"/>
+            <w:right w:w="15" w:type="dxa"/>
+          </w:tblCellMar>
+        </w:tblPrEx>
         <w:tc>
           <w:tcPr>
             <w:tcW w:w="2768" w:type="dxa"/>
@@ -7981,8 +10245,8 @@
     </w:tbl>
     <w:p>
       <w:pPr>
-        <w:keepNext w:val="1"/>
-        <w:keepLines w:val="1"/>
+        <w:keepNext/>
+        <w:keepLines/>
         <w:spacing w:before="100" w:beforeAutospacing="1" w:after="100" w:afterAutospacing="1"/>
         <w:outlineLvl w:val="1"/>
         <w:rPr>
@@ -7993,7 +10257,7 @@
       <w:r>
         <w:rPr>
           <w:rFonts w:hint="eastAsia"/>
-          <w:b w:val="1"/>
+          <w:b/>
           <w:sz w:val="32"/>
         </w:rPr>
         <w:t>4.3 接口</w:t>
@@ -8041,8 +10305,8 @@
     </w:p>
     <w:p>
       <w:pPr>
-        <w:keepNext w:val="1"/>
-        <w:keepLines w:val="1"/>
+        <w:keepNext/>
+        <w:keepLines/>
         <w:spacing w:before="100" w:beforeAutospacing="1" w:after="100" w:afterAutospacing="1"/>
         <w:outlineLvl w:val="1"/>
         <w:rPr>
@@ -8053,7 +10317,7 @@
       <w:r>
         <w:rPr>
           <w:rFonts w:hint="eastAsia"/>
-          <w:b w:val="1"/>
+          <w:b/>
           <w:sz w:val="32"/>
         </w:rPr>
         <w:t>4.4 控制</w:t>
@@ -8116,15 +10380,20 @@
       </w:r>
     </w:p>
     <w:p/>
-    <w:sectPr/>
+    <w:sectPr>
+      <w:cols w:space="720" w:num="1"/>
+    </w:sectPr>
   </w:body>
 </w:document>
 </file>
 
 <file path=word/numbering.xml><?xml version="1.0" encoding="utf-8"?>
-<w:numbering xmlns:w="http://schemas.openxmlformats.org/wordprocessingml/2006/main">
+<w:numbering xmlns:wpc="http://schemas.microsoft.com/office/word/2010/wordprocessingCanvas" xmlns:mc="http://schemas.openxmlformats.org/markup-compatibility/2006" xmlns:o="urn:schemas-microsoft-com:office:office" xmlns:r="http://schemas.openxmlformats.org/officeDocument/2006/relationships" xmlns:m="http://schemas.openxmlformats.org/officeDocument/2006/math" xmlns:v="urn:schemas-microsoft-com:vml" xmlns:wp14="http://schemas.microsoft.com/office/word/2010/wordprocessingDrawing" xmlns:wp="http://schemas.openxmlformats.org/drawingml/2006/wordprocessingDrawing" xmlns:w10="urn:schemas-microsoft-com:office:word" xmlns:w="http://schemas.openxmlformats.org/wordprocessingml/2006/main" xmlns:w14="http://schemas.microsoft.com/office/word/2010/wordml" xmlns:wpg="http://schemas.microsoft.com/office/word/2010/wordprocessingGroup" xmlns:wpi="http://schemas.microsoft.com/office/word/2010/wordprocessingInk" xmlns:wne="http://schemas.microsoft.com/office/word/2006/wordml" xmlns:wps="http://schemas.microsoft.com/office/word/2010/wordprocessingShape" xmlns:wpsCustomData="http://www.wps.cn/officeDocument/2013/wpsCustomData" mc:Ignorable="w14 wp14">
   <w:abstractNum w:abstractNumId="0">
-    <w:lvl w:ilvl="0">
+    <w:nsid w:val="0053208E"/>
+    <w:multiLevelType w:val="singleLevel"/>
+    <w:tmpl w:val="0053208E"/>
+    <w:lvl w:ilvl="0" w:tentative="0">
       <w:start w:val="1"/>
       <w:numFmt w:val="bullet"/>
       <w:lvlText w:val=""/>
@@ -8144,10 +10413,302 @@
 </file>
 
 <file path=word/styles.xml><?xml version="1.0" encoding="utf-8"?>
-<w:styles xmlns:w="http://schemas.openxmlformats.org/wordprocessingml/2006/main">
-  <w:style w:type="table" w:styleId="xo8d8c">
+<w:styles xmlns:mc="http://schemas.openxmlformats.org/markup-compatibility/2006" xmlns:o="urn:schemas-microsoft-com:office:office" xmlns:r="http://schemas.openxmlformats.org/officeDocument/2006/relationships" xmlns:m="http://schemas.openxmlformats.org/officeDocument/2006/math" xmlns:v="urn:schemas-microsoft-com:vml" xmlns:w="http://schemas.openxmlformats.org/wordprocessingml/2006/main" xmlns:w14="http://schemas.microsoft.com/office/word/2010/wordml" xmlns:w10="urn:schemas-microsoft-com:office:word" xmlns:sl="http://schemas.openxmlformats.org/schemaLibrary/2006/main" xmlns:wpsCustomData="http://www.wps.cn/officeDocument/2013/wpsCustomData" mc:Ignorable="w14">
+  <w:docDefaults>
+    <w:rPrDefault>
+      <w:rPr>
+        <w:rFonts w:asciiTheme="minorHAnsi" w:hAnsiTheme="minorHAnsi" w:eastAsiaTheme="minorEastAsia" w:cstheme="minorBidi"/>
+      </w:rPr>
+    </w:rPrDefault>
+    <w:pPrDefault/>
+  </w:docDefaults>
+  <w:latentStyles w:count="260" w:defQFormat="0" w:defUnhideWhenUsed="1" w:defSemiHidden="1" w:defUIPriority="99" w:defLockedState="0">
+    <w:lsdException w:unhideWhenUsed="0" w:uiPriority="0" w:semiHidden="0" w:name="Normal"/>
+    <w:lsdException w:qFormat="1" w:unhideWhenUsed="0" w:uiPriority="0" w:semiHidden="0" w:name="heading 1"/>
+    <w:lsdException w:qFormat="1" w:uiPriority="0" w:name="heading 2"/>
+    <w:lsdException w:qFormat="1" w:uiPriority="0" w:name="heading 3"/>
+    <w:lsdException w:qFormat="1" w:uiPriority="0" w:name="heading 4"/>
+    <w:lsdException w:qFormat="1" w:uiPriority="0" w:name="heading 5"/>
+    <w:lsdException w:qFormat="1" w:uiPriority="0" w:name="heading 6"/>
+    <w:lsdException w:qFormat="1" w:uiPriority="0" w:name="heading 7"/>
+    <w:lsdException w:qFormat="1" w:uiPriority="0" w:name="heading 8"/>
+    <w:lsdException w:qFormat="1" w:uiPriority="0" w:name="heading 9"/>
+    <w:lsdException w:unhideWhenUsed="0" w:uiPriority="0" w:semiHidden="0" w:name="index 1"/>
+    <w:lsdException w:unhideWhenUsed="0" w:uiPriority="0" w:semiHidden="0" w:name="index 2"/>
+    <w:lsdException w:unhideWhenUsed="0" w:uiPriority="0" w:semiHidden="0" w:name="index 3"/>
+    <w:lsdException w:unhideWhenUsed="0" w:uiPriority="0" w:semiHidden="0" w:name="index 4"/>
+    <w:lsdException w:unhideWhenUsed="0" w:uiPriority="0" w:semiHidden="0" w:name="index 5"/>
+    <w:lsdException w:unhideWhenUsed="0" w:uiPriority="0" w:semiHidden="0" w:name="index 6"/>
+    <w:lsdException w:unhideWhenUsed="0" w:uiPriority="0" w:semiHidden="0" w:name="index 7"/>
+    <w:lsdException w:unhideWhenUsed="0" w:uiPriority="0" w:semiHidden="0" w:name="index 8"/>
+    <w:lsdException w:unhideWhenUsed="0" w:uiPriority="0" w:semiHidden="0" w:name="index 9"/>
+    <w:lsdException w:unhideWhenUsed="0" w:uiPriority="0" w:semiHidden="0" w:name="toc 1"/>
+    <w:lsdException w:unhideWhenUsed="0" w:uiPriority="0" w:semiHidden="0" w:name="toc 2"/>
+    <w:lsdException w:unhideWhenUsed="0" w:uiPriority="0" w:semiHidden="0" w:name="toc 3"/>
+    <w:lsdException w:unhideWhenUsed="0" w:uiPriority="0" w:semiHidden="0" w:name="toc 4"/>
+    <w:lsdException w:unhideWhenUsed="0" w:uiPriority="0" w:semiHidden="0" w:name="toc 5"/>
+    <w:lsdException w:unhideWhenUsed="0" w:uiPriority="0" w:semiHidden="0" w:name="toc 6"/>
+    <w:lsdException w:unhideWhenUsed="0" w:uiPriority="0" w:semiHidden="0" w:name="toc 7"/>
+    <w:lsdException w:unhideWhenUsed="0" w:uiPriority="0" w:semiHidden="0" w:name="toc 8"/>
+    <w:lsdException w:unhideWhenUsed="0" w:uiPriority="0" w:semiHidden="0" w:name="toc 9"/>
+    <w:lsdException w:unhideWhenUsed="0" w:uiPriority="0" w:semiHidden="0" w:name="Normal Indent"/>
+    <w:lsdException w:unhideWhenUsed="0" w:uiPriority="0" w:semiHidden="0" w:name="footnote text"/>
+    <w:lsdException w:unhideWhenUsed="0" w:uiPriority="0" w:semiHidden="0" w:name="annotation text"/>
+    <w:lsdException w:unhideWhenUsed="0" w:uiPriority="0" w:semiHidden="0" w:name="header"/>
+    <w:lsdException w:unhideWhenUsed="0" w:uiPriority="0" w:semiHidden="0" w:name="footer"/>
+    <w:lsdException w:unhideWhenUsed="0" w:uiPriority="0" w:semiHidden="0" w:name="index heading"/>
+    <w:lsdException w:qFormat="1" w:uiPriority="0" w:name="caption"/>
+    <w:lsdException w:unhideWhenUsed="0" w:uiPriority="0" w:semiHidden="0" w:name="table of figures"/>
+    <w:lsdException w:unhideWhenUsed="0" w:uiPriority="0" w:semiHidden="0" w:name="envelope address"/>
+    <w:lsdException w:unhideWhenUsed="0" w:uiPriority="0" w:semiHidden="0" w:name="envelope return"/>
+    <w:lsdException w:unhideWhenUsed="0" w:uiPriority="0" w:semiHidden="0" w:name="footnote reference"/>
+    <w:lsdException w:unhideWhenUsed="0" w:uiPriority="0" w:semiHidden="0" w:name="annotation reference"/>
+    <w:lsdException w:unhideWhenUsed="0" w:uiPriority="0" w:semiHidden="0" w:name="line number"/>
+    <w:lsdException w:unhideWhenUsed="0" w:uiPriority="0" w:semiHidden="0" w:name="page number"/>
+    <w:lsdException w:unhideWhenUsed="0" w:uiPriority="0" w:semiHidden="0" w:name="endnote reference"/>
+    <w:lsdException w:unhideWhenUsed="0" w:uiPriority="0" w:semiHidden="0" w:name="endnote text"/>
+    <w:lsdException w:unhideWhenUsed="0" w:uiPriority="0" w:semiHidden="0" w:name="table of authorities"/>
+    <w:lsdException w:unhideWhenUsed="0" w:uiPriority="0" w:semiHidden="0" w:name="macro"/>
+    <w:lsdException w:unhideWhenUsed="0" w:uiPriority="0" w:semiHidden="0" w:name="toa heading"/>
+    <w:lsdException w:unhideWhenUsed="0" w:uiPriority="0" w:semiHidden="0" w:name="List"/>
+    <w:lsdException w:unhideWhenUsed="0" w:uiPriority="0" w:semiHidden="0" w:name="List Bullet"/>
+    <w:lsdException w:unhideWhenUsed="0" w:uiPriority="0" w:semiHidden="0" w:name="List Number"/>
+    <w:lsdException w:unhideWhenUsed="0" w:uiPriority="0" w:semiHidden="0" w:name="List 2"/>
+    <w:lsdException w:unhideWhenUsed="0" w:uiPriority="0" w:semiHidden="0" w:name="List 3"/>
+    <w:lsdException w:unhideWhenUsed="0" w:uiPriority="0" w:semiHidden="0" w:name="List 4"/>
+    <w:lsdException w:unhideWhenUsed="0" w:uiPriority="0" w:semiHidden="0" w:name="List 5"/>
+    <w:lsdException w:unhideWhenUsed="0" w:uiPriority="0" w:semiHidden="0" w:name="List Bullet 2"/>
+    <w:lsdException w:unhideWhenUsed="0" w:uiPriority="0" w:semiHidden="0" w:name="List Bullet 3"/>
+    <w:lsdException w:unhideWhenUsed="0" w:uiPriority="0" w:semiHidden="0" w:name="List Bullet 4"/>
+    <w:lsdException w:unhideWhenUsed="0" w:uiPriority="0" w:semiHidden="0" w:name="List Bullet 5"/>
+    <w:lsdException w:unhideWhenUsed="0" w:uiPriority="0" w:semiHidden="0" w:name="List Number 2"/>
+    <w:lsdException w:unhideWhenUsed="0" w:uiPriority="0" w:semiHidden="0" w:name="List Number 3"/>
+    <w:lsdException w:unhideWhenUsed="0" w:uiPriority="0" w:semiHidden="0" w:name="List Number 4"/>
+    <w:lsdException w:unhideWhenUsed="0" w:uiPriority="0" w:semiHidden="0" w:name="List Number 5"/>
+    <w:lsdException w:qFormat="1" w:unhideWhenUsed="0" w:uiPriority="0" w:semiHidden="0" w:name="Title"/>
+    <w:lsdException w:unhideWhenUsed="0" w:uiPriority="0" w:semiHidden="0" w:name="Closing"/>
+    <w:lsdException w:unhideWhenUsed="0" w:uiPriority="0" w:semiHidden="0" w:name="Signature"/>
+    <w:lsdException w:unhideWhenUsed="0" w:uiPriority="0" w:name="Default Paragraph Font"/>
+    <w:lsdException w:unhideWhenUsed="0" w:uiPriority="0" w:semiHidden="0" w:name="Body Text"/>
+    <w:lsdException w:unhideWhenUsed="0" w:uiPriority="0" w:semiHidden="0" w:name="Body Text Indent"/>
+    <w:lsdException w:unhideWhenUsed="0" w:uiPriority="0" w:semiHidden="0" w:name="List Continue"/>
+    <w:lsdException w:unhideWhenUsed="0" w:uiPriority="0" w:semiHidden="0" w:name="List Continue 2"/>
+    <w:lsdException w:unhideWhenUsed="0" w:uiPriority="0" w:semiHidden="0" w:name="List Continue 3"/>
+    <w:lsdException w:unhideWhenUsed="0" w:uiPriority="0" w:semiHidden="0" w:name="List Continue 4"/>
+    <w:lsdException w:unhideWhenUsed="0" w:uiPriority="0" w:semiHidden="0" w:name="List Continue 5"/>
+    <w:lsdException w:unhideWhenUsed="0" w:uiPriority="0" w:semiHidden="0" w:name="Message Header"/>
+    <w:lsdException w:qFormat="1" w:unhideWhenUsed="0" w:uiPriority="0" w:semiHidden="0" w:name="Subtitle"/>
+    <w:lsdException w:unhideWhenUsed="0" w:uiPriority="0" w:semiHidden="0" w:name="Salutation"/>
+    <w:lsdException w:unhideWhenUsed="0" w:uiPriority="0" w:semiHidden="0" w:name="Date"/>
+    <w:lsdException w:unhideWhenUsed="0" w:uiPriority="0" w:semiHidden="0" w:name="Body Text First Indent"/>
+    <w:lsdException w:unhideWhenUsed="0" w:uiPriority="0" w:semiHidden="0" w:name="Body Text First Indent 2"/>
+    <w:lsdException w:unhideWhenUsed="0" w:uiPriority="0" w:semiHidden="0" w:name="Note Heading"/>
+    <w:lsdException w:unhideWhenUsed="0" w:uiPriority="0" w:semiHidden="0" w:name="Body Text 2"/>
+    <w:lsdException w:unhideWhenUsed="0" w:uiPriority="0" w:semiHidden="0" w:name="Body Text 3"/>
+    <w:lsdException w:unhideWhenUsed="0" w:uiPriority="0" w:semiHidden="0" w:name="Body Text Indent 2"/>
+    <w:lsdException w:unhideWhenUsed="0" w:uiPriority="0" w:semiHidden="0" w:name="Body Text Indent 3"/>
+    <w:lsdException w:unhideWhenUsed="0" w:uiPriority="0" w:semiHidden="0" w:name="Block Text"/>
+    <w:lsdException w:unhideWhenUsed="0" w:uiPriority="0" w:semiHidden="0" w:name="Hyperlink"/>
+    <w:lsdException w:unhideWhenUsed="0" w:uiPriority="0" w:semiHidden="0" w:name="FollowedHyperlink"/>
+    <w:lsdException w:qFormat="1" w:unhideWhenUsed="0" w:uiPriority="0" w:semiHidden="0" w:name="Strong"/>
+    <w:lsdException w:qFormat="1" w:unhideWhenUsed="0" w:uiPriority="0" w:semiHidden="0" w:name="Emphasis"/>
+    <w:lsdException w:unhideWhenUsed="0" w:uiPriority="0" w:semiHidden="0" w:name="Document Map"/>
+    <w:lsdException w:unhideWhenUsed="0" w:uiPriority="0" w:semiHidden="0" w:name="Plain Text"/>
+    <w:lsdException w:unhideWhenUsed="0" w:uiPriority="0" w:semiHidden="0" w:name="E-mail Signature"/>
+    <w:lsdException w:unhideWhenUsed="0" w:uiPriority="0" w:semiHidden="0" w:name="Normal (Web)"/>
+    <w:lsdException w:unhideWhenUsed="0" w:uiPriority="0" w:semiHidden="0" w:name="HTML Acronym"/>
+    <w:lsdException w:unhideWhenUsed="0" w:uiPriority="0" w:semiHidden="0" w:name="HTML Address"/>
+    <w:lsdException w:unhideWhenUsed="0" w:uiPriority="0" w:semiHidden="0" w:name="HTML Cite"/>
+    <w:lsdException w:unhideWhenUsed="0" w:uiPriority="0" w:semiHidden="0" w:name="HTML Code"/>
+    <w:lsdException w:unhideWhenUsed="0" w:uiPriority="0" w:semiHidden="0" w:name="HTML Definition"/>
+    <w:lsdException w:unhideWhenUsed="0" w:uiPriority="0" w:semiHidden="0" w:name="HTML Keyboard"/>
+    <w:lsdException w:unhideWhenUsed="0" w:uiPriority="0" w:semiHidden="0" w:name="HTML Preformatted"/>
+    <w:lsdException w:unhideWhenUsed="0" w:uiPriority="0" w:semiHidden="0" w:name="HTML Sample"/>
+    <w:lsdException w:unhideWhenUsed="0" w:uiPriority="0" w:semiHidden="0" w:name="HTML Typewriter"/>
+    <w:lsdException w:unhideWhenUsed="0" w:uiPriority="0" w:semiHidden="0" w:name="HTML Variable"/>
+    <w:lsdException w:uiPriority="99" w:name="Normal Table"/>
+    <w:lsdException w:unhideWhenUsed="0" w:uiPriority="0" w:semiHidden="0" w:name="annotation subject"/>
+    <w:lsdException w:unhideWhenUsed="0" w:uiPriority="0" w:semiHidden="0" w:name="Table Simple 1"/>
+    <w:lsdException w:unhideWhenUsed="0" w:uiPriority="0" w:semiHidden="0" w:name="Table Simple 2"/>
+    <w:lsdException w:unhideWhenUsed="0" w:uiPriority="0" w:semiHidden="0" w:name="Table Simple 3"/>
+    <w:lsdException w:unhideWhenUsed="0" w:uiPriority="0" w:semiHidden="0" w:name="Table Classic 1"/>
+    <w:lsdException w:unhideWhenUsed="0" w:uiPriority="0" w:semiHidden="0" w:name="Table Classic 2"/>
+    <w:lsdException w:unhideWhenUsed="0" w:uiPriority="0" w:semiHidden="0" w:name="Table Classic 3"/>
+    <w:lsdException w:unhideWhenUsed="0" w:uiPriority="0" w:semiHidden="0" w:name="Table Classic 4"/>
+    <w:lsdException w:unhideWhenUsed="0" w:uiPriority="0" w:semiHidden="0" w:name="Table Colorful 1"/>
+    <w:lsdException w:unhideWhenUsed="0" w:uiPriority="0" w:semiHidden="0" w:name="Table Colorful 2"/>
+    <w:lsdException w:unhideWhenUsed="0" w:uiPriority="0" w:semiHidden="0" w:name="Table Colorful 3"/>
+    <w:lsdException w:unhideWhenUsed="0" w:uiPriority="0" w:semiHidden="0" w:name="Table Columns 1"/>
+    <w:lsdException w:unhideWhenUsed="0" w:uiPriority="0" w:semiHidden="0" w:name="Table Columns 2"/>
+    <w:lsdException w:unhideWhenUsed="0" w:uiPriority="0" w:semiHidden="0" w:name="Table Columns 3"/>
+    <w:lsdException w:unhideWhenUsed="0" w:uiPriority="0" w:semiHidden="0" w:name="Table Columns 4"/>
+    <w:lsdException w:unhideWhenUsed="0" w:uiPriority="0" w:semiHidden="0" w:name="Table Columns 5"/>
+    <w:lsdException w:unhideWhenUsed="0" w:uiPriority="0" w:semiHidden="0" w:name="Table Grid 1"/>
+    <w:lsdException w:unhideWhenUsed="0" w:uiPriority="0" w:semiHidden="0" w:name="Table Grid 2"/>
+    <w:lsdException w:unhideWhenUsed="0" w:uiPriority="0" w:semiHidden="0" w:name="Table Grid 3"/>
+    <w:lsdException w:unhideWhenUsed="0" w:uiPriority="0" w:semiHidden="0" w:name="Table Grid 4"/>
+    <w:lsdException w:unhideWhenUsed="0" w:uiPriority="0" w:semiHidden="0" w:name="Table Grid 5"/>
+    <w:lsdException w:unhideWhenUsed="0" w:uiPriority="0" w:semiHidden="0" w:name="Table Grid 6"/>
+    <w:lsdException w:unhideWhenUsed="0" w:uiPriority="0" w:semiHidden="0" w:name="Table Grid 7"/>
+    <w:lsdException w:unhideWhenUsed="0" w:uiPriority="0" w:semiHidden="0" w:name="Table Grid 8"/>
+    <w:lsdException w:unhideWhenUsed="0" w:uiPriority="0" w:semiHidden="0" w:name="Table List 1"/>
+    <w:lsdException w:unhideWhenUsed="0" w:uiPriority="0" w:semiHidden="0" w:name="Table List 2"/>
+    <w:lsdException w:unhideWhenUsed="0" w:uiPriority="0" w:semiHidden="0" w:name="Table List 3"/>
+    <w:lsdException w:unhideWhenUsed="0" w:uiPriority="0" w:semiHidden="0" w:name="Table List 4"/>
+    <w:lsdException w:unhideWhenUsed="0" w:uiPriority="0" w:semiHidden="0" w:name="Table List 5"/>
+    <w:lsdException w:unhideWhenUsed="0" w:uiPriority="0" w:semiHidden="0" w:name="Table List 6"/>
+    <w:lsdException w:unhideWhenUsed="0" w:uiPriority="0" w:semiHidden="0" w:name="Table List 7"/>
+    <w:lsdException w:unhideWhenUsed="0" w:uiPriority="0" w:semiHidden="0" w:name="Table List 8"/>
+    <w:lsdException w:unhideWhenUsed="0" w:uiPriority="0" w:semiHidden="0" w:name="Table 3D effects 1"/>
+    <w:lsdException w:unhideWhenUsed="0" w:uiPriority="0" w:semiHidden="0" w:name="Table 3D effects 2"/>
+    <w:lsdException w:unhideWhenUsed="0" w:uiPriority="0" w:semiHidden="0" w:name="Table 3D effects 3"/>
+    <w:lsdException w:unhideWhenUsed="0" w:uiPriority="0" w:semiHidden="0" w:name="Table Contemporary"/>
+    <w:lsdException w:unhideWhenUsed="0" w:uiPriority="0" w:semiHidden="0" w:name="Table Elegant"/>
+    <w:lsdException w:unhideWhenUsed="0" w:uiPriority="0" w:semiHidden="0" w:name="Table Professional"/>
+    <w:lsdException w:unhideWhenUsed="0" w:uiPriority="0" w:semiHidden="0" w:name="Table Subtle 1"/>
+    <w:lsdException w:unhideWhenUsed="0" w:uiPriority="0" w:semiHidden="0" w:name="Table Subtle 2"/>
+    <w:lsdException w:unhideWhenUsed="0" w:uiPriority="0" w:semiHidden="0" w:name="Table Web 1"/>
+    <w:lsdException w:unhideWhenUsed="0" w:uiPriority="0" w:semiHidden="0" w:name="Table Web 2"/>
+    <w:lsdException w:unhideWhenUsed="0" w:uiPriority="0" w:semiHidden="0" w:name="Table Web 3"/>
+    <w:lsdException w:unhideWhenUsed="0" w:uiPriority="0" w:semiHidden="0" w:name="Balloon Text"/>
+    <w:lsdException w:unhideWhenUsed="0" w:uiPriority="39" w:semiHidden="0" w:name="Table Grid"/>
+    <w:lsdException w:unhideWhenUsed="0" w:uiPriority="0" w:semiHidden="0" w:name="Table Theme"/>
+    <w:lsdException w:unhideWhenUsed="0" w:uiPriority="60" w:semiHidden="0" w:name="Light Shading"/>
+    <w:lsdException w:unhideWhenUsed="0" w:uiPriority="61" w:semiHidden="0" w:name="Light List"/>
+    <w:lsdException w:unhideWhenUsed="0" w:uiPriority="62" w:semiHidden="0" w:name="Light Grid"/>
+    <w:lsdException w:unhideWhenUsed="0" w:uiPriority="63" w:semiHidden="0" w:name="Medium Shading 1"/>
+    <w:lsdException w:unhideWhenUsed="0" w:uiPriority="64" w:semiHidden="0" w:name="Medium Shading 2"/>
+    <w:lsdException w:unhideWhenUsed="0" w:uiPriority="65" w:semiHidden="0" w:name="Medium List 1"/>
+    <w:lsdException w:unhideWhenUsed="0" w:uiPriority="66" w:semiHidden="0" w:name="Medium List 2"/>
+    <w:lsdException w:unhideWhenUsed="0" w:uiPriority="67" w:semiHidden="0" w:name="Medium Grid 1"/>
+    <w:lsdException w:unhideWhenUsed="0" w:uiPriority="68" w:semiHidden="0" w:name="Medium Grid 2"/>
+    <w:lsdException w:unhideWhenUsed="0" w:uiPriority="69" w:semiHidden="0" w:name="Medium Grid 3"/>
+    <w:lsdException w:unhideWhenUsed="0" w:uiPriority="70" w:semiHidden="0" w:name="Dark List"/>
+    <w:lsdException w:unhideWhenUsed="0" w:uiPriority="71" w:semiHidden="0" w:name="Colorful Shading"/>
+    <w:lsdException w:unhideWhenUsed="0" w:uiPriority="72" w:semiHidden="0" w:name="Colorful List"/>
+    <w:lsdException w:unhideWhenUsed="0" w:uiPriority="73" w:semiHidden="0" w:name="Colorful Grid"/>
+    <w:lsdException w:unhideWhenUsed="0" w:uiPriority="60" w:semiHidden="0" w:name="Light Shading Accent 1"/>
+    <w:lsdException w:unhideWhenUsed="0" w:uiPriority="61" w:semiHidden="0" w:name="Light List Accent 1"/>
+    <w:lsdException w:unhideWhenUsed="0" w:uiPriority="62" w:semiHidden="0" w:name="Light Grid Accent 1"/>
+    <w:lsdException w:unhideWhenUsed="0" w:uiPriority="63" w:semiHidden="0" w:name="Medium Shading 1 Accent 1"/>
+    <w:lsdException w:unhideWhenUsed="0" w:uiPriority="64" w:semiHidden="0" w:name="Medium Shading 2 Accent 1"/>
+    <w:lsdException w:unhideWhenUsed="0" w:uiPriority="65" w:semiHidden="0" w:name="Medium List 1 Accent 1"/>
+    <w:lsdException w:unhideWhenUsed="0" w:uiPriority="66" w:semiHidden="0" w:name="Medium List 2 Accent 1"/>
+    <w:lsdException w:unhideWhenUsed="0" w:uiPriority="67" w:semiHidden="0" w:name="Medium Grid 1 Accent 1"/>
+    <w:lsdException w:unhideWhenUsed="0" w:uiPriority="68" w:semiHidden="0" w:name="Medium Grid 2 Accent 1"/>
+    <w:lsdException w:unhideWhenUsed="0" w:uiPriority="69" w:semiHidden="0" w:name="Medium Grid 3 Accent 1"/>
+    <w:lsdException w:unhideWhenUsed="0" w:uiPriority="70" w:semiHidden="0" w:name="Dark List Accent 1"/>
+    <w:lsdException w:unhideWhenUsed="0" w:uiPriority="71" w:semiHidden="0" w:name="Colorful Shading Accent 1"/>
+    <w:lsdException w:unhideWhenUsed="0" w:uiPriority="72" w:semiHidden="0" w:name="Colorful List Accent 1"/>
+    <w:lsdException w:unhideWhenUsed="0" w:uiPriority="73" w:semiHidden="0" w:name="Colorful Grid Accent 1"/>
+    <w:lsdException w:unhideWhenUsed="0" w:uiPriority="60" w:semiHidden="0" w:name="Light Shading Accent 2"/>
+    <w:lsdException w:unhideWhenUsed="0" w:uiPriority="61" w:semiHidden="0" w:name="Light List Accent 2"/>
+    <w:lsdException w:unhideWhenUsed="0" w:uiPriority="62" w:semiHidden="0" w:name="Light Grid Accent 2"/>
+    <w:lsdException w:unhideWhenUsed="0" w:uiPriority="63" w:semiHidden="0" w:name="Medium Shading 1 Accent 2"/>
+    <w:lsdException w:unhideWhenUsed="0" w:uiPriority="64" w:semiHidden="0" w:name="Medium Shading 2 Accent 2"/>
+    <w:lsdException w:unhideWhenUsed="0" w:uiPriority="65" w:semiHidden="0" w:name="Medium List 1 Accent 2"/>
+    <w:lsdException w:unhideWhenUsed="0" w:uiPriority="66" w:semiHidden="0" w:name="Medium List 2 Accent 2"/>
+    <w:lsdException w:unhideWhenUsed="0" w:uiPriority="67" w:semiHidden="0" w:name="Medium Grid 1 Accent 2"/>
+    <w:lsdException w:unhideWhenUsed="0" w:uiPriority="68" w:semiHidden="0" w:name="Medium Grid 2 Accent 2"/>
+    <w:lsdException w:unhideWhenUsed="0" w:uiPriority="69" w:semiHidden="0" w:name="Medium Grid 3 Accent 2"/>
+    <w:lsdException w:unhideWhenUsed="0" w:uiPriority="70" w:semiHidden="0" w:name="Dark List Accent 2"/>
+    <w:lsdException w:unhideWhenUsed="0" w:uiPriority="71" w:semiHidden="0" w:name="Colorful Shading Accent 2"/>
+    <w:lsdException w:unhideWhenUsed="0" w:uiPriority="72" w:semiHidden="0" w:name="Colorful List Accent 2"/>
+    <w:lsdException w:unhideWhenUsed="0" w:uiPriority="73" w:semiHidden="0" w:name="Colorful Grid Accent 2"/>
+    <w:lsdException w:unhideWhenUsed="0" w:uiPriority="60" w:semiHidden="0" w:name="Light Shading Accent 3"/>
+    <w:lsdException w:unhideWhenUsed="0" w:uiPriority="61" w:semiHidden="0" w:name="Light List Accent 3"/>
+    <w:lsdException w:unhideWhenUsed="0" w:uiPriority="62" w:semiHidden="0" w:name="Light Grid Accent 3"/>
+    <w:lsdException w:unhideWhenUsed="0" w:uiPriority="63" w:semiHidden="0" w:name="Medium Shading 1 Accent 3"/>
+    <w:lsdException w:unhideWhenUsed="0" w:uiPriority="64" w:semiHidden="0" w:name="Medium Shading 2 Accent 3"/>
+    <w:lsdException w:unhideWhenUsed="0" w:uiPriority="65" w:semiHidden="0" w:name="Medium List 1 Accent 3"/>
+    <w:lsdException w:unhideWhenUsed="0" w:uiPriority="66" w:semiHidden="0" w:name="Medium List 2 Accent 3"/>
+    <w:lsdException w:unhideWhenUsed="0" w:uiPriority="67" w:semiHidden="0" w:name="Medium Grid 1 Accent 3"/>
+    <w:lsdException w:unhideWhenUsed="0" w:uiPriority="68" w:semiHidden="0" w:name="Medium Grid 2 Accent 3"/>
+    <w:lsdException w:unhideWhenUsed="0" w:uiPriority="69" w:semiHidden="0" w:name="Medium Grid 3 Accent 3"/>
+    <w:lsdException w:unhideWhenUsed="0" w:uiPriority="70" w:semiHidden="0" w:name="Dark List Accent 3"/>
+    <w:lsdException w:unhideWhenUsed="0" w:uiPriority="71" w:semiHidden="0" w:name="Colorful Shading Accent 3"/>
+    <w:lsdException w:unhideWhenUsed="0" w:uiPriority="72" w:semiHidden="0" w:name="Colorful List Accent 3"/>
+    <w:lsdException w:unhideWhenUsed="0" w:uiPriority="73" w:semiHidden="0" w:name="Colorful Grid Accent 3"/>
+    <w:lsdException w:unhideWhenUsed="0" w:uiPriority="60" w:semiHidden="0" w:name="Light Shading Accent 4"/>
+    <w:lsdException w:unhideWhenUsed="0" w:uiPriority="61" w:semiHidden="0" w:name="Light List Accent 4"/>
+    <w:lsdException w:unhideWhenUsed="0" w:uiPriority="62" w:semiHidden="0" w:name="Light Grid Accent 4"/>
+    <w:lsdException w:unhideWhenUsed="0" w:uiPriority="63" w:semiHidden="0" w:name="Medium Shading 1 Accent 4"/>
+    <w:lsdException w:unhideWhenUsed="0" w:uiPriority="64" w:semiHidden="0" w:name="Medium Shading 2 Accent 4"/>
+    <w:lsdException w:unhideWhenUsed="0" w:uiPriority="65" w:semiHidden="0" w:name="Medium List 1 Accent 4"/>
+    <w:lsdException w:unhideWhenUsed="0" w:uiPriority="66" w:semiHidden="0" w:name="Medium List 2 Accent 4"/>
+    <w:lsdException w:unhideWhenUsed="0" w:uiPriority="67" w:semiHidden="0" w:name="Medium Grid 1 Accent 4"/>
+    <w:lsdException w:unhideWhenUsed="0" w:uiPriority="68" w:semiHidden="0" w:name="Medium Grid 2 Accent 4"/>
+    <w:lsdException w:unhideWhenUsed="0" w:uiPriority="69" w:semiHidden="0" w:name="Medium Grid 3 Accent 4"/>
+    <w:lsdException w:unhideWhenUsed="0" w:uiPriority="70" w:semiHidden="0" w:name="Dark List Accent 4"/>
+    <w:lsdException w:unhideWhenUsed="0" w:uiPriority="71" w:semiHidden="0" w:name="Colorful Shading Accent 4"/>
+    <w:lsdException w:unhideWhenUsed="0" w:uiPriority="72" w:semiHidden="0" w:name="Colorful List Accent 4"/>
+    <w:lsdException w:unhideWhenUsed="0" w:uiPriority="73" w:semiHidden="0" w:name="Colorful Grid Accent 4"/>
+    <w:lsdException w:unhideWhenUsed="0" w:uiPriority="60" w:semiHidden="0" w:name="Light Shading Accent 5"/>
+    <w:lsdException w:unhideWhenUsed="0" w:uiPriority="61" w:semiHidden="0" w:name="Light List Accent 5"/>
+    <w:lsdException w:unhideWhenUsed="0" w:uiPriority="62" w:semiHidden="0" w:name="Light Grid Accent 5"/>
+    <w:lsdException w:unhideWhenUsed="0" w:uiPriority="63" w:semiHidden="0" w:name="Medium Shading 1 Accent 5"/>
+    <w:lsdException w:unhideWhenUsed="0" w:uiPriority="64" w:semiHidden="0" w:name="Medium Shading 2 Accent 5"/>
+    <w:lsdException w:unhideWhenUsed="0" w:uiPriority="65" w:semiHidden="0" w:name="Medium List 1 Accent 5"/>
+    <w:lsdException w:unhideWhenUsed="0" w:uiPriority="66" w:semiHidden="0" w:name="Medium List 2 Accent 5"/>
+    <w:lsdException w:unhideWhenUsed="0" w:uiPriority="67" w:semiHidden="0" w:name="Medium Grid 1 Accent 5"/>
+    <w:lsdException w:unhideWhenUsed="0" w:uiPriority="68" w:semiHidden="0" w:name="Medium Grid 2 Accent 5"/>
+    <w:lsdException w:unhideWhenUsed="0" w:uiPriority="69" w:semiHidden="0" w:name="Medium Grid 3 Accent 5"/>
+    <w:lsdException w:unhideWhenUsed="0" w:uiPriority="70" w:semiHidden="0" w:name="Dark List Accent 5"/>
+    <w:lsdException w:unhideWhenUsed="0" w:uiPriority="71" w:semiHidden="0" w:name="Colorful Shading Accent 5"/>
+    <w:lsdException w:unhideWhenUsed="0" w:uiPriority="72" w:semiHidden="0" w:name="Colorful List Accent 5"/>
+    <w:lsdException w:unhideWhenUsed="0" w:uiPriority="73" w:semiHidden="0" w:name="Colorful Grid Accent 5"/>
+    <w:lsdException w:unhideWhenUsed="0" w:uiPriority="60" w:semiHidden="0" w:name="Light Shading Accent 6"/>
+    <w:lsdException w:unhideWhenUsed="0" w:uiPriority="61" w:semiHidden="0" w:name="Light List Accent 6"/>
+    <w:lsdException w:unhideWhenUsed="0" w:uiPriority="62" w:semiHidden="0" w:name="Light Grid Accent 6"/>
+    <w:lsdException w:unhideWhenUsed="0" w:uiPriority="63" w:semiHidden="0" w:name="Medium Shading 1 Accent 6"/>
+    <w:lsdException w:unhideWhenUsed="0" w:uiPriority="64" w:semiHidden="0" w:name="Medium Shading 2 Accent 6"/>
+    <w:lsdException w:unhideWhenUsed="0" w:uiPriority="65" w:semiHidden="0" w:name="Medium List 1 Accent 6"/>
+    <w:lsdException w:unhideWhenUsed="0" w:uiPriority="66" w:semiHidden="0" w:name="Medium List 2 Accent 6"/>
+    <w:lsdException w:unhideWhenUsed="0" w:uiPriority="67" w:semiHidden="0" w:name="Medium Grid 1 Accent 6"/>
+    <w:lsdException w:unhideWhenUsed="0" w:uiPriority="68" w:semiHidden="0" w:name="Medium Grid 2 Accent 6"/>
+    <w:lsdException w:unhideWhenUsed="0" w:uiPriority="69" w:semiHidden="0" w:name="Medium Grid 3 Accent 6"/>
+    <w:lsdException w:unhideWhenUsed="0" w:uiPriority="70" w:semiHidden="0" w:name="Dark List Accent 6"/>
+    <w:lsdException w:unhideWhenUsed="0" w:uiPriority="71" w:semiHidden="0" w:name="Colorful Shading Accent 6"/>
+    <w:lsdException w:unhideWhenUsed="0" w:uiPriority="72" w:semiHidden="0" w:name="Colorful List Accent 6"/>
+    <w:lsdException w:unhideWhenUsed="0" w:uiPriority="73" w:semiHidden="0" w:name="Colorful Grid Accent 6"/>
+  </w:latentStyles>
+  <w:style w:type="paragraph" w:default="1" w:styleId="1">
+    <w:name w:val="Normal"/>
+    <w:uiPriority w:val="0"/>
+    <w:pPr>
+      <w:widowControl w:val="0"/>
+      <w:jc w:val="left"/>
+    </w:pPr>
+    <w:rPr>
+      <w:sz w:val="21"/>
+      <w:szCs w:val="22"/>
+    </w:rPr>
+  </w:style>
+  <w:style w:type="character" w:default="1" w:styleId="4">
+    <w:name w:val="Default Paragraph Font"/>
+    <w:semiHidden/>
+    <w:uiPriority w:val="0"/>
+  </w:style>
+  <w:style w:type="table" w:default="1" w:styleId="2">
+    <w:name w:val="Normal Table"/>
+    <w:semiHidden/>
+    <w:unhideWhenUsed/>
+    <w:uiPriority w:val="99"/>
+    <w:tblPr>
+      <w:tblCellMar>
+        <w:top w:w="0" w:type="dxa"/>
+        <w:left w:w="108" w:type="dxa"/>
+        <w:bottom w:w="0" w:type="dxa"/>
+        <w:right w:w="108" w:type="dxa"/>
+      </w:tblCellMar>
+    </w:tblPr>
+    <w:tcPr>
+      <w:vAlign w:val="center"/>
+    </w:tcPr>
+  </w:style>
+  <w:style w:type="table" w:styleId="3">
     <w:name w:val="Table Grid"/>
-    <w:basedOn w:val="358p19"/>
+    <w:basedOn w:val="2"/>
     <w:uiPriority w:val="39"/>
     <w:tblPr>
       <w:tblBorders>
@@ -8159,31 +10720,6 @@
         <w:insideV w:val="single" w:color="CBCDD1" w:sz="6" w:space="0"/>
       </w:tblBorders>
     </w:tblPr>
-  </w:style>
-  <w:style w:type="paragraph" w:styleId="0h2xh6" w:default="1">
-    <w:name w:val="Normal"/>
-    <w:pPr>
-      <w:widowControl w:val="0"/>
-      <w:jc w:val="left"/>
-    </w:pPr>
-  </w:style>
-  <w:style w:type="table" w:styleId="358p19" w:default="1">
-    <w:name w:val="Normal Table"/>
-    <w:uiPriority w:val="99"/>
-    <w:semiHidden w:val="1"/>
-    <w:unhideWhenUsed w:val="1"/>
-    <w:tblPr>
-      <w:tblInd w:w="0" w:type="dxa"/>
-      <w:tblCellMar>
-        <w:top w:w="0" w:type="dxa"/>
-        <w:left w:w="108" w:type="dxa"/>
-        <w:bottom w:w="0" w:type="dxa"/>
-        <w:right w:w="108" w:type="dxa"/>
-      </w:tblCellMar>
-    </w:tblPr>
-    <w:tcPr>
-      <w:vAlign w:val="center"/>
-    </w:tcPr>
   </w:style>
 </w:styles>
 </file>
@@ -8409,6 +10945,5 @@
     </a:fmtScheme>
   </a:themeElements>
   <a:objectDefaults/>
-  <a:extraClrSchemeLst/>
 </a:theme>
 </file>
--- a/docs/CampusGuard-软件需求说明书.docx
+++ b/docs/CampusGuard-软件需求说明书.docx
@@ -1,6 +1,6 @@
 
 <file path=word/document.xml><?xml version="1.0" encoding="utf-8"?>
-<w:document xmlns:wpc="http://schemas.microsoft.com/office/word/2010/wordprocessingCanvas" xmlns:cx="http://schemas.microsoft.com/office/drawing/2014/chartex" xmlns:cx1="http://schemas.microsoft.com/office/drawing/2015/9/8/chartex" xmlns:cx2="http://schemas.microsoft.com/office/drawing/2015/10/21/chartex" xmlns:cx3="http://schemas.microsoft.com/office/drawing/2016/5/9/chartex" xmlns:cx4="http://schemas.microsoft.com/office/drawing/2016/5/10/chartex" xmlns:cx5="http://schemas.microsoft.com/office/drawing/2016/5/11/chartex" xmlns:cx6="http://schemas.microsoft.com/office/drawing/2016/5/12/chartex" xmlns:cx7="http://schemas.microsoft.com/office/drawing/2016/5/13/chartex" xmlns:cx8="http://schemas.microsoft.com/office/drawing/2016/5/14/chartex" xmlns:mc="http://schemas.openxmlformats.org/markup-compatibility/2006" xmlns:o="urn:schemas-microsoft-com:office:office" xmlns:r="http://schemas.openxmlformats.org/officeDocument/2006/relationships" xmlns:m="http://schemas.openxmlformats.org/officeDocument/2006/math" xmlns:v="urn:schemas-microsoft-com:vml" xmlns:wp14="http://schemas.microsoft.com/office/word/2010/wordprocessingDrawing" xmlns:wp="http://schemas.openxmlformats.org/drawingml/2006/wordprocessingDrawing" xmlns:w="http://schemas.openxmlformats.org/wordprocessingml/2006/main" xmlns:w14="http://schemas.microsoft.com/office/word/2010/wordml" xmlns:w10="urn:schemas-microsoft-com:office:word" xmlns:w15="http://schemas.microsoft.com/office/word/2012/wordml" xmlns:wpg="http://schemas.microsoft.com/office/word/2010/wordprocessingGroup" xmlns:wpi="http://schemas.microsoft.com/office/word/2010/wordprocessingInk" xmlns:wne="http://schemas.microsoft.com/office/word/2006/wordml" xmlns:wps="http://schemas.microsoft.com/office/word/2010/wordprocessingShape" xmlns:wpsCustomData="http://www.wps.cn/officeDocument/2013/wpsCustomData" mc:Ignorable="w14 w15 wp14">
+<w:document xmlns:wpc="http://schemas.microsoft.com/office/word/2010/wordprocessingCanvas" xmlns:mc="http://schemas.openxmlformats.org/markup-compatibility/2006" xmlns:o="urn:schemas-microsoft-com:office:office" xmlns:r="http://schemas.openxmlformats.org/officeDocument/2006/relationships" xmlns:m="http://schemas.openxmlformats.org/officeDocument/2006/math" xmlns:v="urn:schemas-microsoft-com:vml" xmlns:wp14="http://schemas.microsoft.com/office/word/2010/wordprocessingDrawing" xmlns:wp="http://schemas.openxmlformats.org/drawingml/2006/wordprocessingDrawing" xmlns:w="http://schemas.openxmlformats.org/wordprocessingml/2006/main" xmlns:w14="http://schemas.microsoft.com/office/word/2010/wordml" xmlns:w10="urn:schemas-microsoft-com:office:word" xmlns:w15="http://schemas.microsoft.com/office/word/2012/wordml" xmlns:wpg="http://schemas.microsoft.com/office/word/2010/wordprocessingGroup" xmlns:wpi="http://schemas.microsoft.com/office/word/2010/wordprocessingInk" xmlns:wne="http://schemas.microsoft.com/office/word/2006/wordml" xmlns:wps="http://schemas.microsoft.com/office/word/2010/wordprocessingShape" xmlns:wpsCustomData="http://www.wps.cn/officeDocument/2013/wpsCustomData" mc:Ignorable="w14 w15 wp14">
   <w:body>
     <w:p>
       <w:pPr>
@@ -66,9 +66,10 @@
         <w:spacing w:before="120" w:after="0"/>
         <w:jc w:val="center"/>
         <w:rPr>
-          <w:rFonts w:ascii="宋体" w:hAnsi="宋体" w:eastAsia="宋体"/>
+          <w:rFonts w:hint="eastAsia" w:ascii="宋体" w:hAnsi="宋体" w:eastAsia="宋体"/>
           <w:sz w:val="24"/>
           <w:szCs w:val="24"/>
+          <w:lang w:val="en-US" w:eastAsia="zh-CN"/>
         </w:rPr>
       </w:pPr>
       <w:r>
@@ -77,7 +78,16 @@
           <w:sz w:val="28"/>
           <w:szCs w:val="28"/>
         </w:rPr>
-        <w:t>使    用：广州职业技术大学</w:t>
+        <w:t>使    用：</w:t>
+      </w:r>
+      <w:r>
+        <w:rPr>
+          <w:rFonts w:hint="eastAsia" w:ascii="宋体" w:hAnsi="宋体" w:eastAsia="宋体"/>
+          <w:sz w:val="28"/>
+          <w:szCs w:val="28"/>
+          <w:lang w:val="en-US" w:eastAsia="zh-CN"/>
+        </w:rPr>
+        <w:t>广州软件学院</w:t>
       </w:r>
     </w:p>
     <w:p>
@@ -615,12 +625,6 @@
             <w:insideH w:val="single" w:color="CBCDD1" w:sz="6" w:space="0"/>
             <w:insideV w:val="single" w:color="CBCDD1" w:sz="6" w:space="0"/>
           </w:tblBorders>
-          <w:tblCellMar>
-            <w:top w:w="0" w:type="dxa"/>
-            <w:left w:w="108" w:type="dxa"/>
-            <w:bottom w:w="0" w:type="dxa"/>
-            <w:right w:w="108" w:type="dxa"/>
-          </w:tblCellMar>
         </w:tblPrEx>
         <w:tc>
           <w:tcPr>
@@ -1311,15 +1315,35 @@
         <w:rPr>
           <w:rFonts w:hint="eastAsia"/>
         </w:rPr>
-        <w:t>（2）任务的提出者：软件工程课程实验五《软件需求说明书》课程设计任务，由项目组自主选题。</w:t>
-      </w:r>
-    </w:p>
-    <w:p>
-      <w:r>
-        <w:rPr>
-          <w:rFonts w:hint="eastAsia"/>
-        </w:rPr>
-        <w:t>（3）开发者：李星（学号 2620147129）及课程项目组。</w:t>
+        <w:t>（2）任务的提出者：软件工程课程设计任务，由项目组自主选题。</w:t>
+      </w:r>
+    </w:p>
+    <w:p>
+      <w:r>
+        <w:rPr>
+          <w:rFonts w:hint="eastAsia"/>
+        </w:rPr>
+        <w:t>（3）开发者：李星</w:t>
+      </w:r>
+      <w:r>
+        <w:rPr>
+          <w:rFonts w:hint="eastAsia"/>
+          <w:lang w:eastAsia="zh-CN"/>
+        </w:rPr>
+        <w:t>、</w:t>
+      </w:r>
+      <w:r>
+        <w:rPr>
+          <w:rFonts w:hint="eastAsia"/>
+          <w:lang w:val="en-US" w:eastAsia="zh-CN"/>
+        </w:rPr>
+        <w:t>甘湘川、徐雪鹏、王耿炫、林炯汉</w:t>
+      </w:r>
+      <w:r>
+        <w:rPr>
+          <w:rFonts w:hint="eastAsia"/>
+        </w:rPr>
+        <w:t>。</w:t>
       </w:r>
     </w:p>
     <w:p>
@@ -1354,26 +1378,12 @@
     <w:p>
       <w:pPr>
         <w:rPr>
-          <w:rFonts w:hint="default" w:eastAsia="黑体"/>
-          <w:lang w:val="en-US" w:eastAsia="zh-CN"/>
+          <w:rFonts w:hint="eastAsia"/>
         </w:rPr>
       </w:pPr>
-      <w:r>
-        <w:rPr>
-          <w:rFonts w:hint="eastAsia"/>
-          <w:lang w:val="en-US" w:eastAsia="zh-CN"/>
-        </w:rPr>
-        <w:t>111111111111111111111111111111111111111111111</w:t>
-      </w:r>
-      <w:bookmarkStart w:id="0" w:name="_GoBack"/>
-      <w:bookmarkEnd w:id="0"/>
     </w:p>
     <w:p>
       <w:pPr>
-        <w:keepNext/>
-        <w:keepLines/>
-        <w:spacing w:before="100" w:beforeAutospacing="1" w:after="100" w:afterAutospacing="1"/>
-        <w:outlineLvl w:val="1"/>
         <w:rPr>
           <w:sz w:val="32"/>
           <w:szCs w:val="32"/>
@@ -3993,12 +4003,6 @@
             <w:insideH w:val="single" w:color="CBCDD1" w:sz="6" w:space="0"/>
             <w:insideV w:val="single" w:color="CBCDD1" w:sz="6" w:space="0"/>
           </w:tblBorders>
-          <w:tblCellMar>
-            <w:top w:w="15" w:type="dxa"/>
-            <w:left w:w="15" w:type="dxa"/>
-            <w:bottom w:w="15" w:type="dxa"/>
-            <w:right w:w="15" w:type="dxa"/>
-          </w:tblCellMar>
         </w:tblPrEx>
         <w:trPr>
           <w:tblHeader/>
@@ -4126,11 +4130,31 @@
             <w:vAlign w:val="center"/>
           </w:tcPr>
           <w:p>
+            <w:pPr>
+              <w:rPr>
+                <w:rFonts w:hint="default" w:eastAsiaTheme="minorEastAsia"/>
+                <w:lang w:val="en-US" w:eastAsia="zh-CN"/>
+              </w:rPr>
+            </w:pPr>
             <w:r>
               <w:rPr>
                 <w:rFonts w:hint="eastAsia"/>
               </w:rPr>
               <w:t>Python 3.10+、JavaScript、SQL</w:t>
+            </w:r>
+            <w:r>
+              <w:rPr>
+                <w:rFonts w:hint="eastAsia"/>
+                <w:lang w:eastAsia="zh-CN"/>
+              </w:rPr>
+              <w:t>、</w:t>
+            </w:r>
+            <w:r>
+              <w:rPr>
+                <w:rFonts w:hint="eastAsia"/>
+                <w:lang w:val="en-US" w:eastAsia="zh-CN"/>
+              </w:rPr>
+              <w:t>HTML5</w:t>
             </w:r>
           </w:p>
         </w:tc>
@@ -4643,6 +4667,12 @@
             <w:insideH w:val="single" w:color="CBCDD1" w:sz="6" w:space="0"/>
             <w:insideV w:val="single" w:color="CBCDD1" w:sz="6" w:space="0"/>
           </w:tblBorders>
+          <w:tblCellMar>
+            <w:top w:w="15" w:type="dxa"/>
+            <w:left w:w="15" w:type="dxa"/>
+            <w:bottom w:w="15" w:type="dxa"/>
+            <w:right w:w="15" w:type="dxa"/>
+          </w:tblCellMar>
         </w:tblPrEx>
         <w:trPr>
           <w:tblHeader/>
@@ -10292,7 +10322,15 @@
         <w:rPr>
           <w:rFonts w:hint="eastAsia"/>
         </w:rPr>
-        <w:t>（3）实时通信接口：使用 WebSocket 推送新预警、复核结果、任务派发、任务超时和摄像头状态变化。</w:t>
+        <w:t>（3）实时通信接口：使用 WebSocket 推送新预警、复核结果、</w:t>
+      </w:r>
+      <w:bookmarkStart w:id="0" w:name="_GoBack"/>
+      <w:bookmarkEnd w:id="0"/>
+      <w:r>
+        <w:rPr>
+          <w:rFonts w:hint="eastAsia"/>
+        </w:rPr>
+        <w:t>任务派发、任务超时和摄像头状态变化。</w:t>
       </w:r>
     </w:p>
     <w:p>
@@ -10571,7 +10609,7 @@
     <w:lsdException w:unhideWhenUsed="0" w:uiPriority="0" w:semiHidden="0" w:name="Table Web 2"/>
     <w:lsdException w:unhideWhenUsed="0" w:uiPriority="0" w:semiHidden="0" w:name="Table Web 3"/>
     <w:lsdException w:unhideWhenUsed="0" w:uiPriority="0" w:semiHidden="0" w:name="Balloon Text"/>
-    <w:lsdException w:unhideWhenUsed="0" w:uiPriority="39" w:semiHidden="0" w:name="Table Grid"/>
+    <w:lsdException w:qFormat="1" w:unhideWhenUsed="0" w:uiPriority="39" w:semiHidden="0" w:name="Table Grid"/>
     <w:lsdException w:unhideWhenUsed="0" w:uiPriority="0" w:semiHidden="0" w:name="Table Theme"/>
     <w:lsdException w:unhideWhenUsed="0" w:uiPriority="60" w:semiHidden="0" w:name="Light Shading"/>
     <w:lsdException w:unhideWhenUsed="0" w:uiPriority="61" w:semiHidden="0" w:name="Light List"/>
@@ -10680,6 +10718,7 @@
       <w:jc w:val="left"/>
     </w:pPr>
     <w:rPr>
+      <w:rFonts w:asciiTheme="minorHAnsi" w:hAnsiTheme="minorHAnsi" w:eastAsiaTheme="minorEastAsia" w:cstheme="minorBidi"/>
       <w:sz w:val="21"/>
       <w:szCs w:val="22"/>
     </w:rPr>
@@ -10709,6 +10748,7 @@
   <w:style w:type="table" w:styleId="3">
     <w:name w:val="Table Grid"/>
     <w:basedOn w:val="2"/>
+    <w:qFormat/>
     <w:uiPriority w:val="39"/>
     <w:tblPr>
       <w:tblBorders>
